--- a/output/北塩原村_計画素案_正本_移植後.docx
+++ b/output/北塩原村_計画素案_正本_移植後.docx
@@ -2734,6 +2734,1389 @@
     </w:p>
     <w:p>
       <w:pPr>
+        <w:pStyle w:val="ac"/>
+      </w:pPr>
+      <w:r>
+        <w:t>（１）福島県の計画との整合</w:t>
+      </w:r>
+    </w:p>
+    <w:p>
+      <w:pPr>
+        <w:ind w:firstLine="220"/>
+      </w:pPr>
+      <w:r>
+        <w:rPr>
+          <w:b w:val="0"/>
+        </w:rPr>
+        <w:t>国の基本指針 第三の一の７（他の計画等との関係）は、障害福祉計画等を、障害者基本法第11条第２項に規定する都道府県障害者計画その他の法律の規定による計画等であって障害者等の福祉に関する事項を定めるものと調和が保たれたものとすることが必要であるとしています。福島県の計画の状況は次のとおりです。</w:t>
+      </w:r>
+    </w:p>
+    <w:tbl>
+      <w:tblPr>
+        <w:tblLook w:firstColumn="1" w:firstRow="1" w:lastColumn="0" w:lastRow="0" w:noHBand="0" w:noVBand="1" w:val="04A0"/>
+        <w:tblBorders>
+          <w:top w:val="single" w:sz="8" w:space="0" w:color="4F8A6E"/>
+          <w:left w:val="single" w:sz="8" w:space="0" w:color="4F8A6E"/>
+          <w:bottom w:val="single" w:sz="8" w:space="0" w:color="4F8A6E"/>
+          <w:right w:val="single" w:sz="8" w:space="0" w:color="4F8A6E"/>
+          <w:insideH w:val="single" w:sz="8" w:space="0" w:color="4F8A6E"/>
+          <w:insideV w:val="single" w:sz="8" w:space="0" w:color="4F8A6E"/>
+        </w:tblBorders>
+        <w:tblW w:w="9412" w:type="dxa"/>
+      </w:tblPr>
+      <w:tblGrid>
+        <w:gridCol w:w="3137"/>
+        <w:gridCol w:w="3137"/>
+        <w:gridCol w:w="3137"/>
+      </w:tblGrid>
+      <w:tr>
+        <w:tc>
+          <w:tcPr>
+            <w:tcW w:w="1858" w:type="dxa"/>
+            <w:shd w:val="clear" w:color="auto" w:fill="2D7A57"/>
+          </w:tcPr>
+          <w:p>
+            <w:pPr>
+              <w:spacing w:after="0"/>
+              <w:jc w:val="center"/>
+            </w:pPr>
+            <w:r>
+              <w:rPr>
+                <w:b/>
+                <w:color w:val="FFFFFF"/>
+                <w:sz w:val="19"/>
+              </w:rPr>
+              <w:t>県の計画</w:t>
+            </w:r>
+          </w:p>
+        </w:tc>
+        <w:tc>
+          <w:tcPr>
+            <w:tcW w:w="4334" w:type="dxa"/>
+            <w:shd w:val="clear" w:color="auto" w:fill="2D7A57"/>
+          </w:tcPr>
+          <w:p>
+            <w:pPr>
+              <w:spacing w:after="0"/>
+              <w:jc w:val="center"/>
+            </w:pPr>
+            <w:r>
+              <w:rPr>
+                <w:b/>
+                <w:color w:val="FFFFFF"/>
+                <w:sz w:val="19"/>
+              </w:rPr>
+              <w:t>計画期間</w:t>
+            </w:r>
+          </w:p>
+        </w:tc>
+        <w:tc>
+          <w:tcPr>
+            <w:tcW w:w="3220" w:type="dxa"/>
+            <w:shd w:val="clear" w:color="auto" w:fill="2D7A57"/>
+          </w:tcPr>
+          <w:p>
+            <w:pPr>
+              <w:spacing w:after="0"/>
+              <w:jc w:val="center"/>
+            </w:pPr>
+            <w:r>
+              <w:rPr>
+                <w:b/>
+                <w:color w:val="FFFFFF"/>
+                <w:sz w:val="19"/>
+              </w:rPr>
+              <w:t>本計画との関係</w:t>
+            </w:r>
+          </w:p>
+        </w:tc>
+      </w:tr>
+      <w:tr>
+        <w:tc>
+          <w:tcPr>
+            <w:tcW w:w="1858" w:type="dxa"/>
+            <w:shd w:val="clear" w:color="auto" w:fill="EAF4EE"/>
+          </w:tcPr>
+          <w:p>
+            <w:pPr>
+              <w:spacing w:after="0"/>
+            </w:pPr>
+            <w:r>
+              <w:rPr>
+                <w:sz w:val="19"/>
+              </w:rPr>
+              <w:t>第５次福島県障がい者計画</w:t>
+            </w:r>
+          </w:p>
+        </w:tc>
+        <w:tc>
+          <w:tcPr>
+            <w:tcW w:w="4334" w:type="dxa"/>
+          </w:tcPr>
+          <w:p>
+            <w:pPr>
+              <w:spacing w:after="0"/>
+            </w:pPr>
+            <w:r>
+              <w:rPr>
+                <w:sz w:val="19"/>
+              </w:rPr>
+              <w:t>令和４年度～令和12年度（９年間）</w:t>
+            </w:r>
+          </w:p>
+        </w:tc>
+        <w:tc>
+          <w:tcPr>
+            <w:tcW w:w="3220" w:type="dxa"/>
+          </w:tcPr>
+          <w:p>
+            <w:pPr>
+              <w:spacing w:after="0"/>
+            </w:pPr>
+            <w:r>
+              <w:rPr>
+                <w:sz w:val="19"/>
+              </w:rPr>
+              <w:t>障害者基本法第11条第２項の都道府県障害者計画。本計画期間（令和９～11年度）は同計画の期間内に収まる。本計画の障がい者計画部分（第４次北塩原村障がい者計画の継続）は、同計画の基本目標・重点施策と対応させる（令和４年３月策定。原典で確認）</w:t>
+            </w:r>
+          </w:p>
+        </w:tc>
+      </w:tr>
+      <w:tr>
+        <w:tc>
+          <w:tcPr>
+            <w:tcW w:w="1858" w:type="dxa"/>
+            <w:shd w:val="clear" w:color="auto" w:fill="EAF4EE"/>
+          </w:tcPr>
+          <w:p>
+            <w:pPr>
+              <w:spacing w:after="0"/>
+            </w:pPr>
+            <w:r>
+              <w:rPr>
+                <w:sz w:val="19"/>
+              </w:rPr>
+              <w:t>第７期福島県障がい福祉計画・第３期福島県障がい児福祉計画</w:t>
+            </w:r>
+          </w:p>
+        </w:tc>
+        <w:tc>
+          <w:tcPr>
+            <w:tcW w:w="4334" w:type="dxa"/>
+          </w:tcPr>
+          <w:p>
+            <w:pPr>
+              <w:spacing w:after="0"/>
+            </w:pPr>
+            <w:r>
+              <w:rPr>
+                <w:sz w:val="19"/>
+              </w:rPr>
+              <w:t>令和６年度～令和８年度（３年間）</w:t>
+            </w:r>
+          </w:p>
+        </w:tc>
+        <w:tc>
+          <w:tcPr>
+            <w:tcW w:w="3220" w:type="dxa"/>
+          </w:tcPr>
+          <w:p>
+            <w:pPr>
+              <w:spacing w:after="0"/>
+            </w:pPr>
+            <w:r>
+              <w:rPr>
+                <w:sz w:val="19"/>
+              </w:rPr>
+              <w:t>現行の県計画。令和８年度で満了する。本計画の第４章１（第７期計画の成果目標の達成状況）は、同計画の成果目標と対照して組む（令和６年３月策定・206頁。原典で確認）</w:t>
+            </w:r>
+          </w:p>
+        </w:tc>
+      </w:tr>
+      <w:tr>
+        <w:tc>
+          <w:tcPr>
+            <w:tcW w:w="1858" w:type="dxa"/>
+            <w:shd w:val="clear" w:color="auto" w:fill="EAF4EE"/>
+          </w:tcPr>
+          <w:p>
+            <w:pPr>
+              <w:spacing w:after="0"/>
+            </w:pPr>
+            <w:r>
+              <w:rPr>
+                <w:sz w:val="19"/>
+              </w:rPr>
+              <w:t>第８期福島県障がい福祉計画・第４期福島県障がい児福祉計画</w:t>
+            </w:r>
+          </w:p>
+        </w:tc>
+        <w:tc>
+          <w:tcPr>
+            <w:tcW w:w="4334" w:type="dxa"/>
+          </w:tcPr>
+          <w:p>
+            <w:pPr>
+              <w:spacing w:after="0"/>
+            </w:pPr>
+            <w:r>
+              <w:rPr>
+                <w:sz w:val="19"/>
+              </w:rPr>
+              <w:t>令和９年度～令和11年度（本計画と同一期間）</w:t>
+            </w:r>
+          </w:p>
+        </w:tc>
+        <w:tc>
+          <w:tcPr>
+            <w:tcW w:w="3220" w:type="dxa"/>
+          </w:tcPr>
+          <w:p>
+            <w:pPr>
+              <w:spacing w:after="0"/>
+            </w:pPr>
+            <w:r>
+              <w:rPr>
+                <w:sz w:val="19"/>
+              </w:rPr>
+              <w:t>本計画と同じ期間を対象とする。国の基本指針 別表第二 三㈠⑤の基盤整備量（利用者数）は、県の算定値を勘案して定める（令和８年10月時点で未公表）</w:t>
+            </w:r>
+          </w:p>
+        </w:tc>
+      </w:tr>
+    </w:tbl>
+    <w:p>
+      <w:pPr>
+        <w:ind w:firstLine="220"/>
+      </w:pPr>
+      <w:r>
+        <w:rPr>
+          <w:b w:val="0"/>
+        </w:rPr>
+        <w:t>県の障がい者計画は令和12年度までを計画期間としており、本計画期間はその期間内に収まります。これに対して県の障がい福祉計画・障がい児福祉計画は現行の第７期・第３期が令和８年度で満了し、本計画と同じ期間を対象とする第８期・第４期は令和８年10月時点で公表されていません。このため、本計画の成果目標及び見込量は国の基本指針に即して設定し、県計画の公表後に整合を点検することとします。点検の結果、県計画との調和を欠く事項があれば、第１章６の推進体制に定める年次の点検評価において修正を検討します。</w:t>
+      </w:r>
+    </w:p>
+    <w:tbl>
+      <w:tblPr>
+        <w:tblLook w:firstColumn="1" w:firstRow="1" w:lastColumn="0" w:lastRow="0" w:noHBand="0" w:noVBand="1" w:val="04A0"/>
+        <w:tblBorders>
+          <w:top w:val="single" w:sz="8" w:space="0" w:color="3D86C6"/>
+          <w:left w:val="single" w:sz="8" w:space="0" w:color="3D86C6"/>
+          <w:bottom w:val="single" w:sz="8" w:space="0" w:color="3D86C6"/>
+          <w:right w:val="single" w:sz="8" w:space="0" w:color="3D86C6"/>
+          <w:insideH w:val="single" w:sz="8" w:space="0" w:color="3D86C6"/>
+          <w:insideV w:val="single" w:sz="8" w:space="0" w:color="3D86C6"/>
+        </w:tblBorders>
+        <w:tblW w:w="9412" w:type="dxa"/>
+      </w:tblPr>
+      <w:tblGrid>
+        <w:gridCol w:w="9412"/>
+      </w:tblGrid>
+      <w:tr>
+        <w:tc>
+          <w:tcPr>
+            <w:tcW w:type="dxa" w:w="9412"/>
+            <w:tcW w:w="9412" w:type="dxa"/>
+            <w:shd w:val="clear" w:color="auto" w:fill="EEF5FB"/>
+          </w:tcPr>
+          <w:p>
+            <w:pPr>
+              <w:spacing w:after="0"/>
+            </w:pPr>
+            <w:r>
+              <w:rPr>
+                <w:sz w:val="20"/>
+              </w:rPr>
+              <w:t>【県へ確認（Ｑ-５）】第８期福島県障がい福祉計画・第４期福島県障がい児福祉計画の策定時期と公表の予定を、村を通じて県障がい福祉課に確認してください。基盤整備量（別表第二 三㈠⑤）は定めなければならない事項であることから、本村の計画確定（令和９年３月予定）までに県の算定値が得られない場合の取扱いもあわせて確認が必要です。</w:t>
+            </w:r>
+          </w:p>
+        </w:tc>
+      </w:tr>
+    </w:tbl>
+    <w:p>
+      <w:pPr>
+        <w:pStyle w:val="ac"/>
+      </w:pPr>
+      <w:r>
+        <w:t>（２）県が定める区域と本計画でいう圏域</w:t>
+      </w:r>
+    </w:p>
+    <w:p>
+      <w:pPr>
+        <w:ind w:firstLine="220"/>
+      </w:pPr>
+      <w:r>
+        <w:rPr>
+          <w:b w:val="0"/>
+        </w:rPr>
+        <w:t>国の基本指針 第三の一の５は、サービスの種類ごとの量の見込みを定める単位となる区域を都道府県が定めるものとしています。第７期福島県障がい福祉計画 第１の５（区域の設定）は、この区域を７つの障がい保健福祉圏域とし、本村は会津障がい保健福祉圏域（会津若松市、喜多方市、本村、西会津町、磐梯町、猪苗代町、会津坂下町、湯川村、柳津町、三島町、金山町、昭和村、会津美里町の２市８町３村）に属します。また施設への入所については、その利用が圏域内で完結せず圏域を超えた利用が多数を占めることから、全県で広域的に行うこととされています。</w:t>
+      </w:r>
+    </w:p>
+    <w:p>
+      <w:pPr>
+        <w:ind w:firstLine="220"/>
+      </w:pPr>
+      <w:r>
+        <w:rPr>
+          <w:b w:val="0"/>
+        </w:rPr>
+        <w:t>本計画で「会津北部圏域」と呼ぶのは、地域生活支援拠点等の共同整備や事業所の相互利用を進める単位としての猪苗代町・磐梯町・湯川村及び本村の４町村であり、県が定める会津障がい保健福祉圏域とは範囲が異なります。計画上の区域は会津障がい保健福祉圏域であり、県との計画協議や見込量の進行管理は同圏域を単位として行われます。なお県計画の会津障がい保健福祉圏域計画も「会津北部」を地域生活支援拠点の単位として挙げており、本計画が会津北部圏域での共同整備を前提とすることは県計画と整合します。</w:t>
+      </w:r>
+    </w:p>
+    <w:tbl>
+      <w:tblPr>
+        <w:tblLook w:firstColumn="1" w:firstRow="1" w:lastColumn="0" w:lastRow="0" w:noHBand="0" w:noVBand="1" w:val="04A0"/>
+        <w:tblBorders>
+          <w:top w:val="single" w:sz="8" w:space="0" w:color="4F8A6E"/>
+          <w:left w:val="single" w:sz="8" w:space="0" w:color="4F8A6E"/>
+          <w:bottom w:val="single" w:sz="8" w:space="0" w:color="4F8A6E"/>
+          <w:right w:val="single" w:sz="8" w:space="0" w:color="4F8A6E"/>
+          <w:insideH w:val="single" w:sz="8" w:space="0" w:color="4F8A6E"/>
+          <w:insideV w:val="single" w:sz="8" w:space="0" w:color="4F8A6E"/>
+        </w:tblBorders>
+        <w:tblW w:w="9412" w:type="dxa"/>
+      </w:tblPr>
+      <w:tblGrid>
+        <w:gridCol w:w="3137"/>
+        <w:gridCol w:w="3137"/>
+        <w:gridCol w:w="3137"/>
+      </w:tblGrid>
+      <w:tr>
+        <w:tc>
+          <w:tcPr>
+            <w:tcW w:w="1858" w:type="dxa"/>
+            <w:shd w:val="clear" w:color="auto" w:fill="2D7A57"/>
+          </w:tcPr>
+          <w:p>
+            <w:pPr>
+              <w:spacing w:after="0"/>
+              <w:jc w:val="center"/>
+            </w:pPr>
+            <w:r>
+              <w:rPr>
+                <w:b/>
+                <w:color w:val="FFFFFF"/>
+                <w:sz w:val="19"/>
+              </w:rPr>
+              <w:t>本計画での呼び方</w:t>
+            </w:r>
+          </w:p>
+        </w:tc>
+        <w:tc>
+          <w:tcPr>
+            <w:tcW w:w="4334" w:type="dxa"/>
+            <w:shd w:val="clear" w:color="auto" w:fill="2D7A57"/>
+          </w:tcPr>
+          <w:p>
+            <w:pPr>
+              <w:spacing w:after="0"/>
+              <w:jc w:val="center"/>
+            </w:pPr>
+            <w:r>
+              <w:rPr>
+                <w:b/>
+                <w:color w:val="FFFFFF"/>
+                <w:sz w:val="19"/>
+              </w:rPr>
+              <w:t>範囲</w:t>
+            </w:r>
+          </w:p>
+        </w:tc>
+        <w:tc>
+          <w:tcPr>
+            <w:tcW w:w="3220" w:type="dxa"/>
+            <w:shd w:val="clear" w:color="auto" w:fill="2D7A57"/>
+          </w:tcPr>
+          <w:p>
+            <w:pPr>
+              <w:spacing w:after="0"/>
+              <w:jc w:val="center"/>
+            </w:pPr>
+            <w:r>
+              <w:rPr>
+                <w:b/>
+                <w:color w:val="FFFFFF"/>
+                <w:sz w:val="19"/>
+              </w:rPr>
+              <w:t>位置づけ</w:t>
+            </w:r>
+          </w:p>
+        </w:tc>
+      </w:tr>
+      <w:tr>
+        <w:tc>
+          <w:tcPr>
+            <w:tcW w:w="1858" w:type="dxa"/>
+            <w:shd w:val="clear" w:color="auto" w:fill="EAF4EE"/>
+          </w:tcPr>
+          <w:p>
+            <w:pPr>
+              <w:spacing w:after="0"/>
+            </w:pPr>
+            <w:r>
+              <w:rPr>
+                <w:sz w:val="19"/>
+              </w:rPr>
+              <w:t>会津障がい保健福祉圏域</w:t>
+            </w:r>
+          </w:p>
+        </w:tc>
+        <w:tc>
+          <w:tcPr>
+            <w:tcW w:w="4334" w:type="dxa"/>
+          </w:tcPr>
+          <w:p>
+            <w:pPr>
+              <w:spacing w:after="0"/>
+            </w:pPr>
+            <w:r>
+              <w:rPr>
+                <w:sz w:val="19"/>
+              </w:rPr>
+              <w:t>会津若松市、喜多方市、本村、西会津町、磐梯町、猪苗代町、会津坂下町、湯川村、柳津町、三島町、金山町、昭和村、会津美里町（２市８町３村）</w:t>
+            </w:r>
+          </w:p>
+        </w:tc>
+        <w:tc>
+          <w:tcPr>
+            <w:tcW w:w="3220" w:type="dxa"/>
+          </w:tcPr>
+          <w:p>
+            <w:pPr>
+              <w:spacing w:after="0"/>
+            </w:pPr>
+            <w:r>
+              <w:rPr>
+                <w:sz w:val="19"/>
+              </w:rPr>
+              <w:t>県が定める区域（国の基本指針 第三の一の５）。見込量の進行管理と県との計画協議の単位</w:t>
+            </w:r>
+          </w:p>
+        </w:tc>
+      </w:tr>
+      <w:tr>
+        <w:tc>
+          <w:tcPr>
+            <w:tcW w:w="1858" w:type="dxa"/>
+            <w:shd w:val="clear" w:color="auto" w:fill="EAF4EE"/>
+          </w:tcPr>
+          <w:p>
+            <w:pPr>
+              <w:spacing w:after="0"/>
+            </w:pPr>
+            <w:r>
+              <w:rPr>
+                <w:sz w:val="19"/>
+              </w:rPr>
+              <w:t>会津北部圏域</w:t>
+            </w:r>
+          </w:p>
+        </w:tc>
+        <w:tc>
+          <w:tcPr>
+            <w:tcW w:w="4334" w:type="dxa"/>
+          </w:tcPr>
+          <w:p>
+            <w:pPr>
+              <w:spacing w:after="0"/>
+            </w:pPr>
+            <w:r>
+              <w:rPr>
+                <w:sz w:val="19"/>
+              </w:rPr>
+              <w:t>猪苗代町、磐梯町、湯川村、本村（４町村）</w:t>
+            </w:r>
+          </w:p>
+        </w:tc>
+        <w:tc>
+          <w:tcPr>
+            <w:tcW w:w="3220" w:type="dxa"/>
+          </w:tcPr>
+          <w:p>
+            <w:pPr>
+              <w:spacing w:after="0"/>
+            </w:pPr>
+            <w:r>
+              <w:rPr>
+                <w:sz w:val="19"/>
+              </w:rPr>
+              <w:t>地域生活支援拠点等の共同整備と事業所の相互利用を進める単位。県計画の会津障がい保健福祉圏域計画は令和８年度の数値目標として地域生活支援拠点を13市町村・５カ所、コーディネーターの配置を７人としている</w:t>
+            </w:r>
+          </w:p>
+        </w:tc>
+      </w:tr>
+      <w:tr>
+        <w:tc>
+          <w:tcPr>
+            <w:tcW w:w="1858" w:type="dxa"/>
+            <w:shd w:val="clear" w:color="auto" w:fill="EAF4EE"/>
+          </w:tcPr>
+          <w:p>
+            <w:pPr>
+              <w:spacing w:after="0"/>
+            </w:pPr>
+            <w:r>
+              <w:rPr>
+                <w:sz w:val="19"/>
+              </w:rPr>
+              <w:t>会津権利擁護・成年後見センターの区域</w:t>
+            </w:r>
+          </w:p>
+        </w:tc>
+        <w:tc>
+          <w:tcPr>
+            <w:tcW w:w="4334" w:type="dxa"/>
+          </w:tcPr>
+          <w:p>
+            <w:pPr>
+              <w:spacing w:after="0"/>
+            </w:pPr>
+            <w:r>
+              <w:rPr>
+                <w:sz w:val="19"/>
+              </w:rPr>
+              <w:t>会津地域11市町村</w:t>
+            </w:r>
+          </w:p>
+        </w:tc>
+        <w:tc>
+          <w:tcPr>
+            <w:tcW w:w="3220" w:type="dxa"/>
+          </w:tcPr>
+          <w:p>
+            <w:pPr>
+              <w:spacing w:after="0"/>
+            </w:pPr>
+            <w:r>
+              <w:rPr>
+                <w:sz w:val="19"/>
+              </w:rPr>
+              <w:t>成年後見制度の中核機関の区域（第６章）。上記２つのいずれとも範囲が異なる</w:t>
+            </w:r>
+          </w:p>
+        </w:tc>
+      </w:tr>
+    </w:tbl>
+    <w:p>
+      <w:pPr>
+        <w:pStyle w:val="ac"/>
+      </w:pPr>
+      <w:r>
+        <w:t>（３）県障がい者計画の基本目標との対応</w:t>
+      </w:r>
+    </w:p>
+    <w:p>
+      <w:pPr>
+        <w:ind w:firstLine="220"/>
+      </w:pPr>
+      <w:r>
+        <w:rPr>
+          <w:b w:val="0"/>
+        </w:rPr>
+        <w:t>第５次福島県障がい者計画は、基本理念を「障がいのある方の人権、人格が尊重され、等しく社会の一員として生活できる社会の実現」とし、４つの基本目標（地域生活への移行支援、自立した生活を送るための支援、活躍できる社会づくり、安全・安心で差別のない社会づくり）の下に９つの重点施策を置いています。第４次北塩原村障がい者計画の７つの基本施策（第３章３）との対応は次のとおりです。</w:t>
+      </w:r>
+    </w:p>
+    <w:tbl>
+      <w:tblPr>
+        <w:tblLook w:firstColumn="1" w:firstRow="1" w:lastColumn="0" w:lastRow="0" w:noHBand="0" w:noVBand="1" w:val="04A0"/>
+        <w:tblBorders>
+          <w:top w:val="single" w:sz="8" w:space="0" w:color="4F8A6E"/>
+          <w:left w:val="single" w:sz="8" w:space="0" w:color="4F8A6E"/>
+          <w:bottom w:val="single" w:sz="8" w:space="0" w:color="4F8A6E"/>
+          <w:right w:val="single" w:sz="8" w:space="0" w:color="4F8A6E"/>
+          <w:insideH w:val="single" w:sz="8" w:space="0" w:color="4F8A6E"/>
+          <w:insideV w:val="single" w:sz="8" w:space="0" w:color="4F8A6E"/>
+        </w:tblBorders>
+        <w:tblW w:w="9412" w:type="dxa"/>
+      </w:tblPr>
+      <w:tblGrid>
+        <w:gridCol w:w="4706"/>
+        <w:gridCol w:w="4706"/>
+      </w:tblGrid>
+      <w:tr>
+        <w:tc>
+          <w:tcPr>
+            <w:tcW w:w="2601" w:type="dxa"/>
+            <w:shd w:val="clear" w:color="auto" w:fill="2D7A57"/>
+          </w:tcPr>
+          <w:p>
+            <w:pPr>
+              <w:spacing w:after="0"/>
+              <w:jc w:val="center"/>
+            </w:pPr>
+            <w:r>
+              <w:rPr>
+                <w:b/>
+                <w:color w:val="FFFFFF"/>
+                <w:sz w:val="19"/>
+              </w:rPr>
+              <w:t>本計画の基本施策</w:t>
+            </w:r>
+          </w:p>
+        </w:tc>
+        <w:tc>
+          <w:tcPr>
+            <w:tcW w:w="6811" w:type="dxa"/>
+            <w:shd w:val="clear" w:color="auto" w:fill="2D7A57"/>
+          </w:tcPr>
+          <w:p>
+            <w:pPr>
+              <w:spacing w:after="0"/>
+              <w:jc w:val="center"/>
+            </w:pPr>
+            <w:r>
+              <w:rPr>
+                <w:b/>
+                <w:color w:val="FFFFFF"/>
+                <w:sz w:val="19"/>
+              </w:rPr>
+              <w:t>対応する県の重点施策</w:t>
+            </w:r>
+          </w:p>
+        </w:tc>
+      </w:tr>
+      <w:tr>
+        <w:tc>
+          <w:tcPr>
+            <w:tcW w:w="2601" w:type="dxa"/>
+            <w:shd w:val="clear" w:color="auto" w:fill="EAF4EE"/>
+          </w:tcPr>
+          <w:p>
+            <w:pPr>
+              <w:spacing w:after="0"/>
+            </w:pPr>
+            <w:r>
+              <w:rPr>
+                <w:sz w:val="19"/>
+              </w:rPr>
+              <w:t>①啓発・広報</w:t>
+            </w:r>
+          </w:p>
+        </w:tc>
+        <w:tc>
+          <w:tcPr>
+            <w:tcW w:w="6811" w:type="dxa"/>
+          </w:tcPr>
+          <w:p>
+            <w:pPr>
+              <w:spacing w:after="0"/>
+            </w:pPr>
+            <w:r>
+              <w:rPr>
+                <w:sz w:val="19"/>
+              </w:rPr>
+              <w:t>⑨差別の解消及び権利擁護の推進（差別解消の推進・虐待防止・理解促進）</w:t>
+            </w:r>
+          </w:p>
+        </w:tc>
+      </w:tr>
+      <w:tr>
+        <w:tc>
+          <w:tcPr>
+            <w:tcW w:w="2601" w:type="dxa"/>
+            <w:shd w:val="clear" w:color="auto" w:fill="EAF4EE"/>
+          </w:tcPr>
+          <w:p>
+            <w:pPr>
+              <w:spacing w:after="0"/>
+            </w:pPr>
+            <w:r>
+              <w:rPr>
+                <w:sz w:val="19"/>
+              </w:rPr>
+              <w:t>②保健・医療</w:t>
+            </w:r>
+          </w:p>
+        </w:tc>
+        <w:tc>
+          <w:tcPr>
+            <w:tcW w:w="6811" w:type="dxa"/>
+          </w:tcPr>
+          <w:p>
+            <w:pPr>
+              <w:spacing w:after="0"/>
+            </w:pPr>
+            <w:r>
+              <w:rPr>
+                <w:sz w:val="19"/>
+              </w:rPr>
+              <w:t>②保健・医療・福祉（保健・医療・福祉体制の充実・自殺対策及び被災者の心のケア対策の推進）</w:t>
+            </w:r>
+          </w:p>
+        </w:tc>
+      </w:tr>
+      <w:tr>
+        <w:tc>
+          <w:tcPr>
+            <w:tcW w:w="2601" w:type="dxa"/>
+            <w:shd w:val="clear" w:color="auto" w:fill="EAF4EE"/>
+          </w:tcPr>
+          <w:p>
+            <w:pPr>
+              <w:spacing w:after="0"/>
+            </w:pPr>
+            <w:r>
+              <w:rPr>
+                <w:sz w:val="19"/>
+              </w:rPr>
+              <w:t>③福祉</w:t>
+            </w:r>
+          </w:p>
+        </w:tc>
+        <w:tc>
+          <w:tcPr>
+            <w:tcW w:w="6811" w:type="dxa"/>
+          </w:tcPr>
+          <w:p>
+            <w:pPr>
+              <w:spacing w:after="0"/>
+            </w:pPr>
+            <w:r>
+              <w:rPr>
+                <w:sz w:val="19"/>
+              </w:rPr>
+              <w:t>①生活支援（障害福祉サービスの充実・相談支援体制の構築・地域生活移行の促進・定着）</w:t>
+            </w:r>
+          </w:p>
+        </w:tc>
+      </w:tr>
+      <w:tr>
+        <w:tc>
+          <w:tcPr>
+            <w:tcW w:w="2601" w:type="dxa"/>
+            <w:shd w:val="clear" w:color="auto" w:fill="EAF4EE"/>
+          </w:tcPr>
+          <w:p>
+            <w:pPr>
+              <w:spacing w:after="0"/>
+            </w:pPr>
+            <w:r>
+              <w:rPr>
+                <w:sz w:val="19"/>
+              </w:rPr>
+              <w:t>④教育・育成</w:t>
+            </w:r>
+          </w:p>
+        </w:tc>
+        <w:tc>
+          <w:tcPr>
+            <w:tcW w:w="6811" w:type="dxa"/>
+          </w:tcPr>
+          <w:p>
+            <w:pPr>
+              <w:spacing w:after="0"/>
+            </w:pPr>
+            <w:r>
+              <w:rPr>
+                <w:sz w:val="19"/>
+              </w:rPr>
+              <w:t>③ライフステージに応じた障がいのある子どもへの支援（療育体制の整備・障がいのある子どもへの教育的支援等）</w:t>
+            </w:r>
+          </w:p>
+        </w:tc>
+      </w:tr>
+      <w:tr>
+        <w:tc>
+          <w:tcPr>
+            <w:tcW w:w="2601" w:type="dxa"/>
+            <w:shd w:val="clear" w:color="auto" w:fill="EAF4EE"/>
+          </w:tcPr>
+          <w:p>
+            <w:pPr>
+              <w:spacing w:after="0"/>
+            </w:pPr>
+            <w:r>
+              <w:rPr>
+                <w:sz w:val="19"/>
+              </w:rPr>
+              <w:t>⑤雇用・就業</w:t>
+            </w:r>
+          </w:p>
+        </w:tc>
+        <w:tc>
+          <w:tcPr>
+            <w:tcW w:w="6811" w:type="dxa"/>
+          </w:tcPr>
+          <w:p>
+            <w:pPr>
+              <w:spacing w:after="0"/>
+            </w:pPr>
+            <w:r>
+              <w:rPr>
+                <w:sz w:val="19"/>
+              </w:rPr>
+              <w:t>⑤雇用・就業、経済的自立の支援（障がい者雇用の推進・福祉的就労の充実）</w:t>
+            </w:r>
+          </w:p>
+        </w:tc>
+      </w:tr>
+      <w:tr>
+        <w:tc>
+          <w:tcPr>
+            <w:tcW w:w="2601" w:type="dxa"/>
+            <w:shd w:val="clear" w:color="auto" w:fill="EAF4EE"/>
+          </w:tcPr>
+          <w:p>
+            <w:pPr>
+              <w:spacing w:after="0"/>
+            </w:pPr>
+            <w:r>
+              <w:rPr>
+                <w:sz w:val="19"/>
+              </w:rPr>
+              <w:t>⑥生活環境</w:t>
+            </w:r>
+          </w:p>
+        </w:tc>
+        <w:tc>
+          <w:tcPr>
+            <w:tcW w:w="6811" w:type="dxa"/>
+          </w:tcPr>
+          <w:p>
+            <w:pPr>
+              <w:spacing w:after="0"/>
+            </w:pPr>
+            <w:r>
+              <w:rPr>
+                <w:sz w:val="19"/>
+              </w:rPr>
+              <w:t>⑥生活環境（外出、移動しやすい環境整備・福祉のまちづくりの推進）／⑧安全・安心（防災対策・防犯対策・消費者の安全確保の推進）</w:t>
+            </w:r>
+          </w:p>
+        </w:tc>
+      </w:tr>
+      <w:tr>
+        <w:tc>
+          <w:tcPr>
+            <w:tcW w:w="2601" w:type="dxa"/>
+            <w:shd w:val="clear" w:color="auto" w:fill="EAF4EE"/>
+          </w:tcPr>
+          <w:p>
+            <w:pPr>
+              <w:spacing w:after="0"/>
+            </w:pPr>
+            <w:r>
+              <w:rPr>
+                <w:sz w:val="19"/>
+              </w:rPr>
+              <w:t>⑦スポーツ・文化</w:t>
+            </w:r>
+          </w:p>
+        </w:tc>
+        <w:tc>
+          <w:tcPr>
+            <w:tcW w:w="6811" w:type="dxa"/>
+          </w:tcPr>
+          <w:p>
+            <w:pPr>
+              <w:spacing w:after="0"/>
+            </w:pPr>
+            <w:r>
+              <w:rPr>
+                <w:sz w:val="19"/>
+              </w:rPr>
+              <w:t>④文化芸術・スポーツ活動の振興、社会参加の促進（文化芸術活動への参加・障がい者スポーツの普及・社会参加活動の充実）</w:t>
+            </w:r>
+          </w:p>
+        </w:tc>
+      </w:tr>
+      <w:tr>
+        <w:tc>
+          <w:tcPr>
+            <w:tcW w:w="2601" w:type="dxa"/>
+            <w:shd w:val="clear" w:color="auto" w:fill="EAF4EE"/>
+          </w:tcPr>
+          <w:p>
+            <w:pPr>
+              <w:spacing w:after="0"/>
+            </w:pPr>
+            <w:r>
+              <w:rPr>
+                <w:sz w:val="19"/>
+              </w:rPr>
+              <w:t>（対応する基本施策がない）</w:t>
+            </w:r>
+          </w:p>
+        </w:tc>
+        <w:tc>
+          <w:tcPr>
+            <w:tcW w:w="6811" w:type="dxa"/>
+          </w:tcPr>
+          <w:p>
+            <w:pPr>
+              <w:spacing w:after="0"/>
+            </w:pPr>
+            <w:r>
+              <w:rPr>
+                <w:sz w:val="19"/>
+              </w:rPr>
+              <w:t>⑦障がいのある方のアクセシビリティの向上（情報利用・意思疎通支援の充実・行政等における配慮の定着）</w:t>
+            </w:r>
+          </w:p>
+        </w:tc>
+      </w:tr>
+    </w:tbl>
+    <w:p>
+      <w:pPr>
+        <w:ind w:firstLine="220"/>
+      </w:pPr>
+      <w:r>
+        <w:rPr>
+          <w:b w:val="0"/>
+        </w:rPr>
+        <w:t>県の重点施策のうちアクセシビリティの向上に正面から対応する基本施策は置かれていません。本村の地域生活支援事業には意思疎通支援事業、日常生活用具給付等事業及び手話奉仕員養成研修事業（障害者総合支援法第77条第１項第６号から第８号まで）があり、その見込量は第５章３に定めています。ただし窓口対応、会議資料、ホームページ等における配慮の定着については記述がないため、基本施策⑥（生活環境）の中に情報アクセシビリティと意思疎通支援の位置づけを明示するか、基本施策を１つ加えるかを、自立支援協議会で整理します。</w:t>
+      </w:r>
+    </w:p>
+    <w:p>
+      <w:pPr>
+        <w:pStyle w:val="ac"/>
+      </w:pPr>
+      <w:r>
+        <w:t>（４）県の成果目標と本計画の目標設定</w:t>
+      </w:r>
+    </w:p>
+    <w:p>
+      <w:pPr>
+        <w:ind w:firstLine="220"/>
+      </w:pPr>
+      <w:r>
+        <w:rPr>
+          <w:b w:val="0"/>
+        </w:rPr>
+        <w:t>第８期の県計画は未公表であるため、現行の第７期県計画の成果目標を本村の目標設定の参考とします。本村の目標設定に直接かかわるものは次のとおりです。</w:t>
+      </w:r>
+    </w:p>
+    <w:tbl>
+      <w:tblPr>
+        <w:tblLook w:firstColumn="1" w:firstRow="1" w:lastColumn="0" w:lastRow="0" w:noHBand="0" w:noVBand="1" w:val="04A0"/>
+        <w:tblBorders>
+          <w:top w:val="single" w:sz="8" w:space="0" w:color="4F8A6E"/>
+          <w:left w:val="single" w:sz="8" w:space="0" w:color="4F8A6E"/>
+          <w:bottom w:val="single" w:sz="8" w:space="0" w:color="4F8A6E"/>
+          <w:right w:val="single" w:sz="8" w:space="0" w:color="4F8A6E"/>
+          <w:insideH w:val="single" w:sz="8" w:space="0" w:color="4F8A6E"/>
+          <w:insideV w:val="single" w:sz="8" w:space="0" w:color="4F8A6E"/>
+        </w:tblBorders>
+        <w:tblW w:w="9412" w:type="dxa"/>
+      </w:tblPr>
+      <w:tblGrid>
+        <w:gridCol w:w="3137"/>
+        <w:gridCol w:w="3137"/>
+        <w:gridCol w:w="3137"/>
+      </w:tblGrid>
+      <w:tr>
+        <w:tc>
+          <w:tcPr>
+            <w:tcW w:w="1858" w:type="dxa"/>
+            <w:shd w:val="clear" w:color="auto" w:fill="2D7A57"/>
+          </w:tcPr>
+          <w:p>
+            <w:pPr>
+              <w:spacing w:after="0"/>
+              <w:jc w:val="center"/>
+            </w:pPr>
+            <w:r>
+              <w:rPr>
+                <w:b/>
+                <w:color w:val="FFFFFF"/>
+                <w:sz w:val="19"/>
+              </w:rPr>
+              <w:t>成果目標</w:t>
+            </w:r>
+          </w:p>
+        </w:tc>
+        <w:tc>
+          <w:tcPr>
+            <w:tcW w:w="4334" w:type="dxa"/>
+            <w:shd w:val="clear" w:color="auto" w:fill="2D7A57"/>
+          </w:tcPr>
+          <w:p>
+            <w:pPr>
+              <w:spacing w:after="0"/>
+              <w:jc w:val="center"/>
+            </w:pPr>
+            <w:r>
+              <w:rPr>
+                <w:b/>
+                <w:color w:val="FFFFFF"/>
+                <w:sz w:val="19"/>
+              </w:rPr>
+              <w:t>県の第７期目標値</w:t>
+            </w:r>
+          </w:p>
+        </w:tc>
+        <w:tc>
+          <w:tcPr>
+            <w:tcW w:w="3220" w:type="dxa"/>
+            <w:shd w:val="clear" w:color="auto" w:fill="2D7A57"/>
+          </w:tcPr>
+          <w:p>
+            <w:pPr>
+              <w:spacing w:after="0"/>
+              <w:jc w:val="center"/>
+            </w:pPr>
+            <w:r>
+              <w:rPr>
+                <w:b/>
+                <w:color w:val="FFFFFF"/>
+                <w:sz w:val="19"/>
+              </w:rPr>
+              <w:t>本計画での用い方</w:t>
+            </w:r>
+          </w:p>
+        </w:tc>
+      </w:tr>
+      <w:tr>
+        <w:tc>
+          <w:tcPr>
+            <w:tcW w:w="1858" w:type="dxa"/>
+            <w:shd w:val="clear" w:color="auto" w:fill="EAF4EE"/>
+          </w:tcPr>
+          <w:p>
+            <w:pPr>
+              <w:spacing w:after="0"/>
+            </w:pPr>
+            <w:r>
+              <w:rPr>
+                <w:sz w:val="19"/>
+              </w:rPr>
+              <w:t>施設入所者の地域生活への移行・施設入所者数の削減</w:t>
+            </w:r>
+          </w:p>
+        </w:tc>
+        <w:tc>
+          <w:tcPr>
+            <w:tcW w:w="4334" w:type="dxa"/>
+          </w:tcPr>
+          <w:p>
+            <w:pPr>
+              <w:spacing w:after="0"/>
+            </w:pPr>
+            <w:r>
+              <w:rPr>
+                <w:sz w:val="19"/>
+              </w:rPr>
+              <w:t>地域生活移行者数60人（3.0％以上）、施設入所者数の削減80人（4.0％以上）。いずれも国の基本指針（６％以上・５％以上）を下回る水準で、施設入所者の高齢化・重度化と入所待機者の状況を考慮したものとされている</w:t>
+            </w:r>
+          </w:p>
+        </w:tc>
+        <w:tc>
+          <w:tcPr>
+            <w:tcW w:w="3220" w:type="dxa"/>
+          </w:tcPr>
+          <w:p>
+            <w:pPr>
+              <w:spacing w:after="0"/>
+            </w:pPr>
+            <w:r>
+              <w:rPr>
+                <w:sz w:val="19"/>
+              </w:rPr>
+              <w:t>本村の施設入所者は４人であり、国の率をそのまま当てると１人未満になる。県が国の率を下回る目標を置いた理由は本村にも当てはまるため、第４章２（１）の【目標設定の考え方】に引く</w:t>
+            </w:r>
+          </w:p>
+        </w:tc>
+      </w:tr>
+      <w:tr>
+        <w:tc>
+          <w:tcPr>
+            <w:tcW w:w="1858" w:type="dxa"/>
+            <w:shd w:val="clear" w:color="auto" w:fill="EAF4EE"/>
+          </w:tcPr>
+          <w:p>
+            <w:pPr>
+              <w:spacing w:after="0"/>
+            </w:pPr>
+            <w:r>
+              <w:rPr>
+                <w:sz w:val="19"/>
+              </w:rPr>
+              <w:t>精神病床から退院後１年以内の地域における平均生活日数</w:t>
+            </w:r>
+          </w:p>
+        </w:tc>
+        <w:tc>
+          <w:tcPr>
+            <w:tcW w:w="4334" w:type="dxa"/>
+          </w:tcPr>
+          <w:p>
+            <w:pPr>
+              <w:spacing w:after="0"/>
+            </w:pPr>
+            <w:r>
+              <w:rPr>
+                <w:sz w:val="19"/>
+              </w:rPr>
+              <w:t>325.3日以上（令和元年度実績321.3日。国の基本指針は319.3日以上）</w:t>
+            </w:r>
+          </w:p>
+        </w:tc>
+        <w:tc>
+          <w:tcPr>
+            <w:tcW w:w="3220" w:type="dxa"/>
+          </w:tcPr>
+          <w:p>
+            <w:pPr>
+              <w:spacing w:after="0"/>
+            </w:pPr>
+            <w:r>
+              <w:rPr>
+                <w:sz w:val="19"/>
+              </w:rPr>
+              <w:t>都道府県単位の指標であり本村単独では算定できないため、第４章２（２）で県の水準を引いて説明する</w:t>
+            </w:r>
+          </w:p>
+        </w:tc>
+      </w:tr>
+      <w:tr>
+        <w:tc>
+          <w:tcPr>
+            <w:tcW w:w="1858" w:type="dxa"/>
+            <w:shd w:val="clear" w:color="auto" w:fill="EAF4EE"/>
+          </w:tcPr>
+          <w:p>
+            <w:pPr>
+              <w:spacing w:after="0"/>
+            </w:pPr>
+            <w:r>
+              <w:rPr>
+                <w:sz w:val="19"/>
+              </w:rPr>
+              <w:t>精神病床における１年以上長期在院者数</w:t>
+            </w:r>
+          </w:p>
+        </w:tc>
+        <w:tc>
+          <w:tcPr>
+            <w:tcW w:w="4334" w:type="dxa"/>
+          </w:tcPr>
+          <w:p>
+            <w:pPr>
+              <w:spacing w:after="0"/>
+            </w:pPr>
+            <w:r>
+              <w:rPr>
+                <w:sz w:val="19"/>
+              </w:rPr>
+              <w:t>65歳未満898人・65歳以上1,656人（令和４年度実績65歳未満995人・65歳以上1,813人）</w:t>
+            </w:r>
+          </w:p>
+        </w:tc>
+        <w:tc>
+          <w:tcPr>
+            <w:tcW w:w="3220" w:type="dxa"/>
+          </w:tcPr>
+          <w:p>
+            <w:pPr>
+              <w:spacing w:after="0"/>
+            </w:pPr>
+            <w:r>
+              <w:rPr>
+                <w:sz w:val="19"/>
+              </w:rPr>
+              <w:t>第４章２（２）の基盤整備量（利用者数）は県の第８期計画の算定値を勘案して定める。第７期の目標値は水準の参考</w:t>
+            </w:r>
+          </w:p>
+        </w:tc>
+      </w:tr>
+      <w:tr>
+        <w:tc>
+          <w:tcPr>
+            <w:tcW w:w="1858" w:type="dxa"/>
+            <w:shd w:val="clear" w:color="auto" w:fill="EAF4EE"/>
+          </w:tcPr>
+          <w:p>
+            <w:pPr>
+              <w:spacing w:after="0"/>
+            </w:pPr>
+            <w:r>
+              <w:rPr>
+                <w:sz w:val="19"/>
+              </w:rPr>
+              <w:t>基幹相談支援センターの設置</w:t>
+            </w:r>
+          </w:p>
+        </w:tc>
+        <w:tc>
+          <w:tcPr>
+            <w:tcW w:w="4334" w:type="dxa"/>
+          </w:tcPr>
+          <w:p>
+            <w:pPr>
+              <w:spacing w:after="0"/>
+            </w:pPr>
+            <w:r>
+              <w:rPr>
+                <w:sz w:val="19"/>
+              </w:rPr>
+              <w:t>県全体59市町村（令和４年度実績44市町村）。会津障がい保健福祉圏域計画は13市町村。県は未設置市町村に相談支援アドバイザーを活用して設置を支援するとしている</w:t>
+            </w:r>
+          </w:p>
+        </w:tc>
+        <w:tc>
+          <w:tcPr>
+            <w:tcW w:w="3220" w:type="dxa"/>
+          </w:tcPr>
+          <w:p>
+            <w:pPr>
+              <w:spacing w:after="0"/>
+            </w:pPr>
+            <w:r>
+              <w:rPr>
+                <w:sz w:val="19"/>
+              </w:rPr>
+              <w:t>本村は未設置。第４章２（６）の目標設定と会津北部４町村での広域設置の検討に、県の支援策（相談支援アドバイザーの活用）を組み込む</w:t>
+            </w:r>
+          </w:p>
+        </w:tc>
+      </w:tr>
+      <w:tr>
+        <w:tc>
+          <w:tcPr>
+            <w:tcW w:w="1858" w:type="dxa"/>
+            <w:shd w:val="clear" w:color="auto" w:fill="EAF4EE"/>
+          </w:tcPr>
+          <w:p>
+            <w:pPr>
+              <w:spacing w:after="0"/>
+            </w:pPr>
+            <w:r>
+              <w:rPr>
+                <w:sz w:val="19"/>
+              </w:rPr>
+              <w:t>地域生活支援拠点等の整備</w:t>
+            </w:r>
+          </w:p>
+        </w:tc>
+        <w:tc>
+          <w:tcPr>
+            <w:tcW w:w="4334" w:type="dxa"/>
+          </w:tcPr>
+          <w:p>
+            <w:pPr>
+              <w:spacing w:after="0"/>
+            </w:pPr>
+            <w:r>
+              <w:rPr>
+                <w:sz w:val="19"/>
+              </w:rPr>
+              <w:t>県全体59市町村・39カ所。会津障がい保健福祉圏域計画は13市町村・５カ所、コーディネーター７人、拠点等における支援の実績等を踏まえた検証及び検討の実施18回</w:t>
+            </w:r>
+          </w:p>
+        </w:tc>
+        <w:tc>
+          <w:tcPr>
+            <w:tcW w:w="3220" w:type="dxa"/>
+          </w:tcPr>
+          <w:p>
+            <w:pPr>
+              <w:spacing w:after="0"/>
+            </w:pPr>
+            <w:r>
+              <w:rPr>
+                <w:sz w:val="19"/>
+              </w:rPr>
+              <w:t>第４章２（５）。本村は会津北部の拠点に参画する形で整備する</w:t>
+            </w:r>
+          </w:p>
+        </w:tc>
+      </w:tr>
+      <w:tr>
+        <w:tc>
+          <w:tcPr>
+            <w:tcW w:w="1858" w:type="dxa"/>
+            <w:shd w:val="clear" w:color="auto" w:fill="EAF4EE"/>
+          </w:tcPr>
+          <w:p>
+            <w:pPr>
+              <w:spacing w:after="0"/>
+            </w:pPr>
+            <w:r>
+              <w:rPr>
+                <w:sz w:val="19"/>
+              </w:rPr>
+              <w:t>福祉施設から一般就労への移行者数</w:t>
+            </w:r>
+          </w:p>
+        </w:tc>
+        <w:tc>
+          <w:tcPr>
+            <w:tcW w:w="4334" w:type="dxa"/>
+          </w:tcPr>
+          <w:p>
+            <w:pPr>
+              <w:spacing w:after="0"/>
+            </w:pPr>
+            <w:r>
+              <w:rPr>
+                <w:sz w:val="19"/>
+              </w:rPr>
+              <w:t>県全体218人（就労移行支援147人・Ａ型24人・Ｂ型47人）。会津障がい保健福祉圏域計画は令和３年度16人から令和８年度32人（2.0倍）、就労定着支援の利用者数10人から24人（2.4倍）</w:t>
+            </w:r>
+          </w:p>
+        </w:tc>
+        <w:tc>
+          <w:tcPr>
+            <w:tcW w:w="3220" w:type="dxa"/>
+          </w:tcPr>
+          <w:p>
+            <w:pPr>
+              <w:spacing w:after="0"/>
+            </w:pPr>
+            <w:r>
+              <w:rPr>
+                <w:sz w:val="19"/>
+              </w:rPr>
+              <w:t>第４章２（３）。本村の実績は少数であり、圏域の整備計画（就労選択支援２カ所の新設、就労継続支援Ａ型・Ｂ型各１カ所の増）と合わせて確保の見通しを書く</w:t>
+            </w:r>
+          </w:p>
+        </w:tc>
+      </w:tr>
+    </w:tbl>
+    <w:tbl>
+      <w:tblPr>
+        <w:tblLook w:firstColumn="1" w:firstRow="1" w:lastColumn="0" w:lastRow="0" w:noHBand="0" w:noVBand="1" w:val="04A0"/>
+        <w:tblBorders>
+          <w:top w:val="single" w:sz="8" w:space="0" w:color="3D86C6"/>
+          <w:left w:val="single" w:sz="8" w:space="0" w:color="3D86C6"/>
+          <w:bottom w:val="single" w:sz="8" w:space="0" w:color="3D86C6"/>
+          <w:right w:val="single" w:sz="8" w:space="0" w:color="3D86C6"/>
+          <w:insideH w:val="single" w:sz="8" w:space="0" w:color="3D86C6"/>
+          <w:insideV w:val="single" w:sz="8" w:space="0" w:color="3D86C6"/>
+        </w:tblBorders>
+        <w:tblW w:w="9412" w:type="dxa"/>
+      </w:tblPr>
+      <w:tblGrid>
+        <w:gridCol w:w="9412"/>
+      </w:tblGrid>
+      <w:tr>
+        <w:tc>
+          <w:tcPr>
+            <w:tcW w:type="dxa" w:w="9412"/>
+            <w:tcW w:w="9412" w:type="dxa"/>
+            <w:shd w:val="clear" w:color="auto" w:fill="EEF5FB"/>
+          </w:tcPr>
+          <w:p>
+            <w:pPr>
+              <w:spacing w:after="0"/>
+            </w:pPr>
+            <w:r>
+              <w:rPr>
+                <w:sz w:val="20"/>
+              </w:rPr>
+              <w:t>【確認済み】上記は第５次福島県障がい者計画（令和４年３月、福島県）及び第７期福島県障がい福祉計画・第３期福島県障がい児福祉計画（令和６年３月、福島県）第１の５「区域の設定」、第７「成果目標」及び第９「圏域計画」の会津障がい保健福祉圏域計画により確認しています。会津権利擁護・成年後見センターの区域11市町村は村の資料によるもので、構成市町村を村に確認してください【村へ確認】。</w:t>
+            </w:r>
+          </w:p>
+        </w:tc>
+      </w:tr>
+    </w:tbl>
+    <w:p>
+      <w:pPr>
+        <w:spacing w:after="0"/>
+      </w:pPr>
+    </w:p>
+    <w:p>
+      <w:pPr>
         <w:pStyle w:val="2"/>
       </w:pPr>
       <w:bookmarkStart w:id="3" w:name="_Toc241690444"/>
@@ -47893,6 +49276,3405 @@
       <w:r>
         <w:t>現在実施中のサービスについては、質の向上の促進に努めます。理解促進研修・啓発事業、自発的活動支援事業、移動支援事業など、これまでの実績がない事業については、利用者ニーズの把握や近隣市町村との連携によるサービス提供事業者の確保に努めます。</w:t>
       </w:r>
+    </w:p>
+    <w:p>
+      <w:pPr>
+        <w:pStyle w:val="2"/>
+      </w:pPr>
+      <w:r>
+        <w:t>５　年齢到達に伴うサービスの移行</w:t>
+      </w:r>
+    </w:p>
+    <w:p>
+      <w:pPr>
+        <w:ind w:firstLine="220"/>
+      </w:pPr>
+      <w:r>
+        <w:rPr>
+          <w:b w:val="0"/>
+        </w:rPr>
+        <w:t>障がい福祉サービスは、一定の年齢に達することにより、対象となる制度が変わります。本村のように利用者が少数の場合、この移行が見込量に与える影響は大きいため、年齢到達を個別に把握したうえで見込量に反映します。</w:t>
+      </w:r>
+    </w:p>
+    <w:tbl>
+      <w:tblPr>
+        <w:tblLook w:firstColumn="1" w:firstRow="1" w:lastColumn="0" w:lastRow="0" w:noHBand="0" w:noVBand="1" w:val="04A0"/>
+        <w:tblBorders>
+          <w:top w:val="single" w:sz="8" w:space="0" w:color="4F8A6E"/>
+          <w:left w:val="single" w:sz="8" w:space="0" w:color="4F8A6E"/>
+          <w:bottom w:val="single" w:sz="8" w:space="0" w:color="4F8A6E"/>
+          <w:right w:val="single" w:sz="8" w:space="0" w:color="4F8A6E"/>
+          <w:insideH w:val="single" w:sz="8" w:space="0" w:color="4F8A6E"/>
+          <w:insideV w:val="single" w:sz="8" w:space="0" w:color="4F8A6E"/>
+        </w:tblBorders>
+        <w:tblW w:w="9412" w:type="dxa"/>
+      </w:tblPr>
+      <w:tblGrid>
+        <w:gridCol w:w="3137"/>
+        <w:gridCol w:w="3137"/>
+        <w:gridCol w:w="3137"/>
+      </w:tblGrid>
+      <w:tr>
+        <w:tc>
+          <w:tcPr>
+            <w:tcW w:w="1858" w:type="dxa"/>
+            <w:shd w:val="clear" w:color="auto" w:fill="2D7A57"/>
+          </w:tcPr>
+          <w:p>
+            <w:pPr>
+              <w:spacing w:after="0"/>
+              <w:jc w:val="center"/>
+            </w:pPr>
+            <w:r>
+              <w:rPr>
+                <w:b/>
+                <w:color w:val="FFFFFF"/>
+                <w:sz w:val="19"/>
+              </w:rPr>
+              <w:t>年齢</w:t>
+            </w:r>
+          </w:p>
+        </w:tc>
+        <w:tc>
+          <w:tcPr>
+            <w:tcW w:w="4334" w:type="dxa"/>
+            <w:shd w:val="clear" w:color="auto" w:fill="2D7A57"/>
+          </w:tcPr>
+          <w:p>
+            <w:pPr>
+              <w:spacing w:after="0"/>
+              <w:jc w:val="center"/>
+            </w:pPr>
+            <w:r>
+              <w:rPr>
+                <w:b/>
+                <w:color w:val="FFFFFF"/>
+                <w:sz w:val="19"/>
+              </w:rPr>
+              <w:t>制度上の内容</w:t>
+            </w:r>
+          </w:p>
+        </w:tc>
+        <w:tc>
+          <w:tcPr>
+            <w:tcW w:w="3220" w:type="dxa"/>
+            <w:shd w:val="clear" w:color="auto" w:fill="2D7A57"/>
+          </w:tcPr>
+          <w:p>
+            <w:pPr>
+              <w:spacing w:after="0"/>
+              <w:jc w:val="center"/>
+            </w:pPr>
+            <w:r>
+              <w:rPr>
+                <w:b/>
+                <w:color w:val="FFFFFF"/>
+                <w:sz w:val="19"/>
+              </w:rPr>
+              <w:t>本計画での扱い</w:t>
+            </w:r>
+          </w:p>
+        </w:tc>
+      </w:tr>
+      <w:tr>
+        <w:tc>
+          <w:tcPr>
+            <w:tcW w:w="1858" w:type="dxa"/>
+            <w:shd w:val="clear" w:color="auto" w:fill="EAF4EE"/>
+          </w:tcPr>
+          <w:p>
+            <w:pPr>
+              <w:spacing w:after="0"/>
+            </w:pPr>
+            <w:r>
+              <w:rPr>
+                <w:sz w:val="19"/>
+              </w:rPr>
+              <w:t>６歳（就学）</w:t>
+            </w:r>
+          </w:p>
+        </w:tc>
+        <w:tc>
+          <w:tcPr>
+            <w:tcW w:w="4334" w:type="dxa"/>
+          </w:tcPr>
+          <w:p>
+            <w:pPr>
+              <w:spacing w:after="0"/>
+            </w:pPr>
+            <w:r>
+              <w:rPr>
+                <w:sz w:val="19"/>
+              </w:rPr>
+              <w:t>児童発達支援から放課後等デイサービスへ移行します。</w:t>
+            </w:r>
+          </w:p>
+        </w:tc>
+        <w:tc>
+          <w:tcPr>
+            <w:tcW w:w="3220" w:type="dxa"/>
+          </w:tcPr>
+          <w:p>
+            <w:pPr>
+              <w:spacing w:after="0"/>
+            </w:pPr>
+            <w:r>
+              <w:rPr>
+                <w:sz w:val="19"/>
+              </w:rPr>
+              <w:t>児童発達支援の減と放課後等デイサービスの増を、同一の人数として対応させます。</w:t>
+            </w:r>
+          </w:p>
+        </w:tc>
+      </w:tr>
+      <w:tr>
+        <w:tc>
+          <w:tcPr>
+            <w:tcW w:w="1858" w:type="dxa"/>
+            <w:shd w:val="clear" w:color="auto" w:fill="EAF4EE"/>
+          </w:tcPr>
+          <w:p>
+            <w:pPr>
+              <w:spacing w:after="0"/>
+            </w:pPr>
+            <w:r>
+              <w:rPr>
+                <w:sz w:val="19"/>
+              </w:rPr>
+              <w:t>15歳から17歳</w:t>
+            </w:r>
+          </w:p>
+        </w:tc>
+        <w:tc>
+          <w:tcPr>
+            <w:tcW w:w="4334" w:type="dxa"/>
+          </w:tcPr>
+          <w:p>
+            <w:pPr>
+              <w:spacing w:after="0"/>
+            </w:pPr>
+            <w:r>
+              <w:rPr>
+                <w:sz w:val="19"/>
+              </w:rPr>
+              <w:t>児童相談所長が適当と認めて市町村長に通知した場合、15歳以上の障がい児について重度訪問介護等を障がい者とみなして支給決定する例外の仕組みがあります。</w:t>
+            </w:r>
+          </w:p>
+        </w:tc>
+        <w:tc>
+          <w:tcPr>
+            <w:tcW w:w="3220" w:type="dxa"/>
+          </w:tcPr>
+          <w:p>
+            <w:pPr>
+              <w:spacing w:after="0"/>
+            </w:pPr>
+            <w:r>
+              <w:rPr>
+                <w:sz w:val="19"/>
+              </w:rPr>
+              <w:t>移行の準備期として扱います。18歳到達の１年以上前から、本人・家族の意向、進路、必要となる成人サービス、障害支援区分の認定の要否を相談支援専門員とともに確認します。</w:t>
+            </w:r>
+          </w:p>
+        </w:tc>
+      </w:tr>
+      <w:tr>
+        <w:tc>
+          <w:tcPr>
+            <w:tcW w:w="1858" w:type="dxa"/>
+            <w:shd w:val="clear" w:color="auto" w:fill="EAF4EE"/>
+          </w:tcPr>
+          <w:p>
+            <w:pPr>
+              <w:spacing w:after="0"/>
+            </w:pPr>
+            <w:r>
+              <w:rPr>
+                <w:sz w:val="19"/>
+              </w:rPr>
+              <w:t>18歳到達・高校卒業</w:t>
+            </w:r>
+          </w:p>
+        </w:tc>
+        <w:tc>
+          <w:tcPr>
+            <w:tcW w:w="4334" w:type="dxa"/>
+          </w:tcPr>
+          <w:p>
+            <w:pPr>
+              <w:spacing w:after="0"/>
+            </w:pPr>
+            <w:r>
+              <w:rPr>
+                <w:sz w:val="19"/>
+              </w:rPr>
+              <w:t>障がい児通所支援が終了し、成人の障がい福祉サービスへ移行します。障がい児相談支援は計画相談支援に切り替わり、介護給付を利用する場合は障害支援区分の認定が新たに必要となります。</w:t>
+            </w:r>
+          </w:p>
+        </w:tc>
+        <w:tc>
+          <w:tcPr>
+            <w:tcW w:w="3220" w:type="dxa"/>
+          </w:tcPr>
+          <w:p>
+            <w:pPr>
+              <w:spacing w:after="0"/>
+            </w:pPr>
+            <w:r>
+              <w:rPr>
+                <w:sz w:val="19"/>
+              </w:rPr>
+              <w:t>卒業年度により扱いが異なります。令和８年度卒業の方は令和９年度の流入として計上し、既に移行した方は令和８年度の基準人数に含めます。医療的ケア児等の移行は第４章２（４）によります。</w:t>
+            </w:r>
+          </w:p>
+        </w:tc>
+      </w:tr>
+      <w:tr>
+        <w:tc>
+          <w:tcPr>
+            <w:tcW w:w="1858" w:type="dxa"/>
+            <w:shd w:val="clear" w:color="auto" w:fill="EAF4EE"/>
+          </w:tcPr>
+          <w:p>
+            <w:pPr>
+              <w:spacing w:after="0"/>
+            </w:pPr>
+            <w:r>
+              <w:rPr>
+                <w:sz w:val="19"/>
+              </w:rPr>
+              <w:t>18歳から22歳</w:t>
+            </w:r>
+          </w:p>
+        </w:tc>
+        <w:tc>
+          <w:tcPr>
+            <w:tcW w:w="4334" w:type="dxa"/>
+          </w:tcPr>
+          <w:p>
+            <w:pPr>
+              <w:spacing w:after="0"/>
+            </w:pPr>
+            <w:r>
+              <w:rPr>
+                <w:sz w:val="19"/>
+              </w:rPr>
+              <w:t>障がい児入所施設からの移行です。令和６年４月施行の改正児童福祉法により、移行調整の責任主体は都道府県とされ、22歳満了時までの入所継続が可能となりました。</w:t>
+            </w:r>
+          </w:p>
+        </w:tc>
+        <w:tc>
+          <w:tcPr>
+            <w:tcW w:w="3220" w:type="dxa"/>
+          </w:tcPr>
+          <w:p>
+            <w:pPr>
+              <w:spacing w:after="0"/>
+            </w:pPr>
+            <w:r>
+              <w:rPr>
+                <w:sz w:val="19"/>
+              </w:rPr>
+              <w:t>村単独で推計せず、県、入所施設、相談支援事業所及び成人サービス事業所と移行年度及び移行先を確認したうえで計上します。</w:t>
+            </w:r>
+          </w:p>
+        </w:tc>
+      </w:tr>
+      <w:tr>
+        <w:tc>
+          <w:tcPr>
+            <w:tcW w:w="1858" w:type="dxa"/>
+            <w:shd w:val="clear" w:color="auto" w:fill="EAF4EE"/>
+          </w:tcPr>
+          <w:p>
+            <w:pPr>
+              <w:spacing w:after="0"/>
+            </w:pPr>
+            <w:r>
+              <w:rPr>
+                <w:sz w:val="19"/>
+              </w:rPr>
+              <w:t>20歳到達</w:t>
+            </w:r>
+          </w:p>
+        </w:tc>
+        <w:tc>
+          <w:tcPr>
+            <w:tcW w:w="4334" w:type="dxa"/>
+          </w:tcPr>
+          <w:p>
+            <w:pPr>
+              <w:spacing w:after="0"/>
+            </w:pPr>
+            <w:r>
+              <w:rPr>
+                <w:sz w:val="19"/>
+              </w:rPr>
+              <w:t>特別児童扶養手当から障害基礎年金に切り替わります。</w:t>
+            </w:r>
+          </w:p>
+        </w:tc>
+        <w:tc>
+          <w:tcPr>
+            <w:tcW w:w="3220" w:type="dxa"/>
+          </w:tcPr>
+          <w:p>
+            <w:pPr>
+              <w:spacing w:after="0"/>
+            </w:pPr>
+            <w:r>
+              <w:rPr>
+                <w:sz w:val="19"/>
+              </w:rPr>
+              <w:t>サービス見込量への直接の影響は小さいため、手当・年金の切替として整理します。</w:t>
+            </w:r>
+          </w:p>
+        </w:tc>
+      </w:tr>
+      <w:tr>
+        <w:tc>
+          <w:tcPr>
+            <w:tcW w:w="1858" w:type="dxa"/>
+            <w:shd w:val="clear" w:color="auto" w:fill="EAF4EE"/>
+          </w:tcPr>
+          <w:p>
+            <w:pPr>
+              <w:spacing w:after="0"/>
+            </w:pPr>
+            <w:r>
+              <w:rPr>
+                <w:sz w:val="19"/>
+              </w:rPr>
+              <w:t>40歳到達</w:t>
+            </w:r>
+          </w:p>
+        </w:tc>
+        <w:tc>
+          <w:tcPr>
+            <w:tcW w:w="4334" w:type="dxa"/>
+          </w:tcPr>
+          <w:p>
+            <w:pPr>
+              <w:spacing w:after="0"/>
+            </w:pPr>
+            <w:r>
+              <w:rPr>
+                <w:sz w:val="19"/>
+              </w:rPr>
+              <w:t>介護保険の第２号被保険者となります。ただし介護保険の給付を受けるには、16の特定疾病に起因して要介護・要支援の状態にあることが必要です。</w:t>
+            </w:r>
+          </w:p>
+        </w:tc>
+        <w:tc>
+          <w:tcPr>
+            <w:tcW w:w="3220" w:type="dxa"/>
+          </w:tcPr>
+          <w:p>
+            <w:pPr>
+              <w:spacing w:after="0"/>
+            </w:pPr>
+            <w:r>
+              <w:rPr>
+                <w:sz w:val="19"/>
+              </w:rPr>
+              <w:t>40歳に到達した人数を一律に減算することはしません。特定疾病に該当し、実際に介護保険の認定申請又は移行の予定がある方のみを反映します。</w:t>
+            </w:r>
+          </w:p>
+        </w:tc>
+      </w:tr>
+      <w:tr>
+        <w:tc>
+          <w:tcPr>
+            <w:tcW w:w="1858" w:type="dxa"/>
+            <w:shd w:val="clear" w:color="auto" w:fill="EAF4EE"/>
+          </w:tcPr>
+          <w:p>
+            <w:pPr>
+              <w:spacing w:after="0"/>
+            </w:pPr>
+            <w:r>
+              <w:rPr>
+                <w:sz w:val="19"/>
+              </w:rPr>
+              <w:t>65歳到達</w:t>
+            </w:r>
+          </w:p>
+        </w:tc>
+        <w:tc>
+          <w:tcPr>
+            <w:tcW w:w="4334" w:type="dxa"/>
+          </w:tcPr>
+          <w:p>
+            <w:pPr>
+              <w:spacing w:after="0"/>
+            </w:pPr>
+            <w:r>
+              <w:rPr>
+                <w:sz w:val="19"/>
+              </w:rPr>
+              <w:t>介護保険優先原則（障害者総合支援法第７条）が適用されます。ただし一律に適用するものではなく、市町村が本人の意向を聴取し、介護保険サービスで必要な支援が受けられるかを個別に確認したうえで支給決定を行います。</w:t>
+            </w:r>
+          </w:p>
+        </w:tc>
+        <w:tc>
+          <w:tcPr>
+            <w:tcW w:w="3220" w:type="dxa"/>
+          </w:tcPr>
+          <w:p>
+            <w:pPr>
+              <w:spacing w:after="0"/>
+            </w:pPr>
+            <w:r>
+              <w:rPr>
+                <w:sz w:val="19"/>
+              </w:rPr>
+              <w:t>到達人数に一定の移行率を乗じる方法はとりません。下表の区分に従い、到達者ごとに移行の可否を判定して反映します。両制度の調整は第７章３によります。</w:t>
+            </w:r>
+          </w:p>
+        </w:tc>
+      </w:tr>
+    </w:tbl>
+    <w:p>
+      <w:pPr>
+        <w:pStyle w:val="ac"/>
+      </w:pPr>
+      <w:r>
+        <w:t>（１）学校卒業に伴うサービスの移行</w:t>
+      </w:r>
+    </w:p>
+    <w:p>
+      <w:pPr>
+        <w:ind w:firstLine="220"/>
+      </w:pPr>
+      <w:r>
+        <w:rPr>
+          <w:b w:val="0"/>
+        </w:rPr>
+        <w:t>国の基本指針は、就学時及び卒業時に、学校、障がい児通所支援事業所、障がい児相談支援事業所、成人の障がい福祉サービス事業所及び教育委員会が連携することを求めています。また就労移行支援等の見込量について、特別支援学校卒業者等の新規の対象者を勘案する考え方を示しています。本村は人数が少ないため、卒業予定者を１人単位で把握し、進路ごとに成人サービスの見込量へ対応させます。</w:t>
+      </w:r>
+    </w:p>
+    <w:tbl>
+      <w:tblPr>
+        <w:tblLook w:firstColumn="1" w:firstRow="1" w:lastColumn="0" w:lastRow="0" w:noHBand="0" w:noVBand="1" w:val="04A0"/>
+        <w:tblBorders>
+          <w:top w:val="single" w:sz="8" w:space="0" w:color="4F8A6E"/>
+          <w:left w:val="single" w:sz="8" w:space="0" w:color="4F8A6E"/>
+          <w:bottom w:val="single" w:sz="8" w:space="0" w:color="4F8A6E"/>
+          <w:right w:val="single" w:sz="8" w:space="0" w:color="4F8A6E"/>
+          <w:insideH w:val="single" w:sz="8" w:space="0" w:color="4F8A6E"/>
+          <w:insideV w:val="single" w:sz="8" w:space="0" w:color="4F8A6E"/>
+        </w:tblBorders>
+        <w:tblW w:w="9412" w:type="dxa"/>
+      </w:tblPr>
+      <w:tblGrid>
+        <w:gridCol w:w="4706"/>
+        <w:gridCol w:w="4706"/>
+      </w:tblGrid>
+      <w:tr>
+        <w:tc>
+          <w:tcPr>
+            <w:tcW w:w="2601" w:type="dxa"/>
+            <w:shd w:val="clear" w:color="auto" w:fill="2D7A57"/>
+          </w:tcPr>
+          <w:p>
+            <w:pPr>
+              <w:spacing w:after="0"/>
+              <w:jc w:val="center"/>
+            </w:pPr>
+            <w:r>
+              <w:rPr>
+                <w:b/>
+                <w:color w:val="FFFFFF"/>
+                <w:sz w:val="19"/>
+              </w:rPr>
+              <w:t>確認する事項</w:t>
+            </w:r>
+          </w:p>
+        </w:tc>
+        <w:tc>
+          <w:tcPr>
+            <w:tcW w:w="6811" w:type="dxa"/>
+            <w:shd w:val="clear" w:color="auto" w:fill="2D7A57"/>
+          </w:tcPr>
+          <w:p>
+            <w:pPr>
+              <w:spacing w:after="0"/>
+              <w:jc w:val="center"/>
+            </w:pPr>
+            <w:r>
+              <w:rPr>
+                <w:b/>
+                <w:color w:val="FFFFFF"/>
+                <w:sz w:val="19"/>
+              </w:rPr>
+              <w:t>見込量への反映</w:t>
+            </w:r>
+          </w:p>
+        </w:tc>
+      </w:tr>
+      <w:tr>
+        <w:tc>
+          <w:tcPr>
+            <w:tcW w:w="2601" w:type="dxa"/>
+            <w:shd w:val="clear" w:color="auto" w:fill="EAF4EE"/>
+          </w:tcPr>
+          <w:p>
+            <w:pPr>
+              <w:spacing w:after="0"/>
+            </w:pPr>
+            <w:r>
+              <w:rPr>
+                <w:sz w:val="19"/>
+              </w:rPr>
+              <w:t>卒業予定者数と卒業年度</w:t>
+            </w:r>
+          </w:p>
+        </w:tc>
+        <w:tc>
+          <w:tcPr>
+            <w:tcW w:w="6811" w:type="dxa"/>
+          </w:tcPr>
+          <w:p>
+            <w:pPr>
+              <w:spacing w:after="0"/>
+            </w:pPr>
+            <w:r>
+              <w:rPr>
+                <w:sz w:val="19"/>
+              </w:rPr>
+              <w:t>卒業の翌年度を流入の年度とし、第５章１の該当するサービスに１人単位で加算する</w:t>
+            </w:r>
+          </w:p>
+        </w:tc>
+      </w:tr>
+      <w:tr>
+        <w:tc>
+          <w:tcPr>
+            <w:tcW w:w="2601" w:type="dxa"/>
+            <w:shd w:val="clear" w:color="auto" w:fill="EAF4EE"/>
+          </w:tcPr>
+          <w:p>
+            <w:pPr>
+              <w:spacing w:after="0"/>
+            </w:pPr>
+            <w:r>
+              <w:rPr>
+                <w:sz w:val="19"/>
+              </w:rPr>
+              <w:t>本人及び家族の進路希望</w:t>
+            </w:r>
+          </w:p>
+        </w:tc>
+        <w:tc>
+          <w:tcPr>
+            <w:tcW w:w="6811" w:type="dxa"/>
+          </w:tcPr>
+          <w:p>
+            <w:pPr>
+              <w:spacing w:after="0"/>
+            </w:pPr>
+            <w:r>
+              <w:rPr>
+                <w:sz w:val="19"/>
+              </w:rPr>
+              <w:t>一般就労、就労選択支援、就労移行支援、就労継続支援Ａ型・Ｂ型、生活介護、自立訓練のいずれに進むかを定め、該当するサービスに計上する</w:t>
+            </w:r>
+          </w:p>
+        </w:tc>
+      </w:tr>
+      <w:tr>
+        <w:tc>
+          <w:tcPr>
+            <w:tcW w:w="2601" w:type="dxa"/>
+            <w:shd w:val="clear" w:color="auto" w:fill="EAF4EE"/>
+          </w:tcPr>
+          <w:p>
+            <w:pPr>
+              <w:spacing w:after="0"/>
+            </w:pPr>
+            <w:r>
+              <w:rPr>
+                <w:sz w:val="19"/>
+              </w:rPr>
+              <w:t>就労選択支援の利用予定</w:t>
+            </w:r>
+          </w:p>
+        </w:tc>
+        <w:tc>
+          <w:tcPr>
+            <w:tcW w:w="6811" w:type="dxa"/>
+          </w:tcPr>
+          <w:p>
+            <w:pPr>
+              <w:spacing w:after="0"/>
+            </w:pPr>
+            <w:r>
+              <w:rPr>
+                <w:sz w:val="19"/>
+              </w:rPr>
+              <w:t>令和７年10月の創設により、就労継続支援Ｂ型の利用に当たってのアセスメントに関係する。在学中の利用も想定されているため、卒業前の年度に計上する場合がある</w:t>
+            </w:r>
+          </w:p>
+        </w:tc>
+      </w:tr>
+      <w:tr>
+        <w:tc>
+          <w:tcPr>
+            <w:tcW w:w="2601" w:type="dxa"/>
+            <w:shd w:val="clear" w:color="auto" w:fill="EAF4EE"/>
+          </w:tcPr>
+          <w:p>
+            <w:pPr>
+              <w:spacing w:after="0"/>
+            </w:pPr>
+            <w:r>
+              <w:rPr>
+                <w:sz w:val="19"/>
+              </w:rPr>
+              <w:t>放課後等デイサービスの終了</w:t>
+            </w:r>
+          </w:p>
+        </w:tc>
+        <w:tc>
+          <w:tcPr>
+            <w:tcW w:w="6811" w:type="dxa"/>
+          </w:tcPr>
+          <w:p>
+            <w:pPr>
+              <w:spacing w:after="0"/>
+            </w:pPr>
+            <w:r>
+              <w:rPr>
+                <w:sz w:val="19"/>
+              </w:rPr>
+              <w:t>同一の方について、障がい児通所支援の減と成人サービスの増を対応させる。別々に推計しない</w:t>
+            </w:r>
+          </w:p>
+        </w:tc>
+      </w:tr>
+      <w:tr>
+        <w:tc>
+          <w:tcPr>
+            <w:tcW w:w="2601" w:type="dxa"/>
+            <w:shd w:val="clear" w:color="auto" w:fill="EAF4EE"/>
+          </w:tcPr>
+          <w:p>
+            <w:pPr>
+              <w:spacing w:after="0"/>
+            </w:pPr>
+            <w:r>
+              <w:rPr>
+                <w:sz w:val="19"/>
+              </w:rPr>
+              <w:t>送迎・通学の手段と冬季の通所可否</w:t>
+            </w:r>
+          </w:p>
+        </w:tc>
+        <w:tc>
+          <w:tcPr>
+            <w:tcW w:w="6811" w:type="dxa"/>
+          </w:tcPr>
+          <w:p>
+            <w:pPr>
+              <w:spacing w:after="0"/>
+            </w:pPr>
+            <w:r>
+              <w:rPr>
+                <w:sz w:val="19"/>
+              </w:rPr>
+              <w:t>通える事業所が限られる場合は、確保可能量の制約として第５章２で扱う</w:t>
+            </w:r>
+          </w:p>
+        </w:tc>
+      </w:tr>
+      <w:tr>
+        <w:tc>
+          <w:tcPr>
+            <w:tcW w:w="2601" w:type="dxa"/>
+            <w:shd w:val="clear" w:color="auto" w:fill="EAF4EE"/>
+          </w:tcPr>
+          <w:p>
+            <w:pPr>
+              <w:spacing w:after="0"/>
+            </w:pPr>
+            <w:r>
+              <w:rPr>
+                <w:sz w:val="19"/>
+              </w:rPr>
+              <w:t>医療的ケア・強度行動障害の有無</w:t>
+            </w:r>
+          </w:p>
+        </w:tc>
+        <w:tc>
+          <w:tcPr>
+            <w:tcW w:w="6811" w:type="dxa"/>
+          </w:tcPr>
+          <w:p>
+            <w:pPr>
+              <w:spacing w:after="0"/>
+            </w:pPr>
+            <w:r>
+              <w:rPr>
+                <w:sz w:val="19"/>
+              </w:rPr>
+              <w:t>受入れできる事業所が圏域に限られるため、18歳到達の１年以上前から受入先の調整を始める</w:t>
+            </w:r>
+          </w:p>
+        </w:tc>
+      </w:tr>
+    </w:tbl>
+    <w:tbl>
+      <w:tblPr>
+        <w:tblLook w:firstColumn="1" w:firstRow="1" w:lastColumn="0" w:lastRow="0" w:noHBand="0" w:noVBand="1" w:val="04A0"/>
+        <w:tblBorders>
+          <w:top w:val="single" w:sz="8" w:space="0" w:color="3D86C6"/>
+          <w:left w:val="single" w:sz="8" w:space="0" w:color="3D86C6"/>
+          <w:bottom w:val="single" w:sz="8" w:space="0" w:color="3D86C6"/>
+          <w:right w:val="single" w:sz="8" w:space="0" w:color="3D86C6"/>
+          <w:insideH w:val="single" w:sz="8" w:space="0" w:color="3D86C6"/>
+          <w:insideV w:val="single" w:sz="8" w:space="0" w:color="3D86C6"/>
+        </w:tblBorders>
+        <w:tblW w:w="9412" w:type="dxa"/>
+      </w:tblPr>
+      <w:tblGrid>
+        <w:gridCol w:w="9412"/>
+      </w:tblGrid>
+      <w:tr>
+        <w:tc>
+          <w:tcPr>
+            <w:tcW w:type="dxa" w:w="9412"/>
+            <w:tcW w:w="9412" w:type="dxa"/>
+            <w:shd w:val="clear" w:color="auto" w:fill="EEF5FB"/>
+          </w:tcPr>
+          <w:p>
+            <w:pPr>
+              <w:spacing w:after="0"/>
+            </w:pPr>
+            <w:r>
+              <w:rPr>
+                <w:sz w:val="20"/>
+              </w:rPr>
+              <w:t>【村へ確認（Ｍ-21）】令和９～11年度に特別支援学校又は特別支援学級を卒業する予定の方について、卒業年度、在籍校、進路希望、就労選択支援の利用予定、医療的ケア及び強度行動障害の有無を教育委員会を通じて確認してください。本村の規模では、この一覧が成人サービスの見込量の最も確かな根拠になります。</w:t>
+            </w:r>
+          </w:p>
+        </w:tc>
+      </w:tr>
+    </w:tbl>
+    <w:p>
+      <w:pPr>
+        <w:pStyle w:val="ac"/>
+      </w:pPr>
+      <w:r>
+        <w:t>（２）65歳到達時のサービスの区分</w:t>
+      </w:r>
+    </w:p>
+    <w:p>
+      <w:pPr>
+        <w:ind w:firstLine="220"/>
+      </w:pPr>
+      <w:r>
+        <w:rPr>
+          <w:b w:val="0"/>
+        </w:rPr>
+        <w:t>65歳到達時に介護保険へ移行するかどうかは、サービスの種類により扱いが異なります。本村では次の区分に従って個別に判定し、介護保険では必要な量が確保できない場合には障がい福祉サービスを継続します。</w:t>
+      </w:r>
+    </w:p>
+    <w:tbl>
+      <w:tblPr>
+        <w:tblLook w:firstColumn="1" w:firstRow="1" w:lastColumn="0" w:lastRow="0" w:noHBand="0" w:noVBand="1" w:val="04A0"/>
+        <w:tblBorders>
+          <w:top w:val="single" w:sz="8" w:space="0" w:color="4F8A6E"/>
+          <w:left w:val="single" w:sz="8" w:space="0" w:color="4F8A6E"/>
+          <w:bottom w:val="single" w:sz="8" w:space="0" w:color="4F8A6E"/>
+          <w:right w:val="single" w:sz="8" w:space="0" w:color="4F8A6E"/>
+          <w:insideH w:val="single" w:sz="8" w:space="0" w:color="4F8A6E"/>
+          <w:insideV w:val="single" w:sz="8" w:space="0" w:color="4F8A6E"/>
+        </w:tblBorders>
+        <w:tblW w:w="9412" w:type="dxa"/>
+      </w:tblPr>
+      <w:tblGrid>
+        <w:gridCol w:w="3137"/>
+        <w:gridCol w:w="3137"/>
+        <w:gridCol w:w="3137"/>
+      </w:tblGrid>
+      <w:tr>
+        <w:tc>
+          <w:tcPr>
+            <w:tcW w:w="1858" w:type="dxa"/>
+            <w:shd w:val="clear" w:color="auto" w:fill="2D7A57"/>
+          </w:tcPr>
+          <w:p>
+            <w:pPr>
+              <w:spacing w:after="0"/>
+              <w:jc w:val="center"/>
+            </w:pPr>
+            <w:r>
+              <w:rPr>
+                <w:b/>
+                <w:color w:val="FFFFFF"/>
+                <w:sz w:val="19"/>
+              </w:rPr>
+              <w:t>区分</w:t>
+            </w:r>
+          </w:p>
+        </w:tc>
+        <w:tc>
+          <w:tcPr>
+            <w:tcW w:w="4334" w:type="dxa"/>
+            <w:shd w:val="clear" w:color="auto" w:fill="2D7A57"/>
+          </w:tcPr>
+          <w:p>
+            <w:pPr>
+              <w:spacing w:after="0"/>
+              <w:jc w:val="center"/>
+            </w:pPr>
+            <w:r>
+              <w:rPr>
+                <w:b/>
+                <w:color w:val="FFFFFF"/>
+                <w:sz w:val="19"/>
+              </w:rPr>
+              <w:t>該当するサービス</w:t>
+            </w:r>
+          </w:p>
+        </w:tc>
+        <w:tc>
+          <w:tcPr>
+            <w:tcW w:w="3220" w:type="dxa"/>
+            <w:shd w:val="clear" w:color="auto" w:fill="2D7A57"/>
+          </w:tcPr>
+          <w:p>
+            <w:pPr>
+              <w:spacing w:after="0"/>
+              <w:jc w:val="center"/>
+            </w:pPr>
+            <w:r>
+              <w:rPr>
+                <w:b/>
+                <w:color w:val="FFFFFF"/>
+                <w:sz w:val="19"/>
+              </w:rPr>
+              <w:t>扱い</w:t>
+            </w:r>
+          </w:p>
+        </w:tc>
+      </w:tr>
+      <w:tr>
+        <w:tc>
+          <w:tcPr>
+            <w:tcW w:w="1858" w:type="dxa"/>
+            <w:shd w:val="clear" w:color="auto" w:fill="EAF4EE"/>
+          </w:tcPr>
+          <w:p>
+            <w:pPr>
+              <w:spacing w:after="0"/>
+            </w:pPr>
+            <w:r>
+              <w:rPr>
+                <w:sz w:val="19"/>
+              </w:rPr>
+              <w:t>介護保険に相当するサービスがあるもの</w:t>
+            </w:r>
+          </w:p>
+        </w:tc>
+        <w:tc>
+          <w:tcPr>
+            <w:tcW w:w="4334" w:type="dxa"/>
+          </w:tcPr>
+          <w:p>
+            <w:pPr>
+              <w:spacing w:after="0"/>
+            </w:pPr>
+            <w:r>
+              <w:rPr>
+                <w:sz w:val="19"/>
+              </w:rPr>
+              <w:t>居宅介護（訪問介護）、生活介護（通所介護）、短期入所（短期入所生活介護）、自立訓練・機能訓練（通所リハビリテーション等）</w:t>
+            </w:r>
+          </w:p>
+        </w:tc>
+        <w:tc>
+          <w:tcPr>
+            <w:tcW w:w="3220" w:type="dxa"/>
+          </w:tcPr>
+          <w:p>
+            <w:pPr>
+              <w:spacing w:after="0"/>
+            </w:pPr>
+            <w:r>
+              <w:rPr>
+                <w:sz w:val="19"/>
+              </w:rPr>
+              <w:t>個別に移行の可否を判定します。圏域の事業所が共生型サービスの指定を受けている場合は、同一の事業所で継続して利用できる場合があります。</w:t>
+            </w:r>
+          </w:p>
+        </w:tc>
+      </w:tr>
+      <w:tr>
+        <w:tc>
+          <w:tcPr>
+            <w:tcW w:w="1858" w:type="dxa"/>
+            <w:shd w:val="clear" w:color="auto" w:fill="EAF4EE"/>
+          </w:tcPr>
+          <w:p>
+            <w:pPr>
+              <w:spacing w:after="0"/>
+            </w:pPr>
+            <w:r>
+              <w:rPr>
+                <w:sz w:val="19"/>
+              </w:rPr>
+              <w:t>介護保険に相当するサービスがないもの</w:t>
+            </w:r>
+          </w:p>
+        </w:tc>
+        <w:tc>
+          <w:tcPr>
+            <w:tcW w:w="4334" w:type="dxa"/>
+          </w:tcPr>
+          <w:p>
+            <w:pPr>
+              <w:spacing w:after="0"/>
+            </w:pPr>
+            <w:r>
+              <w:rPr>
+                <w:sz w:val="19"/>
+              </w:rPr>
+              <w:t>共同生活援助、施設入所支援、就労移行支援、就労継続支援Ａ型・Ｂ型、就労定着支援、就労選択支援、同行援護、行動援護</w:t>
+            </w:r>
+          </w:p>
+        </w:tc>
+        <w:tc>
+          <w:tcPr>
+            <w:tcW w:w="3220" w:type="dxa"/>
+          </w:tcPr>
+          <w:p>
+            <w:pPr>
+              <w:spacing w:after="0"/>
+            </w:pPr>
+            <w:r>
+              <w:rPr>
+                <w:sz w:val="19"/>
+              </w:rPr>
+              <w:t>65歳到達後も障がい福祉サービスとして継続します。</w:t>
+            </w:r>
+          </w:p>
+        </w:tc>
+      </w:tr>
+      <w:tr>
+        <w:tc>
+          <w:tcPr>
+            <w:tcW w:w="1858" w:type="dxa"/>
+            <w:shd w:val="clear" w:color="auto" w:fill="EAF4EE"/>
+          </w:tcPr>
+          <w:p>
+            <w:pPr>
+              <w:spacing w:after="0"/>
+            </w:pPr>
+            <w:r>
+              <w:rPr>
+                <w:sz w:val="19"/>
+              </w:rPr>
+              <w:t>介護保険の事業所では必要量を確保できない場合</w:t>
+            </w:r>
+          </w:p>
+        </w:tc>
+        <w:tc>
+          <w:tcPr>
+            <w:tcW w:w="4334" w:type="dxa"/>
+          </w:tcPr>
+          <w:p>
+            <w:pPr>
+              <w:spacing w:after="0"/>
+            </w:pPr>
+            <w:r>
+              <w:rPr>
+                <w:sz w:val="19"/>
+              </w:rPr>
+              <w:t>圏域の介護保険事業所に空きがない場合、送迎の範囲外である場合、医療的ケア又は強度行動障害に対応できない場合</w:t>
+            </w:r>
+          </w:p>
+        </w:tc>
+        <w:tc>
+          <w:tcPr>
+            <w:tcW w:w="3220" w:type="dxa"/>
+          </w:tcPr>
+          <w:p>
+            <w:pPr>
+              <w:spacing w:after="0"/>
+            </w:pPr>
+            <w:r>
+              <w:rPr>
+                <w:sz w:val="19"/>
+              </w:rPr>
+              <w:t>介護保険に移すと必要な支援が受けられなくなるため、障がい福祉サービスを継続します。確保できない量は不足量として第５章２の方策で扱います。</w:t>
+            </w:r>
+          </w:p>
+        </w:tc>
+      </w:tr>
+      <w:tr>
+        <w:tc>
+          <w:tcPr>
+            <w:tcW w:w="1858" w:type="dxa"/>
+            <w:shd w:val="clear" w:color="auto" w:fill="EAF4EE"/>
+          </w:tcPr>
+          <w:p>
+            <w:pPr>
+              <w:spacing w:after="0"/>
+            </w:pPr>
+            <w:r>
+              <w:rPr>
+                <w:sz w:val="19"/>
+              </w:rPr>
+              <w:t>介護保険では不足する場合</w:t>
+            </w:r>
+          </w:p>
+        </w:tc>
+        <w:tc>
+          <w:tcPr>
+            <w:tcW w:w="4334" w:type="dxa"/>
+          </w:tcPr>
+          <w:p>
+            <w:pPr>
+              <w:spacing w:after="0"/>
+            </w:pPr>
+            <w:r>
+              <w:rPr>
+                <w:sz w:val="19"/>
+              </w:rPr>
+              <w:t>重度訪問介護、支給限度基準額を超える必要量がある場合</w:t>
+            </w:r>
+          </w:p>
+        </w:tc>
+        <w:tc>
+          <w:tcPr>
+            <w:tcW w:w="3220" w:type="dxa"/>
+          </w:tcPr>
+          <w:p>
+            <w:pPr>
+              <w:spacing w:after="0"/>
+            </w:pPr>
+            <w:r>
+              <w:rPr>
+                <w:sz w:val="19"/>
+              </w:rPr>
+              <w:t>介護保険を利用したうえで、不足する部分を障がい福祉サービスで上乗せする場合があります。見込量から全額を減じることはしません。</w:t>
+            </w:r>
+          </w:p>
+        </w:tc>
+      </w:tr>
+    </w:tbl>
+    <w:tbl>
+      <w:tblPr>
+        <w:tblLook w:firstColumn="1" w:firstRow="1" w:lastColumn="0" w:lastRow="0" w:noHBand="0" w:noVBand="1" w:val="04A0"/>
+        <w:tblBorders>
+          <w:top w:val="single" w:sz="8" w:space="0" w:color="3D86C6"/>
+          <w:left w:val="single" w:sz="8" w:space="0" w:color="3D86C6"/>
+          <w:bottom w:val="single" w:sz="8" w:space="0" w:color="3D86C6"/>
+          <w:right w:val="single" w:sz="8" w:space="0" w:color="3D86C6"/>
+          <w:insideH w:val="single" w:sz="8" w:space="0" w:color="3D86C6"/>
+          <w:insideV w:val="single" w:sz="8" w:space="0" w:color="3D86C6"/>
+        </w:tblBorders>
+        <w:tblW w:w="9412" w:type="dxa"/>
+      </w:tblPr>
+      <w:tblGrid>
+        <w:gridCol w:w="9412"/>
+      </w:tblGrid>
+      <w:tr>
+        <w:tc>
+          <w:tcPr>
+            <w:tcW w:type="dxa" w:w="9412"/>
+            <w:tcW w:w="9412" w:type="dxa"/>
+            <w:shd w:val="clear" w:color="auto" w:fill="EEF5FB"/>
+          </w:tcPr>
+          <w:p>
+            <w:pPr>
+              <w:spacing w:after="0"/>
+            </w:pPr>
+            <w:r>
+              <w:rPr>
+                <w:sz w:val="20"/>
+              </w:rPr>
+              <w:t>【村へ確認（Ｍ-15・Ｍ-20）】令和９～11年度に18歳、40歳、65歳に到達する利用者について、到達年度、現在利用しているサービス及び月の利用量を確認してください。65歳到達予定者については、圏域の介護保険事業所における共生型サービスの指定の有無もあわせて確認が必要です。利用者負担の軽減（新高額障害福祉サービス等給付費）は第７章３に整理しています。</w:t>
+            </w:r>
+          </w:p>
+        </w:tc>
+      </w:tr>
+    </w:tbl>
+    <w:p>
+      <w:pPr>
+        <w:spacing w:after="0"/>
+      </w:pPr>
+    </w:p>
+    <w:p>
+      <w:pPr>
+        <w:pStyle w:val="2"/>
+      </w:pPr>
+      <w:r>
+        <w:t>６　関係機関との連携</w:t>
+      </w:r>
+    </w:p>
+    <w:p>
+      <w:pPr>
+        <w:ind w:firstLine="220"/>
+      </w:pPr>
+      <w:r>
+        <w:rPr>
+          <w:b w:val="0"/>
+        </w:rPr>
+        <w:t>国の基本指針 別表第二 五は、村の障がい保健福祉部局と、医療機関、教育機関、公共職業安定所、障害者職業センター、障害者就業・生活支援センターその他の職業リハビリテーションの措置を実施する機関その他の関係機関との連携方法等を定めることを、障がい福祉計画及び障がい児福祉計画の記載事項としています。</w:t>
+      </w:r>
+    </w:p>
+    <w:p>
+      <w:pPr>
+        <w:ind w:firstLine="220"/>
+      </w:pPr>
+      <w:r>
+        <w:rPr>
+          <w:b w:val="0"/>
+        </w:rPr>
+        <w:t>本村は人口2,316人（令和８年４月１日現在）の小規模な自治体であり、村内で完結する支援は限られます。会津北部圏域（猪苗代町・磐梯町・湯川村・本村）及び会津障がい保健福祉圏域の関係機関との連携が、サービス提供体制の確保そのものになります。主な関係機関と連携の内容は次のとおりです。</w:t>
+      </w:r>
+    </w:p>
+    <w:tbl>
+      <w:tblPr>
+        <w:tblLook w:firstColumn="1" w:firstRow="1" w:lastColumn="0" w:lastRow="0" w:noHBand="0" w:noVBand="1" w:val="04A0"/>
+        <w:tblBorders>
+          <w:top w:val="single" w:sz="8" w:space="0" w:color="4F8A6E"/>
+          <w:left w:val="single" w:sz="8" w:space="0" w:color="4F8A6E"/>
+          <w:bottom w:val="single" w:sz="8" w:space="0" w:color="4F8A6E"/>
+          <w:right w:val="single" w:sz="8" w:space="0" w:color="4F8A6E"/>
+          <w:insideH w:val="single" w:sz="8" w:space="0" w:color="4F8A6E"/>
+          <w:insideV w:val="single" w:sz="8" w:space="0" w:color="4F8A6E"/>
+        </w:tblBorders>
+        <w:tblW w:w="9412" w:type="dxa"/>
+      </w:tblPr>
+      <w:tblGrid>
+        <w:gridCol w:w="3137"/>
+        <w:gridCol w:w="3137"/>
+        <w:gridCol w:w="3137"/>
+      </w:tblGrid>
+      <w:tr>
+        <w:tc>
+          <w:tcPr>
+            <w:tcW w:w="1858" w:type="dxa"/>
+            <w:shd w:val="clear" w:color="auto" w:fill="2D7A57"/>
+          </w:tcPr>
+          <w:p>
+            <w:pPr>
+              <w:spacing w:after="0"/>
+              <w:jc w:val="center"/>
+            </w:pPr>
+            <w:r>
+              <w:rPr>
+                <w:b/>
+                <w:color w:val="FFFFFF"/>
+                <w:sz w:val="19"/>
+              </w:rPr>
+              <w:t>分野</w:t>
+            </w:r>
+          </w:p>
+        </w:tc>
+        <w:tc>
+          <w:tcPr>
+            <w:tcW w:w="4334" w:type="dxa"/>
+            <w:shd w:val="clear" w:color="auto" w:fill="2D7A57"/>
+          </w:tcPr>
+          <w:p>
+            <w:pPr>
+              <w:spacing w:after="0"/>
+              <w:jc w:val="center"/>
+            </w:pPr>
+            <w:r>
+              <w:rPr>
+                <w:b/>
+                <w:color w:val="FFFFFF"/>
+                <w:sz w:val="19"/>
+              </w:rPr>
+              <w:t>関係機関</w:t>
+            </w:r>
+          </w:p>
+        </w:tc>
+        <w:tc>
+          <w:tcPr>
+            <w:tcW w:w="3220" w:type="dxa"/>
+            <w:shd w:val="clear" w:color="auto" w:fill="2D7A57"/>
+          </w:tcPr>
+          <w:p>
+            <w:pPr>
+              <w:spacing w:after="0"/>
+              <w:jc w:val="center"/>
+            </w:pPr>
+            <w:r>
+              <w:rPr>
+                <w:b/>
+                <w:color w:val="FFFFFF"/>
+                <w:sz w:val="19"/>
+              </w:rPr>
+              <w:t>連携の内容</w:t>
+            </w:r>
+          </w:p>
+        </w:tc>
+      </w:tr>
+      <w:tr>
+        <w:tc>
+          <w:tcPr>
+            <w:tcW w:w="1858" w:type="dxa"/>
+            <w:shd w:val="clear" w:color="auto" w:fill="EAF4EE"/>
+          </w:tcPr>
+          <w:p>
+            <w:pPr>
+              <w:spacing w:after="0"/>
+            </w:pPr>
+            <w:r>
+              <w:rPr>
+                <w:sz w:val="19"/>
+              </w:rPr>
+              <w:t>就労</w:t>
+            </w:r>
+          </w:p>
+        </w:tc>
+        <w:tc>
+          <w:tcPr>
+            <w:tcW w:w="4334" w:type="dxa"/>
+          </w:tcPr>
+          <w:p>
+            <w:pPr>
+              <w:spacing w:after="0"/>
+            </w:pPr>
+            <w:r>
+              <w:rPr>
+                <w:sz w:val="19"/>
+              </w:rPr>
+              <w:t>会津若松公共職業安定所（ハローワーク）</w:t>
+            </w:r>
+          </w:p>
+        </w:tc>
+        <w:tc>
+          <w:tcPr>
+            <w:tcW w:w="3220" w:type="dxa"/>
+          </w:tcPr>
+          <w:p>
+            <w:pPr>
+              <w:spacing w:after="0"/>
+            </w:pPr>
+            <w:r>
+              <w:rPr>
+                <w:sz w:val="19"/>
+              </w:rPr>
+              <w:t>一般就労を希望する方の求職登録への同行・情報提供。就労移行支援事業所等からの誘導。障がい者雇用に関する事業主への働きかけ。第４章２（３）の一般就労移行者数の目標に直接結びつく連携先です。</w:t>
+            </w:r>
+          </w:p>
+        </w:tc>
+      </w:tr>
+      <w:tr>
+        <w:tc>
+          <w:tcPr>
+            <w:tcW w:w="1858" w:type="dxa"/>
+            <w:shd w:val="clear" w:color="auto" w:fill="EAF4EE"/>
+          </w:tcPr>
+          <w:p>
+            <w:pPr>
+              <w:spacing w:after="0"/>
+            </w:pPr>
+            <w:r>
+              <w:rPr>
+                <w:sz w:val="19"/>
+              </w:rPr>
+              <w:t>就労</w:t>
+            </w:r>
+          </w:p>
+        </w:tc>
+        <w:tc>
+          <w:tcPr>
+            <w:tcW w:w="4334" w:type="dxa"/>
+          </w:tcPr>
+          <w:p>
+            <w:pPr>
+              <w:spacing w:after="0"/>
+            </w:pPr>
+            <w:r>
+              <w:rPr>
+                <w:sz w:val="19"/>
+              </w:rPr>
+              <w:t>福島県障害者職業センター</w:t>
+            </w:r>
+          </w:p>
+        </w:tc>
+        <w:tc>
+          <w:tcPr>
+            <w:tcW w:w="3220" w:type="dxa"/>
+          </w:tcPr>
+          <w:p>
+            <w:pPr>
+              <w:spacing w:after="0"/>
+            </w:pPr>
+            <w:r>
+              <w:rPr>
+                <w:sz w:val="19"/>
+              </w:rPr>
+              <w:t>職業評価、職業準備支援、職場適応援助者（ジョブコーチ）による支援の利用調整。</w:t>
+            </w:r>
+          </w:p>
+        </w:tc>
+      </w:tr>
+      <w:tr>
+        <w:tc>
+          <w:tcPr>
+            <w:tcW w:w="1858" w:type="dxa"/>
+            <w:shd w:val="clear" w:color="auto" w:fill="EAF4EE"/>
+          </w:tcPr>
+          <w:p>
+            <w:pPr>
+              <w:spacing w:after="0"/>
+            </w:pPr>
+            <w:r>
+              <w:rPr>
+                <w:sz w:val="19"/>
+              </w:rPr>
+              <w:t>就労</w:t>
+            </w:r>
+          </w:p>
+        </w:tc>
+        <w:tc>
+          <w:tcPr>
+            <w:tcW w:w="4334" w:type="dxa"/>
+          </w:tcPr>
+          <w:p>
+            <w:pPr>
+              <w:spacing w:after="0"/>
+            </w:pPr>
+            <w:r>
+              <w:rPr>
+                <w:sz w:val="19"/>
+              </w:rPr>
+              <w:t>障害者就業・生活支援センター（会津地域）</w:t>
+            </w:r>
+          </w:p>
+        </w:tc>
+        <w:tc>
+          <w:tcPr>
+            <w:tcW w:w="3220" w:type="dxa"/>
+          </w:tcPr>
+          <w:p>
+            <w:pPr>
+              <w:spacing w:after="0"/>
+            </w:pPr>
+            <w:r>
+              <w:rPr>
+                <w:sz w:val="19"/>
+              </w:rPr>
+              <w:t>就労面と生活面の一体的な支援。就労定着支援事業との役割分担の調整。</w:t>
+            </w:r>
+          </w:p>
+        </w:tc>
+      </w:tr>
+      <w:tr>
+        <w:tc>
+          <w:tcPr>
+            <w:tcW w:w="1858" w:type="dxa"/>
+            <w:shd w:val="clear" w:color="auto" w:fill="EAF4EE"/>
+          </w:tcPr>
+          <w:p>
+            <w:pPr>
+              <w:spacing w:after="0"/>
+            </w:pPr>
+            <w:r>
+              <w:rPr>
+                <w:sz w:val="19"/>
+              </w:rPr>
+              <w:t>教育</w:t>
+            </w:r>
+          </w:p>
+        </w:tc>
+        <w:tc>
+          <w:tcPr>
+            <w:tcW w:w="4334" w:type="dxa"/>
+          </w:tcPr>
+          <w:p>
+            <w:pPr>
+              <w:spacing w:after="0"/>
+            </w:pPr>
+            <w:r>
+              <w:rPr>
+                <w:sz w:val="19"/>
+              </w:rPr>
+              <w:t>猪苗代支援学校、会津支援学校</w:t>
+            </w:r>
+          </w:p>
+        </w:tc>
+        <w:tc>
+          <w:tcPr>
+            <w:tcW w:w="3220" w:type="dxa"/>
+          </w:tcPr>
+          <w:p>
+            <w:pPr>
+              <w:spacing w:after="0"/>
+            </w:pPr>
+            <w:r>
+              <w:rPr>
+                <w:sz w:val="19"/>
+              </w:rPr>
+              <w:t>在学中からの進路相談への参加。卒業後の日中活動系サービスへの引継ぎ。第５章５の年齢到達に伴うサービスの移行と連動します。</w:t>
+            </w:r>
+          </w:p>
+        </w:tc>
+      </w:tr>
+      <w:tr>
+        <w:tc>
+          <w:tcPr>
+            <w:tcW w:w="1858" w:type="dxa"/>
+            <w:shd w:val="clear" w:color="auto" w:fill="EAF4EE"/>
+          </w:tcPr>
+          <w:p>
+            <w:pPr>
+              <w:spacing w:after="0"/>
+            </w:pPr>
+            <w:r>
+              <w:rPr>
+                <w:sz w:val="19"/>
+              </w:rPr>
+              <w:t>教育</w:t>
+            </w:r>
+          </w:p>
+        </w:tc>
+        <w:tc>
+          <w:tcPr>
+            <w:tcW w:w="4334" w:type="dxa"/>
+          </w:tcPr>
+          <w:p>
+            <w:pPr>
+              <w:spacing w:after="0"/>
+            </w:pPr>
+            <w:r>
+              <w:rPr>
+                <w:sz w:val="19"/>
+              </w:rPr>
+              <w:t>村教育委員会、村内の小・中学校</w:t>
+            </w:r>
+          </w:p>
+        </w:tc>
+        <w:tc>
+          <w:tcPr>
+            <w:tcW w:w="3220" w:type="dxa"/>
+          </w:tcPr>
+          <w:p>
+            <w:pPr>
+              <w:spacing w:after="0"/>
+            </w:pPr>
+            <w:r>
+              <w:rPr>
+                <w:sz w:val="19"/>
+              </w:rPr>
+              <w:t>就学相談。放課後等デイサービスと学校との情報共有。医療的ケア児の学校における医療的ケア体制の確保。</w:t>
+            </w:r>
+          </w:p>
+        </w:tc>
+      </w:tr>
+      <w:tr>
+        <w:tc>
+          <w:tcPr>
+            <w:tcW w:w="1858" w:type="dxa"/>
+            <w:shd w:val="clear" w:color="auto" w:fill="EAF4EE"/>
+          </w:tcPr>
+          <w:p>
+            <w:pPr>
+              <w:spacing w:after="0"/>
+            </w:pPr>
+            <w:r>
+              <w:rPr>
+                <w:sz w:val="19"/>
+              </w:rPr>
+              <w:t>保健・医療</w:t>
+            </w:r>
+          </w:p>
+        </w:tc>
+        <w:tc>
+          <w:tcPr>
+            <w:tcW w:w="4334" w:type="dxa"/>
+          </w:tcPr>
+          <w:p>
+            <w:pPr>
+              <w:spacing w:after="0"/>
+            </w:pPr>
+            <w:r>
+              <w:rPr>
+                <w:sz w:val="19"/>
+              </w:rPr>
+              <w:t>村内及び圏域の医療機関、精神科病院</w:t>
+            </w:r>
+          </w:p>
+        </w:tc>
+        <w:tc>
+          <w:tcPr>
+            <w:tcW w:w="3220" w:type="dxa"/>
+          </w:tcPr>
+          <w:p>
+            <w:pPr>
+              <w:spacing w:after="0"/>
+            </w:pPr>
+            <w:r>
+              <w:rPr>
+                <w:sz w:val="19"/>
+              </w:rPr>
+              <w:t>退院後の生活支援に係る情報共有。自立支援医療の利用勧奨。第４章２（２）の精神障害にも対応した地域包括ケアシステムの構築に係る協議。</w:t>
+            </w:r>
+          </w:p>
+        </w:tc>
+      </w:tr>
+      <w:tr>
+        <w:tc>
+          <w:tcPr>
+            <w:tcW w:w="1858" w:type="dxa"/>
+            <w:shd w:val="clear" w:color="auto" w:fill="EAF4EE"/>
+          </w:tcPr>
+          <w:p>
+            <w:pPr>
+              <w:spacing w:after="0"/>
+            </w:pPr>
+            <w:r>
+              <w:rPr>
+                <w:sz w:val="19"/>
+              </w:rPr>
+              <w:t>保健・医療</w:t>
+            </w:r>
+          </w:p>
+        </w:tc>
+        <w:tc>
+          <w:tcPr>
+            <w:tcW w:w="4334" w:type="dxa"/>
+          </w:tcPr>
+          <w:p>
+            <w:pPr>
+              <w:spacing w:after="0"/>
+            </w:pPr>
+            <w:r>
+              <w:rPr>
+                <w:sz w:val="19"/>
+              </w:rPr>
+              <w:t>訪問看護ステーション、保健所</w:t>
+            </w:r>
+          </w:p>
+        </w:tc>
+        <w:tc>
+          <w:tcPr>
+            <w:tcW w:w="3220" w:type="dxa"/>
+          </w:tcPr>
+          <w:p>
+            <w:pPr>
+              <w:spacing w:after="0"/>
+            </w:pPr>
+            <w:r>
+              <w:rPr>
+                <w:sz w:val="19"/>
+              </w:rPr>
+              <w:t>医療的ケア児等の在宅支援。第４章２（４）の協議の場の構成機関となります。</w:t>
+            </w:r>
+          </w:p>
+        </w:tc>
+      </w:tr>
+      <w:tr>
+        <w:tc>
+          <w:tcPr>
+            <w:tcW w:w="1858" w:type="dxa"/>
+            <w:shd w:val="clear" w:color="auto" w:fill="EAF4EE"/>
+          </w:tcPr>
+          <w:p>
+            <w:pPr>
+              <w:spacing w:after="0"/>
+            </w:pPr>
+            <w:r>
+              <w:rPr>
+                <w:sz w:val="19"/>
+              </w:rPr>
+              <w:t>保育・子育て</w:t>
+            </w:r>
+          </w:p>
+        </w:tc>
+        <w:tc>
+          <w:tcPr>
+            <w:tcW w:w="4334" w:type="dxa"/>
+          </w:tcPr>
+          <w:p>
+            <w:pPr>
+              <w:spacing w:after="0"/>
+            </w:pPr>
+            <w:r>
+              <w:rPr>
+                <w:sz w:val="19"/>
+              </w:rPr>
+              <w:t>こども家庭センター、村内の保育施設</w:t>
+            </w:r>
+          </w:p>
+        </w:tc>
+        <w:tc>
+          <w:tcPr>
+            <w:tcW w:w="3220" w:type="dxa"/>
+          </w:tcPr>
+          <w:p>
+            <w:pPr>
+              <w:spacing w:after="0"/>
+            </w:pPr>
+            <w:r>
+              <w:rPr>
+                <w:sz w:val="19"/>
+              </w:rPr>
+              <w:t>障がいや発達の特性の早期発見・早期療育。保育所等訪問支援の受入れ調整。保育所等における障がい児の受入れ体制の整備。</w:t>
+            </w:r>
+          </w:p>
+        </w:tc>
+      </w:tr>
+      <w:tr>
+        <w:tc>
+          <w:tcPr>
+            <w:tcW w:w="1858" w:type="dxa"/>
+            <w:shd w:val="clear" w:color="auto" w:fill="EAF4EE"/>
+          </w:tcPr>
+          <w:p>
+            <w:pPr>
+              <w:spacing w:after="0"/>
+            </w:pPr>
+            <w:r>
+              <w:rPr>
+                <w:sz w:val="19"/>
+              </w:rPr>
+              <w:t>相談支援</w:t>
+            </w:r>
+          </w:p>
+        </w:tc>
+        <w:tc>
+          <w:tcPr>
+            <w:tcW w:w="4334" w:type="dxa"/>
+          </w:tcPr>
+          <w:p>
+            <w:pPr>
+              <w:spacing w:after="0"/>
+            </w:pPr>
+            <w:r>
+              <w:rPr>
+                <w:sz w:val="19"/>
+              </w:rPr>
+              <w:t>圏域の指定特定相談支援事業所・指定障害児相談支援事業所</w:t>
+            </w:r>
+          </w:p>
+        </w:tc>
+        <w:tc>
+          <w:tcPr>
+            <w:tcW w:w="3220" w:type="dxa"/>
+          </w:tcPr>
+          <w:p>
+            <w:pPr>
+              <w:spacing w:after="0"/>
+            </w:pPr>
+            <w:r>
+              <w:rPr>
+                <w:sz w:val="19"/>
+              </w:rPr>
+              <w:t>サービス等利用計画及び障がい児支援利用計画の作成とモニタリング。本村はセルフプランによらず、相談支援専門員が計画を作成しています。</w:t>
+            </w:r>
+          </w:p>
+        </w:tc>
+      </w:tr>
+      <w:tr>
+        <w:tc>
+          <w:tcPr>
+            <w:tcW w:w="1858" w:type="dxa"/>
+            <w:shd w:val="clear" w:color="auto" w:fill="EAF4EE"/>
+          </w:tcPr>
+          <w:p>
+            <w:pPr>
+              <w:spacing w:after="0"/>
+            </w:pPr>
+            <w:r>
+              <w:rPr>
+                <w:sz w:val="19"/>
+              </w:rPr>
+              <w:t>権利擁護</w:t>
+            </w:r>
+          </w:p>
+        </w:tc>
+        <w:tc>
+          <w:tcPr>
+            <w:tcW w:w="4334" w:type="dxa"/>
+          </w:tcPr>
+          <w:p>
+            <w:pPr>
+              <w:spacing w:after="0"/>
+            </w:pPr>
+            <w:r>
+              <w:rPr>
+                <w:sz w:val="19"/>
+              </w:rPr>
+              <w:t>会津権利擁護・成年後見センター</w:t>
+            </w:r>
+          </w:p>
+        </w:tc>
+        <w:tc>
+          <w:tcPr>
+            <w:tcW w:w="3220" w:type="dxa"/>
+          </w:tcPr>
+          <w:p>
+            <w:pPr>
+              <w:spacing w:after="0"/>
+            </w:pPr>
+            <w:r>
+              <w:rPr>
+                <w:sz w:val="19"/>
+              </w:rPr>
+              <w:t>成年後見制度の利用促進、制度の周知啓発、相談対応（第６章）。</w:t>
+            </w:r>
+          </w:p>
+        </w:tc>
+      </w:tr>
+      <w:tr>
+        <w:tc>
+          <w:tcPr>
+            <w:tcW w:w="1858" w:type="dxa"/>
+            <w:shd w:val="clear" w:color="auto" w:fill="EAF4EE"/>
+          </w:tcPr>
+          <w:p>
+            <w:pPr>
+              <w:spacing w:after="0"/>
+            </w:pPr>
+            <w:r>
+              <w:rPr>
+                <w:sz w:val="19"/>
+              </w:rPr>
+              <w:t>防災</w:t>
+            </w:r>
+          </w:p>
+        </w:tc>
+        <w:tc>
+          <w:tcPr>
+            <w:tcW w:w="4334" w:type="dxa"/>
+          </w:tcPr>
+          <w:p>
+            <w:pPr>
+              <w:spacing w:after="0"/>
+            </w:pPr>
+            <w:r>
+              <w:rPr>
+                <w:sz w:val="19"/>
+              </w:rPr>
+              <w:t>村総務課（防災）、消防、民生委員児童委員</w:t>
+            </w:r>
+          </w:p>
+        </w:tc>
+        <w:tc>
+          <w:tcPr>
+            <w:tcW w:w="3220" w:type="dxa"/>
+          </w:tcPr>
+          <w:p>
+            <w:pPr>
+              <w:spacing w:after="0"/>
+            </w:pPr>
+            <w:r>
+              <w:rPr>
+                <w:sz w:val="19"/>
+              </w:rPr>
+              <w:t>個別避難計画の作成。災害時の安否確認と福祉避難所の運営。冬季・積雪時の避難支援体制の整備。</w:t>
+            </w:r>
+          </w:p>
+        </w:tc>
+      </w:tr>
+    </w:tbl>
+    <w:tbl>
+      <w:tblPr>
+        <w:tblLook w:firstColumn="1" w:firstRow="1" w:lastColumn="0" w:lastRow="0" w:noHBand="0" w:noVBand="1" w:val="04A0"/>
+        <w:tblBorders>
+          <w:top w:val="single" w:sz="8" w:space="0" w:color="3D86C6"/>
+          <w:left w:val="single" w:sz="8" w:space="0" w:color="3D86C6"/>
+          <w:bottom w:val="single" w:sz="8" w:space="0" w:color="3D86C6"/>
+          <w:right w:val="single" w:sz="8" w:space="0" w:color="3D86C6"/>
+          <w:insideH w:val="single" w:sz="8" w:space="0" w:color="3D86C6"/>
+          <w:insideV w:val="single" w:sz="8" w:space="0" w:color="3D86C6"/>
+        </w:tblBorders>
+        <w:tblW w:w="9412" w:type="dxa"/>
+      </w:tblPr>
+      <w:tblGrid>
+        <w:gridCol w:w="9412"/>
+      </w:tblGrid>
+      <w:tr>
+        <w:tc>
+          <w:tcPr>
+            <w:tcW w:type="dxa" w:w="9412"/>
+            <w:tcW w:w="9412" w:type="dxa"/>
+            <w:shd w:val="clear" w:color="auto" w:fill="EEF5FB"/>
+          </w:tcPr>
+          <w:p>
+            <w:pPr>
+              <w:spacing w:after="0"/>
+            </w:pPr>
+            <w:r>
+              <w:rPr>
+                <w:sz w:val="20"/>
+              </w:rPr>
+              <w:t>【村へ確認】就労関係機関（会津若松公共職業安定所、福島県障害者職業センター、障害者就業・生活支援センター）との連携の実態を確認してください。現在の連絡窓口、年間の相談・紹介の件数、就労移行支援事業所等との三者連携の有無が分かると、第４章２（３）の一般就労移行者数の目標の実効性を説明できます。障害者就業・生活支援センターについては、会津地域を所管するセンターの名称と所在地を確認してください。連携の全体像を１枚の図で示す案もあり、機関名と役割が確定した段階で作成します。</w:t>
+            </w:r>
+          </w:p>
+        </w:tc>
+      </w:tr>
+    </w:tbl>
+    <w:p>
+      <w:pPr>
+        <w:spacing w:after="0"/>
+      </w:pPr>
+    </w:p>
+    <w:p>
+      <w:pPr>
+        <w:pStyle w:val="2"/>
+      </w:pPr>
+      <w:r>
+        <w:t>７　障がい福祉サービス等に係る費用の推移と財源構成</w:t>
+      </w:r>
+    </w:p>
+    <w:p>
+      <w:pPr>
+        <w:ind w:firstLine="220"/>
+      </w:pPr>
+      <w:r>
+        <w:rPr>
+          <w:b w:val="0"/>
+        </w:rPr>
+        <w:t>これまでの計画では、障がい福祉サービスの利用件数・利用量の推移を中心に整理してきましたが、本計画では、サービスの提供に要する費用と、その財源が国・県・村にどのように配分されているかをあわせて示します。サービス見込量の確保は財源の確保と一体であり、特に人口規模の小さい本村では、給付費の増減が村財政に与える影響を把握しておく必要があるためです。</w:t>
+      </w:r>
+    </w:p>
+    <w:p>
+      <w:pPr>
+        <w:pStyle w:val="ac"/>
+      </w:pPr>
+      <w:r>
+        <w:t>（１）給付費の推移</w:t>
+      </w:r>
+    </w:p>
+    <w:tbl>
+      <w:tblPr>
+        <w:tblLook w:firstColumn="1" w:firstRow="1" w:lastColumn="0" w:lastRow="0" w:noHBand="0" w:noVBand="1" w:val="04A0"/>
+        <w:tblBorders>
+          <w:top w:val="single" w:sz="8" w:space="0" w:color="4F8A6E"/>
+          <w:left w:val="single" w:sz="8" w:space="0" w:color="4F8A6E"/>
+          <w:bottom w:val="single" w:sz="8" w:space="0" w:color="4F8A6E"/>
+          <w:right w:val="single" w:sz="8" w:space="0" w:color="4F8A6E"/>
+          <w:insideH w:val="single" w:sz="8" w:space="0" w:color="4F8A6E"/>
+          <w:insideV w:val="single" w:sz="8" w:space="0" w:color="4F8A6E"/>
+        </w:tblBorders>
+        <w:tblW w:w="9412" w:type="dxa"/>
+      </w:tblPr>
+      <w:tblGrid>
+        <w:gridCol w:w="1882"/>
+        <w:gridCol w:w="1882"/>
+        <w:gridCol w:w="1882"/>
+        <w:gridCol w:w="1882"/>
+        <w:gridCol w:w="1882"/>
+      </w:tblGrid>
+      <w:tr>
+        <w:tc>
+          <w:tcPr>
+            <w:tcW w:w="1610" w:type="dxa"/>
+            <w:shd w:val="clear" w:color="auto" w:fill="2D7A57"/>
+          </w:tcPr>
+          <w:p>
+            <w:pPr>
+              <w:spacing w:after="0"/>
+              <w:jc w:val="center"/>
+            </w:pPr>
+            <w:r>
+              <w:rPr>
+                <w:b/>
+                <w:color w:val="FFFFFF"/>
+                <w:sz w:val="19"/>
+              </w:rPr>
+              <w:t>年度</w:t>
+            </w:r>
+          </w:p>
+        </w:tc>
+        <w:tc>
+          <w:tcPr>
+            <w:tcW w:w="1981" w:type="dxa"/>
+            <w:shd w:val="clear" w:color="auto" w:fill="2D7A57"/>
+          </w:tcPr>
+          <w:p>
+            <w:pPr>
+              <w:spacing w:after="0"/>
+              <w:jc w:val="center"/>
+            </w:pPr>
+            <w:r>
+              <w:rPr>
+                <w:b/>
+                <w:color w:val="FFFFFF"/>
+                <w:sz w:val="19"/>
+              </w:rPr>
+              <w:t>介護給付費等</w:t>
+            </w:r>
+          </w:p>
+        </w:tc>
+        <w:tc>
+          <w:tcPr>
+            <w:tcW w:w="1981" w:type="dxa"/>
+            <w:shd w:val="clear" w:color="auto" w:fill="2D7A57"/>
+          </w:tcPr>
+          <w:p>
+            <w:pPr>
+              <w:spacing w:after="0"/>
+              <w:jc w:val="center"/>
+            </w:pPr>
+            <w:r>
+              <w:rPr>
+                <w:b/>
+                <w:color w:val="FFFFFF"/>
+                <w:sz w:val="19"/>
+              </w:rPr>
+              <w:t>障害児給付費</w:t>
+            </w:r>
+          </w:p>
+        </w:tc>
+        <w:tc>
+          <w:tcPr>
+            <w:tcW w:w="1981" w:type="dxa"/>
+            <w:shd w:val="clear" w:color="auto" w:fill="2D7A57"/>
+          </w:tcPr>
+          <w:p>
+            <w:pPr>
+              <w:spacing w:after="0"/>
+              <w:jc w:val="center"/>
+            </w:pPr>
+            <w:r>
+              <w:rPr>
+                <w:b/>
+                <w:color w:val="FFFFFF"/>
+                <w:sz w:val="19"/>
+              </w:rPr>
+              <w:t>計</w:t>
+            </w:r>
+          </w:p>
+        </w:tc>
+        <w:tc>
+          <w:tcPr>
+            <w:tcW w:w="1859" w:type="dxa"/>
+            <w:shd w:val="clear" w:color="auto" w:fill="2D7A57"/>
+          </w:tcPr>
+          <w:p>
+            <w:pPr>
+              <w:spacing w:after="0"/>
+              <w:jc w:val="center"/>
+            </w:pPr>
+            <w:r>
+              <w:rPr>
+                <w:b/>
+                <w:color w:val="FFFFFF"/>
+                <w:sz w:val="19"/>
+              </w:rPr>
+              <w:t>令和２年度比</w:t>
+            </w:r>
+          </w:p>
+        </w:tc>
+      </w:tr>
+      <w:tr>
+        <w:tc>
+          <w:tcPr>
+            <w:tcW w:w="1610" w:type="dxa"/>
+            <w:shd w:val="clear" w:color="auto" w:fill="EAF4EE"/>
+          </w:tcPr>
+          <w:p>
+            <w:pPr>
+              <w:spacing w:after="0"/>
+            </w:pPr>
+            <w:r>
+              <w:rPr>
+                <w:sz w:val="19"/>
+              </w:rPr>
+              <w:t>令和２年度</w:t>
+            </w:r>
+          </w:p>
+        </w:tc>
+        <w:tc>
+          <w:tcPr>
+            <w:tcW w:w="1981" w:type="dxa"/>
+          </w:tcPr>
+          <w:p>
+            <w:pPr>
+              <w:spacing w:after="0"/>
+              <w:jc w:val="center"/>
+            </w:pPr>
+            <w:r>
+              <w:rPr>
+                <w:sz w:val="19"/>
+              </w:rPr>
+              <w:t>36,002千円</w:t>
+            </w:r>
+          </w:p>
+        </w:tc>
+        <w:tc>
+          <w:tcPr>
+            <w:tcW w:w="1981" w:type="dxa"/>
+          </w:tcPr>
+          <w:p>
+            <w:pPr>
+              <w:spacing w:after="0"/>
+              <w:jc w:val="center"/>
+            </w:pPr>
+            <w:r>
+              <w:rPr>
+                <w:sz w:val="19"/>
+              </w:rPr>
+              <w:t>746千円</w:t>
+            </w:r>
+          </w:p>
+        </w:tc>
+        <w:tc>
+          <w:tcPr>
+            <w:tcW w:w="1981" w:type="dxa"/>
+          </w:tcPr>
+          <w:p>
+            <w:pPr>
+              <w:spacing w:after="0"/>
+              <w:jc w:val="center"/>
+            </w:pPr>
+            <w:r>
+              <w:rPr>
+                <w:sz w:val="19"/>
+              </w:rPr>
+              <w:t>36,748千円</w:t>
+            </w:r>
+          </w:p>
+        </w:tc>
+        <w:tc>
+          <w:tcPr>
+            <w:tcW w:w="1859" w:type="dxa"/>
+          </w:tcPr>
+          <w:p>
+            <w:pPr>
+              <w:spacing w:after="0"/>
+              <w:jc w:val="center"/>
+            </w:pPr>
+            <w:r>
+              <w:rPr>
+                <w:sz w:val="19"/>
+              </w:rPr>
+              <w:t>－</w:t>
+            </w:r>
+          </w:p>
+        </w:tc>
+      </w:tr>
+      <w:tr>
+        <w:tc>
+          <w:tcPr>
+            <w:tcW w:w="1610" w:type="dxa"/>
+            <w:shd w:val="clear" w:color="auto" w:fill="EAF4EE"/>
+          </w:tcPr>
+          <w:p>
+            <w:pPr>
+              <w:spacing w:after="0"/>
+            </w:pPr>
+            <w:r>
+              <w:rPr>
+                <w:sz w:val="19"/>
+              </w:rPr>
+              <w:t>令和３年度</w:t>
+            </w:r>
+          </w:p>
+        </w:tc>
+        <w:tc>
+          <w:tcPr>
+            <w:tcW w:w="1981" w:type="dxa"/>
+          </w:tcPr>
+          <w:p>
+            <w:pPr>
+              <w:spacing w:after="0"/>
+              <w:jc w:val="center"/>
+            </w:pPr>
+            <w:r>
+              <w:rPr>
+                <w:sz w:val="19"/>
+              </w:rPr>
+              <w:t>45,992千円</w:t>
+            </w:r>
+          </w:p>
+        </w:tc>
+        <w:tc>
+          <w:tcPr>
+            <w:tcW w:w="1981" w:type="dxa"/>
+          </w:tcPr>
+          <w:p>
+            <w:pPr>
+              <w:spacing w:after="0"/>
+              <w:jc w:val="center"/>
+            </w:pPr>
+            <w:r>
+              <w:rPr>
+                <w:sz w:val="19"/>
+              </w:rPr>
+              <w:t>3,255千円</w:t>
+            </w:r>
+          </w:p>
+        </w:tc>
+        <w:tc>
+          <w:tcPr>
+            <w:tcW w:w="1981" w:type="dxa"/>
+          </w:tcPr>
+          <w:p>
+            <w:pPr>
+              <w:spacing w:after="0"/>
+              <w:jc w:val="center"/>
+            </w:pPr>
+            <w:r>
+              <w:rPr>
+                <w:sz w:val="19"/>
+              </w:rPr>
+              <w:t>49,246千円</w:t>
+            </w:r>
+          </w:p>
+        </w:tc>
+        <w:tc>
+          <w:tcPr>
+            <w:tcW w:w="1859" w:type="dxa"/>
+          </w:tcPr>
+          <w:p>
+            <w:pPr>
+              <w:spacing w:after="0"/>
+              <w:jc w:val="center"/>
+            </w:pPr>
+            <w:r>
+              <w:rPr>
+                <w:sz w:val="19"/>
+              </w:rPr>
+              <w:t>＋34.0％</w:t>
+            </w:r>
+          </w:p>
+        </w:tc>
+      </w:tr>
+      <w:tr>
+        <w:tc>
+          <w:tcPr>
+            <w:tcW w:w="1610" w:type="dxa"/>
+            <w:shd w:val="clear" w:color="auto" w:fill="EAF4EE"/>
+          </w:tcPr>
+          <w:p>
+            <w:pPr>
+              <w:spacing w:after="0"/>
+            </w:pPr>
+            <w:r>
+              <w:rPr>
+                <w:sz w:val="19"/>
+              </w:rPr>
+              <w:t>令和４年度</w:t>
+            </w:r>
+          </w:p>
+        </w:tc>
+        <w:tc>
+          <w:tcPr>
+            <w:tcW w:w="1981" w:type="dxa"/>
+          </w:tcPr>
+          <w:p>
+            <w:pPr>
+              <w:spacing w:after="0"/>
+              <w:jc w:val="center"/>
+            </w:pPr>
+            <w:r>
+              <w:rPr>
+                <w:sz w:val="19"/>
+              </w:rPr>
+              <w:t>44,234千円</w:t>
+            </w:r>
+          </w:p>
+        </w:tc>
+        <w:tc>
+          <w:tcPr>
+            <w:tcW w:w="1981" w:type="dxa"/>
+          </w:tcPr>
+          <w:p>
+            <w:pPr>
+              <w:spacing w:after="0"/>
+              <w:jc w:val="center"/>
+            </w:pPr>
+            <w:r>
+              <w:rPr>
+                <w:sz w:val="19"/>
+              </w:rPr>
+              <w:t>4,030千円</w:t>
+            </w:r>
+          </w:p>
+        </w:tc>
+        <w:tc>
+          <w:tcPr>
+            <w:tcW w:w="1981" w:type="dxa"/>
+          </w:tcPr>
+          <w:p>
+            <w:pPr>
+              <w:spacing w:after="0"/>
+              <w:jc w:val="center"/>
+            </w:pPr>
+            <w:r>
+              <w:rPr>
+                <w:sz w:val="19"/>
+              </w:rPr>
+              <w:t>48,264千円</w:t>
+            </w:r>
+          </w:p>
+        </w:tc>
+        <w:tc>
+          <w:tcPr>
+            <w:tcW w:w="1859" w:type="dxa"/>
+          </w:tcPr>
+          <w:p>
+            <w:pPr>
+              <w:spacing w:after="0"/>
+              <w:jc w:val="center"/>
+            </w:pPr>
+            <w:r>
+              <w:rPr>
+                <w:sz w:val="19"/>
+              </w:rPr>
+              <w:t>＋31.3％</w:t>
+            </w:r>
+          </w:p>
+        </w:tc>
+      </w:tr>
+      <w:tr>
+        <w:tc>
+          <w:tcPr>
+            <w:tcW w:w="1610" w:type="dxa"/>
+            <w:shd w:val="clear" w:color="auto" w:fill="EAF4EE"/>
+          </w:tcPr>
+          <w:p>
+            <w:pPr>
+              <w:spacing w:after="0"/>
+            </w:pPr>
+            <w:r>
+              <w:rPr>
+                <w:sz w:val="19"/>
+              </w:rPr>
+              <w:t>令和５年度</w:t>
+            </w:r>
+          </w:p>
+        </w:tc>
+        <w:tc>
+          <w:tcPr>
+            <w:tcW w:w="1981" w:type="dxa"/>
+          </w:tcPr>
+          <w:p>
+            <w:pPr>
+              <w:spacing w:after="0"/>
+              <w:jc w:val="center"/>
+            </w:pPr>
+            <w:r>
+              <w:rPr>
+                <w:sz w:val="19"/>
+              </w:rPr>
+              <w:t>44,420千円</w:t>
+            </w:r>
+          </w:p>
+        </w:tc>
+        <w:tc>
+          <w:tcPr>
+            <w:tcW w:w="1981" w:type="dxa"/>
+          </w:tcPr>
+          <w:p>
+            <w:pPr>
+              <w:spacing w:after="0"/>
+              <w:jc w:val="center"/>
+            </w:pPr>
+            <w:r>
+              <w:rPr>
+                <w:sz w:val="19"/>
+              </w:rPr>
+              <w:t>3,578千円</w:t>
+            </w:r>
+          </w:p>
+        </w:tc>
+        <w:tc>
+          <w:tcPr>
+            <w:tcW w:w="1981" w:type="dxa"/>
+          </w:tcPr>
+          <w:p>
+            <w:pPr>
+              <w:spacing w:after="0"/>
+              <w:jc w:val="center"/>
+            </w:pPr>
+            <w:r>
+              <w:rPr>
+                <w:sz w:val="19"/>
+              </w:rPr>
+              <w:t>47,998千円</w:t>
+            </w:r>
+          </w:p>
+        </w:tc>
+        <w:tc>
+          <w:tcPr>
+            <w:tcW w:w="1859" w:type="dxa"/>
+          </w:tcPr>
+          <w:p>
+            <w:pPr>
+              <w:spacing w:after="0"/>
+              <w:jc w:val="center"/>
+            </w:pPr>
+            <w:r>
+              <w:rPr>
+                <w:sz w:val="19"/>
+              </w:rPr>
+              <w:t>＋30.6％</w:t>
+            </w:r>
+          </w:p>
+        </w:tc>
+      </w:tr>
+      <w:tr>
+        <w:tc>
+          <w:tcPr>
+            <w:tcW w:w="1610" w:type="dxa"/>
+            <w:shd w:val="clear" w:color="auto" w:fill="EAF4EE"/>
+          </w:tcPr>
+          <w:p>
+            <w:pPr>
+              <w:spacing w:after="0"/>
+            </w:pPr>
+            <w:r>
+              <w:rPr>
+                <w:sz w:val="19"/>
+              </w:rPr>
+              <w:t>令和６年度</w:t>
+            </w:r>
+          </w:p>
+        </w:tc>
+        <w:tc>
+          <w:tcPr>
+            <w:tcW w:w="1981" w:type="dxa"/>
+          </w:tcPr>
+          <w:p>
+            <w:pPr>
+              <w:spacing w:after="0"/>
+              <w:jc w:val="center"/>
+            </w:pPr>
+            <w:r>
+              <w:rPr>
+                <w:sz w:val="19"/>
+              </w:rPr>
+              <w:t>52,699千円</w:t>
+            </w:r>
+          </w:p>
+        </w:tc>
+        <w:tc>
+          <w:tcPr>
+            <w:tcW w:w="1981" w:type="dxa"/>
+          </w:tcPr>
+          <w:p>
+            <w:pPr>
+              <w:spacing w:after="0"/>
+              <w:jc w:val="center"/>
+            </w:pPr>
+            <w:r>
+              <w:rPr>
+                <w:sz w:val="19"/>
+              </w:rPr>
+              <w:t>1,641千円</w:t>
+            </w:r>
+          </w:p>
+        </w:tc>
+        <w:tc>
+          <w:tcPr>
+            <w:tcW w:w="1981" w:type="dxa"/>
+          </w:tcPr>
+          <w:p>
+            <w:pPr>
+              <w:spacing w:after="0"/>
+              <w:jc w:val="center"/>
+            </w:pPr>
+            <w:r>
+              <w:rPr>
+                <w:sz w:val="19"/>
+              </w:rPr>
+              <w:t>54,340千円</w:t>
+            </w:r>
+          </w:p>
+        </w:tc>
+        <w:tc>
+          <w:tcPr>
+            <w:tcW w:w="1859" w:type="dxa"/>
+          </w:tcPr>
+          <w:p>
+            <w:pPr>
+              <w:spacing w:after="0"/>
+              <w:jc w:val="center"/>
+            </w:pPr>
+            <w:r>
+              <w:rPr>
+                <w:sz w:val="19"/>
+              </w:rPr>
+              <w:t>＋47.9％</w:t>
+            </w:r>
+          </w:p>
+        </w:tc>
+      </w:tr>
+      <w:tr>
+        <w:tc>
+          <w:tcPr>
+            <w:tcW w:w="1610" w:type="dxa"/>
+            <w:shd w:val="clear" w:color="auto" w:fill="EAF4EE"/>
+          </w:tcPr>
+          <w:p>
+            <w:pPr>
+              <w:spacing w:after="0"/>
+            </w:pPr>
+            <w:r>
+              <w:rPr>
+                <w:sz w:val="19"/>
+              </w:rPr>
+              <w:t>令和７年度</w:t>
+            </w:r>
+          </w:p>
+        </w:tc>
+        <w:tc>
+          <w:tcPr>
+            <w:tcW w:w="1981" w:type="dxa"/>
+          </w:tcPr>
+          <w:p>
+            <w:pPr>
+              <w:spacing w:after="0"/>
+              <w:jc w:val="center"/>
+            </w:pPr>
+            <w:r>
+              <w:rPr>
+                <w:sz w:val="19"/>
+              </w:rPr>
+              <w:t>53,877千円</w:t>
+            </w:r>
+          </w:p>
+        </w:tc>
+        <w:tc>
+          <w:tcPr>
+            <w:tcW w:w="1981" w:type="dxa"/>
+          </w:tcPr>
+          <w:p>
+            <w:pPr>
+              <w:spacing w:after="0"/>
+              <w:jc w:val="center"/>
+            </w:pPr>
+            <w:r>
+              <w:rPr>
+                <w:sz w:val="19"/>
+              </w:rPr>
+              <w:t>1,636千円</w:t>
+            </w:r>
+          </w:p>
+        </w:tc>
+        <w:tc>
+          <w:tcPr>
+            <w:tcW w:w="1981" w:type="dxa"/>
+          </w:tcPr>
+          <w:p>
+            <w:pPr>
+              <w:spacing w:after="0"/>
+              <w:jc w:val="center"/>
+            </w:pPr>
+            <w:r>
+              <w:rPr>
+                <w:sz w:val="19"/>
+              </w:rPr>
+              <w:t>55,513千円</w:t>
+            </w:r>
+          </w:p>
+        </w:tc>
+        <w:tc>
+          <w:tcPr>
+            <w:tcW w:w="1859" w:type="dxa"/>
+          </w:tcPr>
+          <w:p>
+            <w:pPr>
+              <w:spacing w:after="0"/>
+              <w:jc w:val="center"/>
+            </w:pPr>
+            <w:r>
+              <w:rPr>
+                <w:sz w:val="19"/>
+              </w:rPr>
+              <w:t>＋51.1％</w:t>
+            </w:r>
+          </w:p>
+        </w:tc>
+      </w:tr>
+    </w:tbl>
+    <w:p>
+      <w:pPr>
+        <w:ind w:firstLine="220"/>
+      </w:pPr>
+      <w:r>
+        <w:rPr>
+          <w:b w:val="0"/>
+        </w:rPr>
+        <w:t>介護給付費等は令和２年度の36,002千円から令和７年度の53,877千円へ、約49.6％増加しています。増加の中心は就労継続支援（Ｂ型）であり、令和２年度の9,459千円から令和７年度の19,707千円へ約2.08倍となっています。一方、障害児給付費は令和４年度の4,030千円をピークに減少し、令和６・７年度は1,600千円台で推移しています。ただし、この減少はサービスの必要量が減ったことを直ちに意味するものではありません。同じ期間に児童発達支援の利用が減る一方で放課後等デイサービスの利用が増えており、対象児童の就学に伴う移行が影響していると考えられます。</w:t>
+      </w:r>
+    </w:p>
+    <w:p>
+      <w:pPr>
+        <w:pStyle w:val="ac"/>
+      </w:pPr>
+      <w:r>
+        <w:t>（２）財源構成（令和７年度・法定負担割合による試算）</w:t>
+      </w:r>
+    </w:p>
+    <w:tbl>
+      <w:tblPr>
+        <w:tblLook w:firstColumn="1" w:firstRow="1" w:lastColumn="0" w:lastRow="0" w:noHBand="0" w:noVBand="1" w:val="04A0"/>
+        <w:tblBorders>
+          <w:top w:val="single" w:sz="8" w:space="0" w:color="4F8A6E"/>
+          <w:left w:val="single" w:sz="8" w:space="0" w:color="4F8A6E"/>
+          <w:bottom w:val="single" w:sz="8" w:space="0" w:color="4F8A6E"/>
+          <w:right w:val="single" w:sz="8" w:space="0" w:color="4F8A6E"/>
+          <w:insideH w:val="single" w:sz="8" w:space="0" w:color="4F8A6E"/>
+          <w:insideV w:val="single" w:sz="8" w:space="0" w:color="4F8A6E"/>
+        </w:tblBorders>
+        <w:tblW w:w="9412" w:type="dxa"/>
+      </w:tblPr>
+      <w:tblGrid>
+        <w:gridCol w:w="3137"/>
+        <w:gridCol w:w="3137"/>
+        <w:gridCol w:w="3137"/>
+      </w:tblGrid>
+      <w:tr>
+        <w:tc>
+          <w:tcPr>
+            <w:tcW w:w="4334" w:type="dxa"/>
+            <w:shd w:val="clear" w:color="auto" w:fill="2D7A57"/>
+          </w:tcPr>
+          <w:p>
+            <w:pPr>
+              <w:spacing w:after="0"/>
+              <w:jc w:val="center"/>
+            </w:pPr>
+            <w:r>
+              <w:rPr>
+                <w:b/>
+                <w:color w:val="FFFFFF"/>
+                <w:sz w:val="19"/>
+              </w:rPr>
+              <w:t>区分</w:t>
+            </w:r>
+          </w:p>
+        </w:tc>
+        <w:tc>
+          <w:tcPr>
+            <w:tcW w:w="2539" w:type="dxa"/>
+            <w:shd w:val="clear" w:color="auto" w:fill="2D7A57"/>
+          </w:tcPr>
+          <w:p>
+            <w:pPr>
+              <w:spacing w:after="0"/>
+              <w:jc w:val="center"/>
+            </w:pPr>
+            <w:r>
+              <w:rPr>
+                <w:b/>
+                <w:color w:val="FFFFFF"/>
+                <w:sz w:val="19"/>
+              </w:rPr>
+              <w:t>金額</w:t>
+            </w:r>
+          </w:p>
+        </w:tc>
+        <w:tc>
+          <w:tcPr>
+            <w:tcW w:w="2539" w:type="dxa"/>
+            <w:shd w:val="clear" w:color="auto" w:fill="2D7A57"/>
+          </w:tcPr>
+          <w:p>
+            <w:pPr>
+              <w:spacing w:after="0"/>
+              <w:jc w:val="center"/>
+            </w:pPr>
+            <w:r>
+              <w:rPr>
+                <w:b/>
+                <w:color w:val="FFFFFF"/>
+                <w:sz w:val="19"/>
+              </w:rPr>
+              <w:t>構成比</w:t>
+            </w:r>
+          </w:p>
+        </w:tc>
+      </w:tr>
+      <w:tr>
+        <w:tc>
+          <w:tcPr>
+            <w:tcW w:w="4334" w:type="dxa"/>
+            <w:shd w:val="clear" w:color="auto" w:fill="EAF4EE"/>
+          </w:tcPr>
+          <w:p>
+            <w:pPr>
+              <w:spacing w:after="0"/>
+            </w:pPr>
+            <w:r>
+              <w:rPr>
+                <w:sz w:val="19"/>
+              </w:rPr>
+              <w:t>自立支援給付費・障害児給付費　計</w:t>
+            </w:r>
+          </w:p>
+        </w:tc>
+        <w:tc>
+          <w:tcPr>
+            <w:tcW w:w="2539" w:type="dxa"/>
+          </w:tcPr>
+          <w:p>
+            <w:pPr>
+              <w:spacing w:after="0"/>
+            </w:pPr>
+            <w:r>
+              <w:rPr>
+                <w:sz w:val="19"/>
+              </w:rPr>
+              <w:t>55,513千円</w:t>
+            </w:r>
+          </w:p>
+        </w:tc>
+        <w:tc>
+          <w:tcPr>
+            <w:tcW w:w="2539" w:type="dxa"/>
+          </w:tcPr>
+          <w:p>
+            <w:pPr>
+              <w:spacing w:after="0"/>
+            </w:pPr>
+            <w:r>
+              <w:rPr>
+                <w:sz w:val="19"/>
+              </w:rPr>
+              <w:t>100.0％</w:t>
+            </w:r>
+          </w:p>
+        </w:tc>
+      </w:tr>
+      <w:tr>
+        <w:tc>
+          <w:tcPr>
+            <w:tcW w:w="4334" w:type="dxa"/>
+            <w:shd w:val="clear" w:color="auto" w:fill="EAF4EE"/>
+          </w:tcPr>
+          <w:p>
+            <w:pPr>
+              <w:spacing w:after="0"/>
+            </w:pPr>
+            <w:r>
+              <w:rPr>
+                <w:sz w:val="19"/>
+              </w:rPr>
+              <w:t>国庫負担</w:t>
+            </w:r>
+          </w:p>
+        </w:tc>
+        <w:tc>
+          <w:tcPr>
+            <w:tcW w:w="2539" w:type="dxa"/>
+          </w:tcPr>
+          <w:p>
+            <w:pPr>
+              <w:spacing w:after="0"/>
+            </w:pPr>
+            <w:r>
+              <w:rPr>
+                <w:sz w:val="19"/>
+              </w:rPr>
+              <w:t>27,756千円</w:t>
+            </w:r>
+          </w:p>
+        </w:tc>
+        <w:tc>
+          <w:tcPr>
+            <w:tcW w:w="2539" w:type="dxa"/>
+          </w:tcPr>
+          <w:p>
+            <w:pPr>
+              <w:spacing w:after="0"/>
+            </w:pPr>
+            <w:r>
+              <w:rPr>
+                <w:sz w:val="19"/>
+              </w:rPr>
+              <w:t>50.0％</w:t>
+            </w:r>
+          </w:p>
+        </w:tc>
+      </w:tr>
+      <w:tr>
+        <w:tc>
+          <w:tcPr>
+            <w:tcW w:w="4334" w:type="dxa"/>
+            <w:shd w:val="clear" w:color="auto" w:fill="EAF4EE"/>
+          </w:tcPr>
+          <w:p>
+            <w:pPr>
+              <w:spacing w:after="0"/>
+            </w:pPr>
+            <w:r>
+              <w:rPr>
+                <w:sz w:val="19"/>
+              </w:rPr>
+              <w:t>県負担</w:t>
+            </w:r>
+          </w:p>
+        </w:tc>
+        <w:tc>
+          <w:tcPr>
+            <w:tcW w:w="2539" w:type="dxa"/>
+          </w:tcPr>
+          <w:p>
+            <w:pPr>
+              <w:spacing w:after="0"/>
+            </w:pPr>
+            <w:r>
+              <w:rPr>
+                <w:sz w:val="19"/>
+              </w:rPr>
+              <w:t>13,878千円</w:t>
+            </w:r>
+          </w:p>
+        </w:tc>
+        <w:tc>
+          <w:tcPr>
+            <w:tcW w:w="2539" w:type="dxa"/>
+          </w:tcPr>
+          <w:p>
+            <w:pPr>
+              <w:spacing w:after="0"/>
+            </w:pPr>
+            <w:r>
+              <w:rPr>
+                <w:sz w:val="19"/>
+              </w:rPr>
+              <w:t>25.0％</w:t>
+            </w:r>
+          </w:p>
+        </w:tc>
+      </w:tr>
+      <w:tr>
+        <w:tc>
+          <w:tcPr>
+            <w:tcW w:w="4334" w:type="dxa"/>
+            <w:shd w:val="clear" w:color="auto" w:fill="EAF4EE"/>
+          </w:tcPr>
+          <w:p>
+            <w:pPr>
+              <w:spacing w:after="0"/>
+            </w:pPr>
+            <w:r>
+              <w:rPr>
+                <w:sz w:val="19"/>
+              </w:rPr>
+              <w:t>村負担</w:t>
+            </w:r>
+          </w:p>
+        </w:tc>
+        <w:tc>
+          <w:tcPr>
+            <w:tcW w:w="2539" w:type="dxa"/>
+          </w:tcPr>
+          <w:p>
+            <w:pPr>
+              <w:spacing w:after="0"/>
+            </w:pPr>
+            <w:r>
+              <w:rPr>
+                <w:sz w:val="19"/>
+              </w:rPr>
+              <w:t>13,878千円</w:t>
+            </w:r>
+          </w:p>
+        </w:tc>
+        <w:tc>
+          <w:tcPr>
+            <w:tcW w:w="2539" w:type="dxa"/>
+          </w:tcPr>
+          <w:p>
+            <w:pPr>
+              <w:spacing w:after="0"/>
+            </w:pPr>
+            <w:r>
+              <w:rPr>
+                <w:sz w:val="19"/>
+              </w:rPr>
+              <w:t>25.0％</w:t>
+            </w:r>
+          </w:p>
+        </w:tc>
+      </w:tr>
+    </w:tbl>
+    <w:p>
+      <w:pPr>
+        <w:ind w:firstLine="220"/>
+      </w:pPr>
+      <w:r>
+        <w:rPr>
+          <w:b w:val="0"/>
+        </w:rPr>
+        <w:t>負担割合は、障害者総合支援法第92条から第95条まで及び児童福祉法第57条の２等により、国２分の１、県４分の１、村４分の１と定められています。見込量を１人分増やすと、その給付費の４分の１が村の負担として増えることになります。</w:t>
+      </w:r>
+    </w:p>
+    <w:p>
+      <w:pPr>
+        <w:pStyle w:val="ac"/>
+      </w:pPr>
+      <w:r>
+        <w:t>（３）サービス別の構成（令和７年度）</w:t>
+      </w:r>
+    </w:p>
+    <w:tbl>
+      <w:tblPr>
+        <w:tblLook w:firstColumn="1" w:firstRow="1" w:lastColumn="0" w:lastRow="0" w:noHBand="0" w:noVBand="1" w:val="04A0"/>
+        <w:tblBorders>
+          <w:top w:val="single" w:sz="8" w:space="0" w:color="4F8A6E"/>
+          <w:left w:val="single" w:sz="8" w:space="0" w:color="4F8A6E"/>
+          <w:bottom w:val="single" w:sz="8" w:space="0" w:color="4F8A6E"/>
+          <w:right w:val="single" w:sz="8" w:space="0" w:color="4F8A6E"/>
+          <w:insideH w:val="single" w:sz="8" w:space="0" w:color="4F8A6E"/>
+          <w:insideV w:val="single" w:sz="8" w:space="0" w:color="4F8A6E"/>
+        </w:tblBorders>
+        <w:tblW w:w="9412" w:type="dxa"/>
+      </w:tblPr>
+      <w:tblGrid>
+        <w:gridCol w:w="3137"/>
+        <w:gridCol w:w="3137"/>
+        <w:gridCol w:w="3137"/>
+      </w:tblGrid>
+      <w:tr>
+        <w:tc>
+          <w:tcPr>
+            <w:tcW w:w="1858" w:type="dxa"/>
+            <w:shd w:val="clear" w:color="auto" w:fill="2D7A57"/>
+          </w:tcPr>
+          <w:p>
+            <w:pPr>
+              <w:spacing w:after="0"/>
+              <w:jc w:val="center"/>
+            </w:pPr>
+            <w:r>
+              <w:rPr>
+                <w:b/>
+                <w:color w:val="FFFFFF"/>
+                <w:sz w:val="19"/>
+              </w:rPr>
+              <w:t>サービス</w:t>
+            </w:r>
+          </w:p>
+        </w:tc>
+        <w:tc>
+          <w:tcPr>
+            <w:tcW w:w="4334" w:type="dxa"/>
+            <w:shd w:val="clear" w:color="auto" w:fill="2D7A57"/>
+          </w:tcPr>
+          <w:p>
+            <w:pPr>
+              <w:spacing w:after="0"/>
+              <w:jc w:val="center"/>
+            </w:pPr>
+            <w:r>
+              <w:rPr>
+                <w:b/>
+                <w:color w:val="FFFFFF"/>
+                <w:sz w:val="19"/>
+              </w:rPr>
+              <w:t>給付費（構成比）</w:t>
+            </w:r>
+          </w:p>
+        </w:tc>
+        <w:tc>
+          <w:tcPr>
+            <w:tcW w:w="3220" w:type="dxa"/>
+            <w:shd w:val="clear" w:color="auto" w:fill="2D7A57"/>
+          </w:tcPr>
+          <w:p>
+            <w:pPr>
+              <w:spacing w:after="0"/>
+              <w:jc w:val="center"/>
+            </w:pPr>
+            <w:r>
+              <w:rPr>
+                <w:b/>
+                <w:color w:val="FFFFFF"/>
+                <w:sz w:val="19"/>
+              </w:rPr>
+              <w:t>計画上の位置づけ</w:t>
+            </w:r>
+          </w:p>
+        </w:tc>
+      </w:tr>
+      <w:tr>
+        <w:tc>
+          <w:tcPr>
+            <w:tcW w:w="1858" w:type="dxa"/>
+            <w:shd w:val="clear" w:color="auto" w:fill="EAF4EE"/>
+          </w:tcPr>
+          <w:p>
+            <w:pPr>
+              <w:spacing w:after="0"/>
+            </w:pPr>
+            <w:r>
+              <w:rPr>
+                <w:sz w:val="19"/>
+              </w:rPr>
+              <w:t>就労継続支援（Ｂ型）</w:t>
+            </w:r>
+          </w:p>
+        </w:tc>
+        <w:tc>
+          <w:tcPr>
+            <w:tcW w:w="4334" w:type="dxa"/>
+          </w:tcPr>
+          <w:p>
+            <w:pPr>
+              <w:spacing w:after="0"/>
+            </w:pPr>
+            <w:r>
+              <w:rPr>
+                <w:sz w:val="19"/>
+              </w:rPr>
+              <w:t>19,707千円（35.5％）</w:t>
+            </w:r>
+          </w:p>
+        </w:tc>
+        <w:tc>
+          <w:tcPr>
+            <w:tcW w:w="3220" w:type="dxa"/>
+          </w:tcPr>
+          <w:p>
+            <w:pPr>
+              <w:spacing w:after="0"/>
+            </w:pPr>
+            <w:r>
+              <w:rPr>
+                <w:sz w:val="19"/>
+              </w:rPr>
+              <w:t>村内に事業所がなく圏域の事業所を利用。増加の主因</w:t>
+            </w:r>
+          </w:p>
+        </w:tc>
+      </w:tr>
+      <w:tr>
+        <w:tc>
+          <w:tcPr>
+            <w:tcW w:w="1858" w:type="dxa"/>
+            <w:shd w:val="clear" w:color="auto" w:fill="EAF4EE"/>
+          </w:tcPr>
+          <w:p>
+            <w:pPr>
+              <w:spacing w:after="0"/>
+            </w:pPr>
+            <w:r>
+              <w:rPr>
+                <w:sz w:val="19"/>
+              </w:rPr>
+              <w:t>生活介護</w:t>
+            </w:r>
+          </w:p>
+        </w:tc>
+        <w:tc>
+          <w:tcPr>
+            <w:tcW w:w="4334" w:type="dxa"/>
+          </w:tcPr>
+          <w:p>
+            <w:pPr>
+              <w:spacing w:after="0"/>
+            </w:pPr>
+            <w:r>
+              <w:rPr>
+                <w:sz w:val="19"/>
+              </w:rPr>
+              <w:t>13,210千円（23.8％）</w:t>
+            </w:r>
+          </w:p>
+        </w:tc>
+        <w:tc>
+          <w:tcPr>
+            <w:tcW w:w="3220" w:type="dxa"/>
+          </w:tcPr>
+          <w:p>
+            <w:pPr>
+              <w:spacing w:after="0"/>
+            </w:pPr>
+            <w:r>
+              <w:rPr>
+                <w:sz w:val="19"/>
+              </w:rPr>
+              <w:t>重度の方の日中活動。卒業後の進路と接続</w:t>
+            </w:r>
+          </w:p>
+        </w:tc>
+      </w:tr>
+      <w:tr>
+        <w:tc>
+          <w:tcPr>
+            <w:tcW w:w="1858" w:type="dxa"/>
+            <w:shd w:val="clear" w:color="auto" w:fill="EAF4EE"/>
+          </w:tcPr>
+          <w:p>
+            <w:pPr>
+              <w:spacing w:after="0"/>
+            </w:pPr>
+            <w:r>
+              <w:rPr>
+                <w:sz w:val="19"/>
+              </w:rPr>
+              <w:t>共同生活援助</w:t>
+            </w:r>
+          </w:p>
+        </w:tc>
+        <w:tc>
+          <w:tcPr>
+            <w:tcW w:w="4334" w:type="dxa"/>
+          </w:tcPr>
+          <w:p>
+            <w:pPr>
+              <w:spacing w:after="0"/>
+            </w:pPr>
+            <w:r>
+              <w:rPr>
+                <w:sz w:val="19"/>
+              </w:rPr>
+              <w:t>9,663千円（17.4％）</w:t>
+            </w:r>
+          </w:p>
+        </w:tc>
+        <w:tc>
+          <w:tcPr>
+            <w:tcW w:w="3220" w:type="dxa"/>
+          </w:tcPr>
+          <w:p>
+            <w:pPr>
+              <w:spacing w:after="0"/>
+            </w:pPr>
+            <w:r>
+              <w:rPr>
+                <w:sz w:val="19"/>
+              </w:rPr>
+              <w:t>居住系の中心。地域移行と親亡き後の支援に接続</w:t>
+            </w:r>
+          </w:p>
+        </w:tc>
+      </w:tr>
+      <w:tr>
+        <w:tc>
+          <w:tcPr>
+            <w:tcW w:w="1858" w:type="dxa"/>
+            <w:shd w:val="clear" w:color="auto" w:fill="EAF4EE"/>
+          </w:tcPr>
+          <w:p>
+            <w:pPr>
+              <w:spacing w:after="0"/>
+            </w:pPr>
+            <w:r>
+              <w:rPr>
+                <w:sz w:val="19"/>
+              </w:rPr>
+              <w:t>施設入所支援</w:t>
+            </w:r>
+          </w:p>
+        </w:tc>
+        <w:tc>
+          <w:tcPr>
+            <w:tcW w:w="4334" w:type="dxa"/>
+          </w:tcPr>
+          <w:p>
+            <w:pPr>
+              <w:spacing w:after="0"/>
+            </w:pPr>
+            <w:r>
+              <w:rPr>
+                <w:sz w:val="19"/>
+              </w:rPr>
+              <w:t>5,994千円（10.8％）</w:t>
+            </w:r>
+          </w:p>
+        </w:tc>
+        <w:tc>
+          <w:tcPr>
+            <w:tcW w:w="3220" w:type="dxa"/>
+          </w:tcPr>
+          <w:p>
+            <w:pPr>
+              <w:spacing w:after="0"/>
+            </w:pPr>
+            <w:r>
+              <w:rPr>
+                <w:sz w:val="19"/>
+              </w:rPr>
+              <w:t>４人で横ばい。第４章２（１）の成果目標と整合</w:t>
+            </w:r>
+          </w:p>
+        </w:tc>
+      </w:tr>
+      <w:tr>
+        <w:tc>
+          <w:tcPr>
+            <w:tcW w:w="1858" w:type="dxa"/>
+            <w:shd w:val="clear" w:color="auto" w:fill="EAF4EE"/>
+          </w:tcPr>
+          <w:p>
+            <w:pPr>
+              <w:spacing w:after="0"/>
+            </w:pPr>
+            <w:r>
+              <w:rPr>
+                <w:sz w:val="19"/>
+              </w:rPr>
+              <w:t>計画相談支援</w:t>
+            </w:r>
+          </w:p>
+        </w:tc>
+        <w:tc>
+          <w:tcPr>
+            <w:tcW w:w="4334" w:type="dxa"/>
+          </w:tcPr>
+          <w:p>
+            <w:pPr>
+              <w:spacing w:after="0"/>
+            </w:pPr>
+            <w:r>
+              <w:rPr>
+                <w:sz w:val="19"/>
+              </w:rPr>
+              <w:t>1,864千円（3.4％）</w:t>
+            </w:r>
+          </w:p>
+        </w:tc>
+        <w:tc>
+          <w:tcPr>
+            <w:tcW w:w="3220" w:type="dxa"/>
+          </w:tcPr>
+          <w:p>
+            <w:pPr>
+              <w:spacing w:after="0"/>
+            </w:pPr>
+            <w:r>
+              <w:rPr>
+                <w:sz w:val="19"/>
+              </w:rPr>
+              <w:t>圏域の相談支援事業所が実施</w:t>
+            </w:r>
+          </w:p>
+        </w:tc>
+      </w:tr>
+      <w:tr>
+        <w:tc>
+          <w:tcPr>
+            <w:tcW w:w="1858" w:type="dxa"/>
+            <w:shd w:val="clear" w:color="auto" w:fill="EAF4EE"/>
+          </w:tcPr>
+          <w:p>
+            <w:pPr>
+              <w:spacing w:after="0"/>
+            </w:pPr>
+            <w:r>
+              <w:rPr>
+                <w:sz w:val="19"/>
+              </w:rPr>
+              <w:t>居宅介護</w:t>
+            </w:r>
+          </w:p>
+        </w:tc>
+        <w:tc>
+          <w:tcPr>
+            <w:tcW w:w="4334" w:type="dxa"/>
+          </w:tcPr>
+          <w:p>
+            <w:pPr>
+              <w:spacing w:after="0"/>
+            </w:pPr>
+            <w:r>
+              <w:rPr>
+                <w:sz w:val="19"/>
+              </w:rPr>
+              <w:t>1,713千円（3.1％）</w:t>
+            </w:r>
+          </w:p>
+        </w:tc>
+        <w:tc>
+          <w:tcPr>
+            <w:tcW w:w="3220" w:type="dxa"/>
+          </w:tcPr>
+          <w:p>
+            <w:pPr>
+              <w:spacing w:after="0"/>
+            </w:pPr>
+            <w:r>
+              <w:rPr>
+                <w:sz w:val="19"/>
+              </w:rPr>
+              <w:t>訪問できる地区と冬季の提供体制が制約</w:t>
+            </w:r>
+          </w:p>
+        </w:tc>
+      </w:tr>
+      <w:tr>
+        <w:tc>
+          <w:tcPr>
+            <w:tcW w:w="1858" w:type="dxa"/>
+            <w:shd w:val="clear" w:color="auto" w:fill="EAF4EE"/>
+          </w:tcPr>
+          <w:p>
+            <w:pPr>
+              <w:spacing w:after="0"/>
+            </w:pPr>
+            <w:r>
+              <w:rPr>
+                <w:sz w:val="19"/>
+              </w:rPr>
+              <w:t>放課後等デイサービス</w:t>
+            </w:r>
+          </w:p>
+        </w:tc>
+        <w:tc>
+          <w:tcPr>
+            <w:tcW w:w="4334" w:type="dxa"/>
+          </w:tcPr>
+          <w:p>
+            <w:pPr>
+              <w:spacing w:after="0"/>
+            </w:pPr>
+            <w:r>
+              <w:rPr>
+                <w:sz w:val="19"/>
+              </w:rPr>
+              <w:t>1,076千円（1.9％）</w:t>
+            </w:r>
+          </w:p>
+        </w:tc>
+        <w:tc>
+          <w:tcPr>
+            <w:tcW w:w="3220" w:type="dxa"/>
+          </w:tcPr>
+          <w:p>
+            <w:pPr>
+              <w:spacing w:after="0"/>
+            </w:pPr>
+            <w:r>
+              <w:rPr>
+                <w:sz w:val="19"/>
+              </w:rPr>
+              <w:t>令和７年度に利用が増加</w:t>
+            </w:r>
+          </w:p>
+        </w:tc>
+      </w:tr>
+      <w:tr>
+        <w:tc>
+          <w:tcPr>
+            <w:tcW w:w="1858" w:type="dxa"/>
+            <w:shd w:val="clear" w:color="auto" w:fill="EAF4EE"/>
+          </w:tcPr>
+          <w:p>
+            <w:pPr>
+              <w:spacing w:after="0"/>
+            </w:pPr>
+            <w:r>
+              <w:rPr>
+                <w:sz w:val="19"/>
+              </w:rPr>
+              <w:t>その他</w:t>
+            </w:r>
+          </w:p>
+        </w:tc>
+        <w:tc>
+          <w:tcPr>
+            <w:tcW w:w="4334" w:type="dxa"/>
+          </w:tcPr>
+          <w:p>
+            <w:pPr>
+              <w:spacing w:after="0"/>
+            </w:pPr>
+            <w:r>
+              <w:rPr>
+                <w:sz w:val="19"/>
+              </w:rPr>
+              <w:t>2,286千円（4.1％）</w:t>
+            </w:r>
+          </w:p>
+        </w:tc>
+        <w:tc>
+          <w:tcPr>
+            <w:tcW w:w="3220" w:type="dxa"/>
+          </w:tcPr>
+          <w:p>
+            <w:pPr>
+              <w:spacing w:after="0"/>
+            </w:pPr>
+            <w:r>
+              <w:rPr>
+                <w:sz w:val="19"/>
+              </w:rPr>
+              <w:t>短期入所、自立訓練、児童発達支援、障害児相談支援等</w:t>
+            </w:r>
+          </w:p>
+        </w:tc>
+      </w:tr>
+    </w:tbl>
+    <w:p>
+      <w:pPr>
+        <w:pStyle w:val="ac"/>
+      </w:pPr>
+      <w:r>
+        <w:t>（４）地域生活支援事業及び村単独事業の財源</w:t>
+      </w:r>
+    </w:p>
+    <w:p>
+      <w:pPr>
+        <w:ind w:firstLine="220"/>
+      </w:pPr>
+      <w:r>
+        <w:rPr>
+          <w:b w:val="0"/>
+        </w:rPr>
+        <w:t>自立支援給付及び障害児通所給付が義務的経費であるのに対し、地域生活支援事業（第５章３）は国２分の１以内・県４分の１以内の統合補助金による裁量的経費です。補助基準額を超える部分は村の一般財源で賄うこととなるため、事業の評価にあたっては、実施の有無だけでなく、事業費、国県補助額、村負担額、超過負担の有無を分けて把握する必要があります。</w:t>
+      </w:r>
+    </w:p>
+    <w:p>
+      <w:pPr>
+        <w:ind w:firstLine="220"/>
+      </w:pPr>
+      <w:r>
+        <w:rPr>
+          <w:b w:val="0"/>
+        </w:rPr>
+        <w:t>また、重度心身障害者医療費助成、在宅重度障害者対策事業、人工透析患者通院交通費助成等の村単独事業は、障がいのある方の生活の継続を支える基盤であり、対象者数と村負担額を継続的に把握します。</w:t>
+      </w:r>
+    </w:p>
+    <w:tbl>
+      <w:tblPr>
+        <w:tblLook w:firstColumn="1" w:firstRow="1" w:lastColumn="0" w:lastRow="0" w:noHBand="0" w:noVBand="1" w:val="04A0"/>
+        <w:tblBorders>
+          <w:top w:val="single" w:sz="8" w:space="0" w:color="3D86C6"/>
+          <w:left w:val="single" w:sz="8" w:space="0" w:color="3D86C6"/>
+          <w:bottom w:val="single" w:sz="8" w:space="0" w:color="3D86C6"/>
+          <w:right w:val="single" w:sz="8" w:space="0" w:color="3D86C6"/>
+          <w:insideH w:val="single" w:sz="8" w:space="0" w:color="3D86C6"/>
+          <w:insideV w:val="single" w:sz="8" w:space="0" w:color="3D86C6"/>
+        </w:tblBorders>
+        <w:tblW w:w="9412" w:type="dxa"/>
+      </w:tblPr>
+      <w:tblGrid>
+        <w:gridCol w:w="9412"/>
+      </w:tblGrid>
+      <w:tr>
+        <w:tc>
+          <w:tcPr>
+            <w:tcW w:type="dxa" w:w="9412"/>
+            <w:tcW w:w="9412" w:type="dxa"/>
+            <w:shd w:val="clear" w:color="auto" w:fill="EEF5FB"/>
+          </w:tcPr>
+          <w:p>
+            <w:pPr>
+              <w:spacing w:after="0"/>
+            </w:pPr>
+            <w:r>
+              <w:rPr>
+                <w:sz w:val="20"/>
+              </w:rPr>
+              <w:t>【村へ確認（Ｍ-37）】上表の財源構成は、給付費に法定負担割合を乗じた試算です。訪問系サービス等で国庫負担基準額を超過している場合、超過分は村負担となるため、実際の決算額とは一致しません。障害者自立支援給付費負担金、障害児施設給付費負担金及び地域生活支援事業費補助金の令和６・７年度の交付額と村の一般財源負担額を確認のうえ、数値を確定してください。あわせて、地域生活支援事業の事業別の事業費・補助基準額・村負担額、村単独事業の対象者数・事業費・県補助額を確認してください。</w:t>
+            </w:r>
+          </w:p>
+        </w:tc>
+      </w:tr>
+    </w:tbl>
+    <w:p>
+      <w:pPr>
+        <w:spacing w:after="0"/>
+      </w:pPr>
     </w:p>
     <w:p>
       <w:pPr>

--- a/output/北塩原村_計画素案_正本_移植後.docx
+++ b/output/北塩原村_計画素案_正本_移植後.docx
@@ -2667,6 +2667,178 @@
           </w:p>
         </w:tc>
       </w:tr>
+      <w:tr>
+        <w:trPr>
+          <w:cantSplit/>
+          <w:jc w:val="center"/>
+        </w:trPr>
+        <w:tc>
+          <w:tcPr>
+            <w:tcW w:w="2800" w:type="dxa"/>
+            <w:tcMar>
+              <w:top w:w="50" w:type="dxa"/>
+              <w:left w:w="90" w:type="dxa"/>
+              <w:bottom w:w="50" w:type="dxa"/>
+              <w:right w:w="90" w:type="dxa"/>
+            </w:tcMar>
+            <w:vAlign w:val="center"/>
+            <w:vMerge w:val="restart"/>
+          </w:tcPr>
+          <w:p>
+            <w:pPr>
+              <w:keepNext/>
+              <w:spacing w:after="0" w:line="280" w:lineRule="auto"/>
+              <w:jc w:val="center"/>
+            </w:pPr>
+            <w:r>
+              <w:rPr>
+                <w:sz w:val="19"/>
+                <w:szCs w:val="19"/>
+              </w:rPr>
+              <w:t xml:space="preserve">成年後見制度の利用の</w:t>
+              <w:br/>
+              <w:t xml:space="preserve">促進に関する施策に</w:t>
+              <w:br/>
+              <w:t xml:space="preserve">ついての基本的な計画</w:t>
+            </w:r>
+          </w:p>
+        </w:tc>
+        <w:tc>
+          <w:tcPr>
+            <w:tcW w:w="1300" w:type="dxa"/>
+            <w:tcMar>
+              <w:top w:w="50" w:type="dxa"/>
+              <w:left w:w="90" w:type="dxa"/>
+              <w:bottom w:w="50" w:type="dxa"/>
+              <w:right w:w="90" w:type="dxa"/>
+            </w:tcMar>
+            <w:vAlign w:val="center"/>
+          </w:tcPr>
+          <w:p>
+            <w:pPr>
+              <w:keepNext/>
+              <w:spacing w:after="0" w:line="280" w:lineRule="auto"/>
+              <w:jc w:val="center"/>
+            </w:pPr>
+            <w:r>
+              <w:rPr>
+                <w:sz w:val="19"/>
+                <w:szCs w:val="19"/>
+              </w:rPr>
+              <w:t xml:space="preserve">根拠法令</w:t>
+            </w:r>
+          </w:p>
+        </w:tc>
+        <w:tc>
+          <w:tcPr>
+            <w:tcW w:w="5312" w:type="dxa"/>
+            <w:tcMar>
+              <w:top w:w="50" w:type="dxa"/>
+              <w:left w:w="90" w:type="dxa"/>
+              <w:bottom w:w="50" w:type="dxa"/>
+              <w:right w:w="90" w:type="dxa"/>
+            </w:tcMar>
+            <w:vAlign w:val="center"/>
+          </w:tcPr>
+          <w:p>
+            <w:pPr>
+              <w:keepNext/>
+              <w:spacing w:after="0" w:line="280" w:lineRule="auto"/>
+            </w:pPr>
+            <w:r>
+              <w:rPr>
+                <w:sz w:val="19"/>
+                <w:szCs w:val="19"/>
+              </w:rPr>
+              <w:t xml:space="preserve">成年後見制度の利用促進に関する法律第14条第１項</w:t>
+            </w:r>
+          </w:p>
+        </w:tc>
+      </w:tr>
+      <w:tr>
+        <w:trPr>
+          <w:cantSplit/>
+          <w:jc w:val="center"/>
+        </w:trPr>
+        <w:tc>
+          <w:tcPr>
+            <w:tcW w:w="2800" w:type="dxa"/>
+            <w:tcMar>
+              <w:top w:w="50" w:type="dxa"/>
+              <w:left w:w="90" w:type="dxa"/>
+              <w:bottom w:w="50" w:type="dxa"/>
+              <w:right w:w="90" w:type="dxa"/>
+            </w:tcMar>
+            <w:vAlign w:val="center"/>
+            <w:vMerge/>
+          </w:tcPr>
+          <w:p>
+            <w:pPr>
+              <w:keepNext/>
+              <w:spacing w:after="0" w:line="280" w:lineRule="auto"/>
+              <w:jc w:val="center"/>
+            </w:pPr>
+            <w:r>
+              <w:rPr>
+                <w:sz w:val="19"/>
+                <w:szCs w:val="19"/>
+              </w:rPr>
+              <w:t xml:space="preserve"/>
+            </w:r>
+          </w:p>
+        </w:tc>
+        <w:tc>
+          <w:tcPr>
+            <w:tcW w:w="1300" w:type="dxa"/>
+            <w:tcMar>
+              <w:top w:w="50" w:type="dxa"/>
+              <w:left w:w="90" w:type="dxa"/>
+              <w:bottom w:w="50" w:type="dxa"/>
+              <w:right w:w="90" w:type="dxa"/>
+            </w:tcMar>
+            <w:vAlign w:val="center"/>
+          </w:tcPr>
+          <w:p>
+            <w:pPr>
+              <w:keepNext/>
+              <w:spacing w:after="0" w:line="280" w:lineRule="auto"/>
+              <w:jc w:val="center"/>
+            </w:pPr>
+            <w:r>
+              <w:rPr>
+                <w:sz w:val="19"/>
+                <w:szCs w:val="19"/>
+              </w:rPr>
+              <w:t xml:space="preserve">策定内容</w:t>
+            </w:r>
+          </w:p>
+        </w:tc>
+        <w:tc>
+          <w:tcPr>
+            <w:tcW w:w="5312" w:type="dxa"/>
+            <w:tcMar>
+              <w:top w:w="50" w:type="dxa"/>
+              <w:left w:w="90" w:type="dxa"/>
+              <w:bottom w:w="50" w:type="dxa"/>
+              <w:right w:w="90" w:type="dxa"/>
+            </w:tcMar>
+            <w:vAlign w:val="center"/>
+          </w:tcPr>
+          <w:p>
+            <w:pPr>
+              <w:keepNext/>
+              <w:spacing w:after="0" w:line="280" w:lineRule="auto"/>
+            </w:pPr>
+            <w:r>
+              <w:rPr>
+                <w:sz w:val="19"/>
+                <w:szCs w:val="19"/>
+              </w:rPr>
+              <w:t xml:space="preserve">地域の実情に応じた成年後見制度の利用の促進に関する施策を定める（計画期間：令和９年度～令和13年度）</w:t>
+            </w:r>
+          </w:p>
+        </w:tc>
+      </w:tr>
     </w:tbl>
     <w:p>
       <w:pPr>
@@ -2734,6 +2906,17 @@
     </w:p>
     <w:p>
       <w:pPr>
+        <w:ind w:firstLine="220"/>
+      </w:pPr>
+      <w:r>
+        <w:rPr>
+          <w:b w:val="0"/>
+        </w:rPr>
+        <w:t>なお、第４次北塩原村障がい者計画（令和６年度～令和11年度）は、本計画の策定にあわせて中間見直しを行います。中間見直しでは、第３章に掲げる基本施策ごとの目標値について達成状況を確認し、目標値を改める場合は同章に改定後の値を掲げます。</w:t>
+      </w:r>
+    </w:p>
+    <w:p>
+      <w:pPr>
         <w:pStyle w:val="ac"/>
       </w:pPr>
       <w:r>
@@ -4145,6 +4328,17 @@
       </w:pPr>
       <w:r>
         <w:t>なお、いずれの計画も計画期間中において、社会情勢の変化や国の方針変更等に伴い、計画の見直しが必要と判断された場合は、見直しを行います。</w:t>
+      </w:r>
+    </w:p>
+    <w:p>
+      <w:pPr>
+        <w:ind w:firstLine="220"/>
+      </w:pPr>
+      <w:r>
+        <w:rPr>
+          <w:b w:val="0"/>
+        </w:rPr>
+        <w:t>また、本計画には、成年後見制度の利用促進に関する法律第14条第１項に基づく「成年後見制度の利用の促進に関する施策についての基本的な計画」を内包します。同計画の計画期間は、令和９年度から令和13年度までの５年間とし、障がい福祉計画及び障がい児福祉計画の計画期間（３年間）とは異なります。</w:t>
       </w:r>
     </w:p>
     <w:tbl>
@@ -4999,6 +5193,120 @@
           </w:p>
         </w:tc>
       </w:tr>
+      <w:tr>
+        <w:trPr>
+          <w:cantSplit/>
+          <w:jc w:val="center"/>
+        </w:trPr>
+        <w:tc>
+          <w:tcPr>
+            <w:shd w:val="clear" w:color="auto" w:fill="EAF4EE"/>
+            <w:tcMar>
+              <w:top w:w="50" w:type="dxa"/>
+              <w:left w:w="90" w:type="dxa"/>
+              <w:bottom w:w="50" w:type="dxa"/>
+              <w:right w:w="90" w:type="dxa"/>
+            </w:tcMar>
+            <w:vAlign w:val="center"/>
+            <w:tcW w:w="1180" w:type="dxa"/>
+          </w:tcPr>
+          <w:p>
+            <w:pPr>
+              <w:spacing w:after="0" w:line="280" w:lineRule="auto"/>
+              <w:jc w:val="center"/>
+            </w:pPr>
+            <w:r>
+              <w:rPr>
+                <w:sz w:val="17"/>
+                <w:szCs w:val="17"/>
+              </w:rPr>
+              <w:t xml:space="preserve">成年後見</w:t>
+              <w:br/>
+              <w:t xml:space="preserve">利用促進計画</w:t>
+            </w:r>
+          </w:p>
+        </w:tc>
+        <w:tc>
+          <w:tcPr>
+            <w:tcMar>
+              <w:top w:w="50" w:type="dxa"/>
+              <w:left w:w="90" w:type="dxa"/>
+              <w:bottom w:w="50" w:type="dxa"/>
+              <w:right w:w="90" w:type="dxa"/>
+            </w:tcMar>
+            <w:vAlign w:val="center"/>
+            <w:gridSpan w:val="3"/>
+            <w:tcW w:w="2745" w:type="dxa"/>
+          </w:tcPr>
+          <w:p>
+            <w:pPr>
+              <w:spacing w:after="0" w:line="280" w:lineRule="auto"/>
+              <w:jc w:val="center"/>
+            </w:pPr>
+            <w:r>
+              <w:rPr>
+                <w:sz w:val="17"/>
+                <w:szCs w:val="17"/>
+              </w:rPr>
+              <w:t xml:space="preserve">―</w:t>
+            </w:r>
+          </w:p>
+        </w:tc>
+        <w:tc>
+          <w:tcPr>
+            <w:shd w:val="clear" w:color="auto" w:fill="C6E3D2"/>
+            <w:tcMar>
+              <w:top w:w="50" w:type="dxa"/>
+              <w:left w:w="90" w:type="dxa"/>
+              <w:bottom w:w="50" w:type="dxa"/>
+              <w:right w:w="90" w:type="dxa"/>
+            </w:tcMar>
+            <w:vAlign w:val="center"/>
+            <w:gridSpan w:val="5"/>
+            <w:tcW w:w="4575" w:type="dxa"/>
+          </w:tcPr>
+          <w:p>
+            <w:pPr>
+              <w:spacing w:after="0" w:line="280" w:lineRule="auto"/>
+              <w:jc w:val="center"/>
+            </w:pPr>
+            <w:r>
+              <w:rPr>
+                <w:b/>
+                <w:bCs/>
+                <w:sz w:val="17"/>
+                <w:szCs w:val="17"/>
+              </w:rPr>
+              <w:t xml:space="preserve">本計画に内包（５年間）</w:t>
+            </w:r>
+          </w:p>
+        </w:tc>
+        <w:tc>
+          <w:tcPr>
+            <w:tcMar>
+              <w:top w:w="50" w:type="dxa"/>
+              <w:left w:w="90" w:type="dxa"/>
+              <w:bottom w:w="50" w:type="dxa"/>
+              <w:right w:w="90" w:type="dxa"/>
+            </w:tcMar>
+            <w:vAlign w:val="center"/>
+            <w:tcW w:w="892" w:type="dxa"/>
+          </w:tcPr>
+          <w:p>
+            <w:pPr>
+              <w:spacing w:after="0" w:line="280" w:lineRule="auto"/>
+              <w:jc w:val="center"/>
+            </w:pPr>
+            <w:r>
+              <w:rPr>
+                <w:sz w:val="17"/>
+                <w:szCs w:val="17"/>
+              </w:rPr>
+              <w:t xml:space="preserve"/>
+            </w:r>
+          </w:p>
+        </w:tc>
+      </w:tr>
     </w:tbl>
     <w:p>
       <w:pPr>
@@ -5843,6 +6151,63 @@
       </w:pPr>
       <w:r>
         <w:t>本計画案を、令和９年２月８日～令和９年２月22日まで村ホームページ等で公開し、広く村民の方々から意見を募りました。</w:t>
+      </w:r>
+    </w:p>
+    <w:p>
+      <w:pPr>
+        <w:pStyle w:val="ac"/>
+      </w:pPr>
+      <w:r>
+        <w:t>（５）４町村広域の障がい者自立支援協議会の開催</w:t>
+      </w:r>
+    </w:p>
+    <w:p>
+      <w:pPr>
+        <w:ind w:firstLine="220"/>
+      </w:pPr>
+      <w:r>
+        <w:rPr>
+          <w:b w:val="0"/>
+        </w:rPr>
+        <w:t>猪苗代町、磐梯町、湯川村及び本村の４町村で構成する広域の障がい者自立支援協議会においても、保健・福祉の関係者、障がい当事者、教育関係者、障がい福祉サービス事業者等の委員の意見を聴取しながら検討しました。本村単独では確保が難しいサービスの広域的な利用や、地域生活支援拠点の共同整備については、この場で協議します。</w:t>
+      </w:r>
+    </w:p>
+    <w:p>
+      <w:pPr>
+        <w:pStyle w:val="ac"/>
+      </w:pPr>
+      <w:r>
+        <w:t>（６）村議会への説明</w:t>
+      </w:r>
+    </w:p>
+    <w:p>
+      <w:pPr>
+        <w:ind w:firstLine="220"/>
+      </w:pPr>
+      <w:r>
+        <w:rPr>
+          <w:b w:val="0"/>
+        </w:rPr>
+        <w:t>議会全員協議会において、計画案について説明しました。</w:t>
+      </w:r>
+    </w:p>
+    <w:p>
+      <w:pPr>
+        <w:pStyle w:val="ac"/>
+      </w:pPr>
+      <w:r>
+        <w:t>（７）計画の公表</w:t>
+      </w:r>
+    </w:p>
+    <w:p>
+      <w:pPr>
+        <w:ind w:firstLine="220"/>
+      </w:pPr>
+      <w:r>
+        <w:rPr>
+          <w:b w:val="0"/>
+        </w:rPr>
+        <w:t>策定した計画は、関係機関へ送付するとともに、村のホームページに掲載して公表します。</w:t>
       </w:r>
     </w:p>
     <w:p>
@@ -52686,6 +53051,28 @@
         <w:t>第６章　成年後見制度の利用促進</w:t>
       </w:r>
       <w:bookmarkEnd w:id="36"/>
+    </w:p>
+    <w:p>
+      <w:pPr>
+        <w:ind w:firstLine="220"/>
+      </w:pPr>
+      <w:r>
+        <w:rPr>
+          <w:b w:val="0"/>
+        </w:rPr>
+        <w:t>本章は、成年後見制度の利用促進に関する法律第14条第１項に基づく「成年後見制度の利用の促進に関する施策についての基本的な計画」として定めるものです。同項は、市町村が国の成年後見制度利用促進基本計画を勘案して、その区域における成年後見制度の利用の促進に関する施策についての基本的な計画を定めるよう努めるものとしています。</w:t>
+      </w:r>
+    </w:p>
+    <w:p>
+      <w:pPr>
+        <w:ind w:firstLine="220"/>
+      </w:pPr>
+      <w:r>
+        <w:rPr>
+          <w:b w:val="0"/>
+        </w:rPr>
+        <w:t>本章の計画期間は、令和９年度から令和13年度までの５年間とします。障がい福祉計画及び障がい児福祉計画の計画期間（令和９年度から令和11年度まで）とは異なるため、次期計画の策定時には、本章の進捗状況を確認したうえで、残る期間の取組みを引き継ぎます。</w:t>
+      </w:r>
     </w:p>
     <w:p>
       <w:pPr>

--- a/output/北塩原村_計画素案_正本_移植後.docx
+++ b/output/北塩原村_計画素案_正本_移植後.docx
@@ -6252,6 +6252,327 @@
     </w:p>
     <w:p>
       <w:pPr>
+        <w:ind w:firstLine="220"/>
+      </w:pPr>
+      <w:r>
+        <w:rPr>
+          <w:b w:val="0"/>
+        </w:rPr>
+        <w:t>年次の点検評価は、事業ごとに次の七つの項目により行います。本村では、村内に事業所がないサービスや、一般の施策により外出の手段が確保されているものがあり、実績の多少だけでは評価できないためです。</w:t>
+      </w:r>
+    </w:p>
+    <w:tbl>
+      <w:tblPr>
+        <w:tblLook w:firstColumn="1" w:firstRow="1" w:lastColumn="0" w:lastRow="0" w:noHBand="0" w:noVBand="1" w:val="04A0"/>
+        <w:tblBorders>
+          <w:top w:val="single" w:sz="8" w:space="0" w:color="4F8A6E"/>
+          <w:left w:val="single" w:sz="8" w:space="0" w:color="4F8A6E"/>
+          <w:bottom w:val="single" w:sz="8" w:space="0" w:color="4F8A6E"/>
+          <w:right w:val="single" w:sz="8" w:space="0" w:color="4F8A6E"/>
+          <w:insideH w:val="single" w:sz="8" w:space="0" w:color="4F8A6E"/>
+          <w:insideV w:val="single" w:sz="8" w:space="0" w:color="4F8A6E"/>
+        </w:tblBorders>
+        <w:tblW w:w="9412" w:type="dxa"/>
+      </w:tblPr>
+      <w:tblGrid>
+        <w:gridCol w:w="4706"/>
+        <w:gridCol w:w="4706"/>
+      </w:tblGrid>
+      <w:tr>
+        <w:tc>
+          <w:tcPr>
+            <w:tcW w:w="2848" w:type="dxa"/>
+            <w:shd w:val="clear" w:color="auto" w:fill="2D7A57"/>
+          </w:tcPr>
+          <w:p>
+            <w:pPr>
+              <w:spacing w:after="0"/>
+              <w:jc w:val="center"/>
+            </w:pPr>
+            <w:r>
+              <w:rPr>
+                <w:b/>
+                <w:color w:val="FFFFFF"/>
+                <w:sz w:val="19"/>
+              </w:rPr>
+              <w:t>項目</w:t>
+            </w:r>
+          </w:p>
+        </w:tc>
+        <w:tc>
+          <w:tcPr>
+            <w:tcW w:w="6564" w:type="dxa"/>
+            <w:shd w:val="clear" w:color="auto" w:fill="2D7A57"/>
+          </w:tcPr>
+          <w:p>
+            <w:pPr>
+              <w:spacing w:after="0"/>
+              <w:jc w:val="center"/>
+            </w:pPr>
+            <w:r>
+              <w:rPr>
+                <w:b/>
+                <w:color w:val="FFFFFF"/>
+                <w:sz w:val="19"/>
+              </w:rPr>
+              <w:t>書くこと</w:t>
+            </w:r>
+          </w:p>
+        </w:tc>
+      </w:tr>
+      <w:tr>
+        <w:tc>
+          <w:tcPr>
+            <w:tcW w:w="2848" w:type="dxa"/>
+            <w:shd w:val="clear" w:color="auto" w:fill="EAF4EE"/>
+          </w:tcPr>
+          <w:p>
+            <w:pPr>
+              <w:spacing w:after="0"/>
+            </w:pPr>
+            <w:r>
+              <w:rPr>
+                <w:sz w:val="19"/>
+              </w:rPr>
+              <w:t>実績</w:t>
+            </w:r>
+          </w:p>
+        </w:tc>
+        <w:tc>
+          <w:tcPr>
+            <w:tcW w:w="6564" w:type="dxa"/>
+          </w:tcPr>
+          <w:p>
+            <w:pPr>
+              <w:spacing w:after="0"/>
+            </w:pPr>
+            <w:r>
+              <w:rPr>
+                <w:sz w:val="19"/>
+              </w:rPr>
+              <w:t>各年度の実績（人、人日、件）。どの系列の数値を用いたかを併せて記録する</w:t>
+            </w:r>
+          </w:p>
+        </w:tc>
+      </w:tr>
+      <w:tr>
+        <w:tc>
+          <w:tcPr>
+            <w:tcW w:w="2848" w:type="dxa"/>
+            <w:shd w:val="clear" w:color="auto" w:fill="EAF4EE"/>
+          </w:tcPr>
+          <w:p>
+            <w:pPr>
+              <w:spacing w:after="0"/>
+            </w:pPr>
+            <w:r>
+              <w:rPr>
+                <w:sz w:val="19"/>
+              </w:rPr>
+              <w:t>ニーズ</w:t>
+            </w:r>
+          </w:p>
+        </w:tc>
+        <w:tc>
+          <w:tcPr>
+            <w:tcW w:w="6564" w:type="dxa"/>
+          </w:tcPr>
+          <w:p>
+            <w:pPr>
+              <w:spacing w:after="0"/>
+            </w:pPr>
+            <w:r>
+              <w:rPr>
+                <w:sz w:val="19"/>
+              </w:rPr>
+              <w:t>必要とする方の人数と内容。把握できていない場合は空欄とせず「把握不足」と書く</w:t>
+            </w:r>
+          </w:p>
+        </w:tc>
+      </w:tr>
+      <w:tr>
+        <w:tc>
+          <w:tcPr>
+            <w:tcW w:w="2848" w:type="dxa"/>
+            <w:shd w:val="clear" w:color="auto" w:fill="EAF4EE"/>
+          </w:tcPr>
+          <w:p>
+            <w:pPr>
+              <w:spacing w:after="0"/>
+            </w:pPr>
+            <w:r>
+              <w:rPr>
+                <w:sz w:val="19"/>
+              </w:rPr>
+              <w:t>障がい福祉での供給</w:t>
+            </w:r>
+          </w:p>
+        </w:tc>
+        <w:tc>
+          <w:tcPr>
+            <w:tcW w:w="6564" w:type="dxa"/>
+          </w:tcPr>
+          <w:p>
+            <w:pPr>
+              <w:spacing w:after="0"/>
+            </w:pPr>
+            <w:r>
+              <w:rPr>
+                <w:sz w:val="19"/>
+              </w:rPr>
+              <w:t>障がい福祉サービス及び地域生活支援事業による提供量。村内と圏域を分ける</w:t>
+            </w:r>
+          </w:p>
+        </w:tc>
+      </w:tr>
+      <w:tr>
+        <w:tc>
+          <w:tcPr>
+            <w:tcW w:w="2848" w:type="dxa"/>
+            <w:shd w:val="clear" w:color="auto" w:fill="EAF4EE"/>
+          </w:tcPr>
+          <w:p>
+            <w:pPr>
+              <w:spacing w:after="0"/>
+            </w:pPr>
+            <w:r>
+              <w:rPr>
+                <w:sz w:val="19"/>
+              </w:rPr>
+              <w:t>他の制度による代替・補完</w:t>
+            </w:r>
+          </w:p>
+        </w:tc>
+        <w:tc>
+          <w:tcPr>
+            <w:tcW w:w="6564" w:type="dxa"/>
+          </w:tcPr>
+          <w:p>
+            <w:pPr>
+              <w:spacing w:after="0"/>
+            </w:pPr>
+            <w:r>
+              <w:rPr>
+                <w:sz w:val="19"/>
+              </w:rPr>
+              <w:t>介護保険、高齢者福祉施策、一般の施策及び村単独事業による代替・補完。障がいのある方が対象となるかを確かめて書く</w:t>
+            </w:r>
+          </w:p>
+        </w:tc>
+      </w:tr>
+      <w:tr>
+        <w:tc>
+          <w:tcPr>
+            <w:tcW w:w="2848" w:type="dxa"/>
+            <w:shd w:val="clear" w:color="auto" w:fill="EAF4EE"/>
+          </w:tcPr>
+          <w:p>
+            <w:pPr>
+              <w:spacing w:after="0"/>
+            </w:pPr>
+            <w:r>
+              <w:rPr>
+                <w:sz w:val="19"/>
+              </w:rPr>
+              <w:t>圏域での利用</w:t>
+            </w:r>
+          </w:p>
+        </w:tc>
+        <w:tc>
+          <w:tcPr>
+            <w:tcW w:w="6564" w:type="dxa"/>
+          </w:tcPr>
+          <w:p>
+            <w:pPr>
+              <w:spacing w:after="0"/>
+            </w:pPr>
+            <w:r>
+              <w:rPr>
+                <w:sz w:val="19"/>
+              </w:rPr>
+              <w:t>圏域の事業所の利用実績と共同整備の状況</w:t>
+            </w:r>
+          </w:p>
+        </w:tc>
+      </w:tr>
+      <w:tr>
+        <w:tc>
+          <w:tcPr>
+            <w:tcW w:w="2848" w:type="dxa"/>
+            <w:shd w:val="clear" w:color="auto" w:fill="EAF4EE"/>
+          </w:tcPr>
+          <w:p>
+            <w:pPr>
+              <w:spacing w:after="0"/>
+            </w:pPr>
+            <w:r>
+              <w:rPr>
+                <w:sz w:val="19"/>
+              </w:rPr>
+              <w:t>未充足</w:t>
+            </w:r>
+          </w:p>
+        </w:tc>
+        <w:tc>
+          <w:tcPr>
+            <w:tcW w:w="6564" w:type="dxa"/>
+          </w:tcPr>
+          <w:p>
+            <w:pPr>
+              <w:spacing w:after="0"/>
+            </w:pPr>
+            <w:r>
+              <w:rPr>
+                <w:sz w:val="19"/>
+              </w:rPr>
+              <w:t>ニーズから供給を引いた残り。第３章３の六つの区分のいずれに当たるかを併記する</w:t>
+            </w:r>
+          </w:p>
+        </w:tc>
+      </w:tr>
+      <w:tr>
+        <w:tc>
+          <w:tcPr>
+            <w:tcW w:w="2848" w:type="dxa"/>
+            <w:shd w:val="clear" w:color="auto" w:fill="EAF4EE"/>
+          </w:tcPr>
+          <w:p>
+            <w:pPr>
+              <w:spacing w:after="0"/>
+            </w:pPr>
+            <w:r>
+              <w:rPr>
+                <w:sz w:val="19"/>
+              </w:rPr>
+              <w:t>令和９年度から令和11年度までの対応</w:t>
+            </w:r>
+          </w:p>
+        </w:tc>
+        <w:tc>
+          <w:tcPr>
+            <w:tcW w:w="6564" w:type="dxa"/>
+          </w:tcPr>
+          <w:p>
+            <w:pPr>
+              <w:spacing w:after="0"/>
+            </w:pPr>
+            <w:r>
+              <w:rPr>
+                <w:sz w:val="19"/>
+              </w:rPr>
+              <w:t>見込量を立てる、他の制度で対応する、対象の拡大を求める、実態の把握から始める のいずれかを書く</w:t>
+            </w:r>
+          </w:p>
+        </w:tc>
+      </w:tr>
+    </w:tbl>
+    <w:p>
+      <w:pPr>
+        <w:spacing w:after="0"/>
+      </w:pPr>
+    </w:p>
+    <w:p>
+      <w:pPr>
         <w:keepNext/>
         <w:spacing w:before="160" w:after="80"/>
       </w:pPr>
@@ -15391,6 +15712,292 @@
     </w:p>
     <w:p>
       <w:pPr>
+        <w:ind w:firstLine="220"/>
+      </w:pPr>
+      <w:r>
+        <w:rPr>
+          <w:b w:val="0"/>
+        </w:rPr>
+        <w:t>本村のように利用者が少数の自治体では、実績がないことと支援が足りていないことは別のことです。北塩原村障がい者自立支援協議会における年次の評価では、実施したか否かの二つに分けるのではなく、次の六つの区分により理由を示します。</w:t>
+      </w:r>
+    </w:p>
+    <w:tbl>
+      <w:tblPr>
+        <w:tblLook w:firstColumn="1" w:firstRow="1" w:lastColumn="0" w:lastRow="0" w:noHBand="0" w:noVBand="1" w:val="04A0"/>
+        <w:tblBorders>
+          <w:top w:val="single" w:sz="8" w:space="0" w:color="4F8A6E"/>
+          <w:left w:val="single" w:sz="8" w:space="0" w:color="4F8A6E"/>
+          <w:bottom w:val="single" w:sz="8" w:space="0" w:color="4F8A6E"/>
+          <w:right w:val="single" w:sz="8" w:space="0" w:color="4F8A6E"/>
+          <w:insideH w:val="single" w:sz="8" w:space="0" w:color="4F8A6E"/>
+          <w:insideV w:val="single" w:sz="8" w:space="0" w:color="4F8A6E"/>
+        </w:tblBorders>
+        <w:tblW w:w="9412" w:type="dxa"/>
+      </w:tblPr>
+      <w:tblGrid>
+        <w:gridCol w:w="4706"/>
+        <w:gridCol w:w="4706"/>
+      </w:tblGrid>
+      <w:tr>
+        <w:tc>
+          <w:tcPr>
+            <w:tcW w:w="2229" w:type="dxa"/>
+            <w:shd w:val="clear" w:color="auto" w:fill="2D7A57"/>
+          </w:tcPr>
+          <w:p>
+            <w:pPr>
+              <w:spacing w:after="0"/>
+              <w:jc w:val="center"/>
+            </w:pPr>
+            <w:r>
+              <w:rPr>
+                <w:b/>
+                <w:color w:val="FFFFFF"/>
+                <w:sz w:val="19"/>
+              </w:rPr>
+              <w:t>区分</w:t>
+            </w:r>
+          </w:p>
+        </w:tc>
+        <w:tc>
+          <w:tcPr>
+            <w:tcW w:w="7183" w:type="dxa"/>
+            <w:shd w:val="clear" w:color="auto" w:fill="2D7A57"/>
+          </w:tcPr>
+          <w:p>
+            <w:pPr>
+              <w:spacing w:after="0"/>
+              <w:jc w:val="center"/>
+            </w:pPr>
+            <w:r>
+              <w:rPr>
+                <w:b/>
+                <w:color w:val="FFFFFF"/>
+                <w:sz w:val="19"/>
+              </w:rPr>
+              <w:t>意味</w:t>
+            </w:r>
+          </w:p>
+        </w:tc>
+      </w:tr>
+      <w:tr>
+        <w:tc>
+          <w:tcPr>
+            <w:tcW w:w="2229" w:type="dxa"/>
+            <w:shd w:val="clear" w:color="auto" w:fill="EAF4EE"/>
+          </w:tcPr>
+          <w:p>
+            <w:pPr>
+              <w:spacing w:after="0"/>
+            </w:pPr>
+            <w:r>
+              <w:rPr>
+                <w:sz w:val="19"/>
+              </w:rPr>
+              <w:t>①障がい福祉で実施</w:t>
+            </w:r>
+          </w:p>
+        </w:tc>
+        <w:tc>
+          <w:tcPr>
+            <w:tcW w:w="7183" w:type="dxa"/>
+          </w:tcPr>
+          <w:p>
+            <w:pPr>
+              <w:spacing w:after="0"/>
+            </w:pPr>
+            <w:r>
+              <w:rPr>
+                <w:sz w:val="19"/>
+              </w:rPr>
+              <w:t>障害者総合支援法又は児童福祉法のサービス・事業として実績がある</w:t>
+            </w:r>
+          </w:p>
+        </w:tc>
+      </w:tr>
+      <w:tr>
+        <w:tc>
+          <w:tcPr>
+            <w:tcW w:w="2229" w:type="dxa"/>
+            <w:shd w:val="clear" w:color="auto" w:fill="EAF4EE"/>
+          </w:tcPr>
+          <w:p>
+            <w:pPr>
+              <w:spacing w:after="0"/>
+            </w:pPr>
+            <w:r>
+              <w:rPr>
+                <w:sz w:val="19"/>
+              </w:rPr>
+              <w:t>②他の制度で対応</w:t>
+            </w:r>
+          </w:p>
+        </w:tc>
+        <w:tc>
+          <w:tcPr>
+            <w:tcW w:w="7183" w:type="dxa"/>
+          </w:tcPr>
+          <w:p>
+            <w:pPr>
+              <w:spacing w:after="0"/>
+            </w:pPr>
+            <w:r>
+              <w:rPr>
+                <w:sz w:val="19"/>
+              </w:rPr>
+              <w:t>介護保険、高齢者福祉施策、一般の施策又は村単独事業によりニーズが満たされている</w:t>
+            </w:r>
+          </w:p>
+        </w:tc>
+      </w:tr>
+      <w:tr>
+        <w:tc>
+          <w:tcPr>
+            <w:tcW w:w="2229" w:type="dxa"/>
+            <w:shd w:val="clear" w:color="auto" w:fill="EAF4EE"/>
+          </w:tcPr>
+          <w:p>
+            <w:pPr>
+              <w:spacing w:after="0"/>
+            </w:pPr>
+            <w:r>
+              <w:rPr>
+                <w:sz w:val="19"/>
+              </w:rPr>
+              <w:t>③圏域で対応</w:t>
+            </w:r>
+          </w:p>
+        </w:tc>
+        <w:tc>
+          <w:tcPr>
+            <w:tcW w:w="7183" w:type="dxa"/>
+          </w:tcPr>
+          <w:p>
+            <w:pPr>
+              <w:spacing w:after="0"/>
+            </w:pPr>
+            <w:r>
+              <w:rPr>
+                <w:sz w:val="19"/>
+              </w:rPr>
+              <w:t>村内に事業所がなく、圏域の事業所の利用又は共同整備により確保している</w:t>
+            </w:r>
+          </w:p>
+        </w:tc>
+      </w:tr>
+      <w:tr>
+        <w:tc>
+          <w:tcPr>
+            <w:tcW w:w="2229" w:type="dxa"/>
+            <w:shd w:val="clear" w:color="auto" w:fill="EAF4EE"/>
+          </w:tcPr>
+          <w:p>
+            <w:pPr>
+              <w:spacing w:after="0"/>
+            </w:pPr>
+            <w:r>
+              <w:rPr>
+                <w:sz w:val="19"/>
+              </w:rPr>
+              <w:t>④ニーズなし</w:t>
+            </w:r>
+          </w:p>
+        </w:tc>
+        <w:tc>
+          <w:tcPr>
+            <w:tcW w:w="7183" w:type="dxa"/>
+          </w:tcPr>
+          <w:p>
+            <w:pPr>
+              <w:spacing w:after="0"/>
+            </w:pPr>
+            <w:r>
+              <w:rPr>
+                <w:sz w:val="19"/>
+              </w:rPr>
+              <w:t>対象となる方がいないことを個別に確認できている</w:t>
+            </w:r>
+          </w:p>
+        </w:tc>
+      </w:tr>
+      <w:tr>
+        <w:tc>
+          <w:tcPr>
+            <w:tcW w:w="2229" w:type="dxa"/>
+            <w:shd w:val="clear" w:color="auto" w:fill="EAF4EE"/>
+          </w:tcPr>
+          <w:p>
+            <w:pPr>
+              <w:spacing w:after="0"/>
+            </w:pPr>
+            <w:r>
+              <w:rPr>
+                <w:sz w:val="19"/>
+              </w:rPr>
+              <w:t>⑤ニーズあり・供給不足</w:t>
+            </w:r>
+          </w:p>
+        </w:tc>
+        <w:tc>
+          <w:tcPr>
+            <w:tcW w:w="7183" w:type="dxa"/>
+          </w:tcPr>
+          <w:p>
+            <w:pPr>
+              <w:spacing w:after="0"/>
+            </w:pPr>
+            <w:r>
+              <w:rPr>
+                <w:sz w:val="19"/>
+              </w:rPr>
+              <w:t>必要とする方がいるが、受け入れられる事業所がない又は量が足りない</w:t>
+            </w:r>
+          </w:p>
+        </w:tc>
+      </w:tr>
+      <w:tr>
+        <w:tc>
+          <w:tcPr>
+            <w:tcW w:w="2229" w:type="dxa"/>
+            <w:shd w:val="clear" w:color="auto" w:fill="EAF4EE"/>
+          </w:tcPr>
+          <w:p>
+            <w:pPr>
+              <w:spacing w:after="0"/>
+            </w:pPr>
+            <w:r>
+              <w:rPr>
+                <w:sz w:val="19"/>
+              </w:rPr>
+              <w:t>⑥把握不足</w:t>
+            </w:r>
+          </w:p>
+        </w:tc>
+        <w:tc>
+          <w:tcPr>
+            <w:tcW w:w="7183" w:type="dxa"/>
+          </w:tcPr>
+          <w:p>
+            <w:pPr>
+              <w:spacing w:after="0"/>
+            </w:pPr>
+            <w:r>
+              <w:rPr>
+                <w:sz w:val="19"/>
+              </w:rPr>
+              <w:t>ニーズの有無そのものを把握できていない。実績がないことを理由に未実施とする前に、この区分に当たらないかを確かめる</w:t>
+            </w:r>
+          </w:p>
+        </w:tc>
+      </w:tr>
+    </w:tbl>
+    <w:p>
+      <w:pPr>
+        <w:spacing w:after="0"/>
+      </w:pPr>
+    </w:p>
+    <w:p>
+      <w:pPr>
         <w:pStyle w:val="1"/>
       </w:pPr>
       <w:bookmarkStart w:id="19" w:name="_Toc241690460"/>
@@ -24191,6 +24798,358 @@
       <w:r>
         <w:t>引き続き、４町村により支援体制や緊急時の連絡体制の充実を図り、年１回以上、運用状況の検証・検討の場を設けます。また、強度行動障害を有する方への支援体制の整備についても、「会津北部地域生活支援拠点」において圏域内の対象者数や支援ニーズを把握し、協議を進めます。</w:t>
       </w:r>
+    </w:p>
+    <w:p>
+      <w:pPr>
+        <w:ind w:firstLine="220"/>
+      </w:pPr>
+      <w:r>
+        <w:rPr>
+          <w:b w:val="0"/>
+        </w:rPr>
+        <w:t>地域生活支援拠点等には、相談、緊急時の受入れ及び対応、体験の機会及び場、専門的人材の確保及び養成、地域の体制づくりの５つの機能が求められています。本村は会津北部地域生活支援拠点に参画する形でこの機能を確保していますが、機能ごとの実績を把握していないため、本計画期間においては機能ごとに実績を記録し、年１回の検証・検討に用います。</w:t>
+      </w:r>
+    </w:p>
+    <w:tbl>
+      <w:tblPr>
+        <w:tblLook w:firstColumn="1" w:firstRow="1" w:lastColumn="0" w:lastRow="0" w:noHBand="0" w:noVBand="1" w:val="04A0"/>
+        <w:tblBorders>
+          <w:top w:val="single" w:sz="8" w:space="0" w:color="4F8A6E"/>
+          <w:left w:val="single" w:sz="8" w:space="0" w:color="4F8A6E"/>
+          <w:bottom w:val="single" w:sz="8" w:space="0" w:color="4F8A6E"/>
+          <w:right w:val="single" w:sz="8" w:space="0" w:color="4F8A6E"/>
+          <w:insideH w:val="single" w:sz="8" w:space="0" w:color="4F8A6E"/>
+          <w:insideV w:val="single" w:sz="8" w:space="0" w:color="4F8A6E"/>
+        </w:tblBorders>
+        <w:tblW w:w="9412" w:type="dxa"/>
+      </w:tblPr>
+      <w:tblGrid>
+        <w:gridCol w:w="3137"/>
+        <w:gridCol w:w="3137"/>
+        <w:gridCol w:w="3137"/>
+      </w:tblGrid>
+      <w:tr>
+        <w:tc>
+          <w:tcPr>
+            <w:tcW w:w="2229" w:type="dxa"/>
+            <w:shd w:val="clear" w:color="auto" w:fill="2D7A57"/>
+          </w:tcPr>
+          <w:p>
+            <w:pPr>
+              <w:spacing w:after="0"/>
+              <w:jc w:val="center"/>
+            </w:pPr>
+            <w:r>
+              <w:rPr>
+                <w:b/>
+                <w:color w:val="FFFFFF"/>
+                <w:sz w:val="19"/>
+              </w:rPr>
+              <w:t>機能</w:t>
+            </w:r>
+          </w:p>
+        </w:tc>
+        <w:tc>
+          <w:tcPr>
+            <w:tcW w:w="3839" w:type="dxa"/>
+            <w:shd w:val="clear" w:color="auto" w:fill="2D7A57"/>
+          </w:tcPr>
+          <w:p>
+            <w:pPr>
+              <w:spacing w:after="0"/>
+              <w:jc w:val="center"/>
+            </w:pPr>
+            <w:r>
+              <w:rPr>
+                <w:b/>
+                <w:color w:val="FFFFFF"/>
+                <w:sz w:val="19"/>
+              </w:rPr>
+              <w:t>本村での確保の方法</w:t>
+            </w:r>
+          </w:p>
+        </w:tc>
+        <w:tc>
+          <w:tcPr>
+            <w:tcW w:w="3344" w:type="dxa"/>
+            <w:shd w:val="clear" w:color="auto" w:fill="2D7A57"/>
+          </w:tcPr>
+          <w:p>
+            <w:pPr>
+              <w:spacing w:after="0"/>
+              <w:jc w:val="center"/>
+            </w:pPr>
+            <w:r>
+              <w:rPr>
+                <w:b/>
+                <w:color w:val="FFFFFF"/>
+                <w:sz w:val="19"/>
+              </w:rPr>
+              <w:t>記録する実績</w:t>
+            </w:r>
+          </w:p>
+        </w:tc>
+      </w:tr>
+      <w:tr>
+        <w:tc>
+          <w:tcPr>
+            <w:tcW w:w="2229" w:type="dxa"/>
+            <w:shd w:val="clear" w:color="auto" w:fill="EAF4EE"/>
+          </w:tcPr>
+          <w:p>
+            <w:pPr>
+              <w:spacing w:after="0"/>
+            </w:pPr>
+            <w:r>
+              <w:rPr>
+                <w:sz w:val="19"/>
+              </w:rPr>
+              <w:t>相談</w:t>
+            </w:r>
+          </w:p>
+        </w:tc>
+        <w:tc>
+          <w:tcPr>
+            <w:tcW w:w="3839" w:type="dxa"/>
+          </w:tcPr>
+          <w:p>
+            <w:pPr>
+              <w:spacing w:after="0"/>
+            </w:pPr>
+            <w:r>
+              <w:rPr>
+                <w:sz w:val="19"/>
+              </w:rPr>
+              <w:t>会津北部地域生活支援拠点のコーディネーター（地域生活支援センターいなわしろに委託）</w:t>
+            </w:r>
+          </w:p>
+        </w:tc>
+        <w:tc>
+          <w:tcPr>
+            <w:tcW w:w="3344" w:type="dxa"/>
+          </w:tcPr>
+          <w:p>
+            <w:pPr>
+              <w:spacing w:after="0"/>
+            </w:pPr>
+            <w:r>
+              <w:rPr>
+                <w:sz w:val="19"/>
+              </w:rPr>
+              <w:t>相談件数、うち本村の方の件数</w:t>
+            </w:r>
+          </w:p>
+        </w:tc>
+      </w:tr>
+      <w:tr>
+        <w:tc>
+          <w:tcPr>
+            <w:tcW w:w="2229" w:type="dxa"/>
+            <w:shd w:val="clear" w:color="auto" w:fill="EAF4EE"/>
+          </w:tcPr>
+          <w:p>
+            <w:pPr>
+              <w:spacing w:after="0"/>
+            </w:pPr>
+            <w:r>
+              <w:rPr>
+                <w:sz w:val="19"/>
+              </w:rPr>
+              <w:t>緊急時の受入れ及び対応</w:t>
+            </w:r>
+          </w:p>
+        </w:tc>
+        <w:tc>
+          <w:tcPr>
+            <w:tcW w:w="3839" w:type="dxa"/>
+          </w:tcPr>
+          <w:p>
+            <w:pPr>
+              <w:spacing w:after="0"/>
+            </w:pPr>
+            <w:r>
+              <w:rPr>
+                <w:sz w:val="19"/>
+              </w:rPr>
+              <w:t>圏域の短期入所及び日中一時支援</w:t>
+            </w:r>
+          </w:p>
+        </w:tc>
+        <w:tc>
+          <w:tcPr>
+            <w:tcW w:w="3344" w:type="dxa"/>
+          </w:tcPr>
+          <w:p>
+            <w:pPr>
+              <w:spacing w:after="0"/>
+            </w:pPr>
+            <w:r>
+              <w:rPr>
+                <w:sz w:val="19"/>
+              </w:rPr>
+              <w:t>緊急時の受入れの件数、受入れできなかった件数とその理由</w:t>
+            </w:r>
+          </w:p>
+        </w:tc>
+      </w:tr>
+      <w:tr>
+        <w:tc>
+          <w:tcPr>
+            <w:tcW w:w="2229" w:type="dxa"/>
+            <w:shd w:val="clear" w:color="auto" w:fill="EAF4EE"/>
+          </w:tcPr>
+          <w:p>
+            <w:pPr>
+              <w:spacing w:after="0"/>
+            </w:pPr>
+            <w:r>
+              <w:rPr>
+                <w:sz w:val="19"/>
+              </w:rPr>
+              <w:t>体験の機会及び場</w:t>
+            </w:r>
+          </w:p>
+        </w:tc>
+        <w:tc>
+          <w:tcPr>
+            <w:tcW w:w="3839" w:type="dxa"/>
+          </w:tcPr>
+          <w:p>
+            <w:pPr>
+              <w:spacing w:after="0"/>
+            </w:pPr>
+            <w:r>
+              <w:rPr>
+                <w:sz w:val="19"/>
+              </w:rPr>
+              <w:t>圏域の共同生活援助及び短期入所の体験利用</w:t>
+            </w:r>
+          </w:p>
+        </w:tc>
+        <w:tc>
+          <w:tcPr>
+            <w:tcW w:w="3344" w:type="dxa"/>
+          </w:tcPr>
+          <w:p>
+            <w:pPr>
+              <w:spacing w:after="0"/>
+            </w:pPr>
+            <w:r>
+              <w:rPr>
+                <w:sz w:val="19"/>
+              </w:rPr>
+              <w:t>体験利用の件数、体験から移行に至った件数</w:t>
+            </w:r>
+          </w:p>
+        </w:tc>
+      </w:tr>
+      <w:tr>
+        <w:tc>
+          <w:tcPr>
+            <w:tcW w:w="2229" w:type="dxa"/>
+            <w:shd w:val="clear" w:color="auto" w:fill="EAF4EE"/>
+          </w:tcPr>
+          <w:p>
+            <w:pPr>
+              <w:spacing w:after="0"/>
+            </w:pPr>
+            <w:r>
+              <w:rPr>
+                <w:sz w:val="19"/>
+              </w:rPr>
+              <w:t>専門的人材の確保及び養成</w:t>
+            </w:r>
+          </w:p>
+        </w:tc>
+        <w:tc>
+          <w:tcPr>
+            <w:tcW w:w="3839" w:type="dxa"/>
+          </w:tcPr>
+          <w:p>
+            <w:pPr>
+              <w:spacing w:after="0"/>
+            </w:pPr>
+            <w:r>
+              <w:rPr>
+                <w:sz w:val="19"/>
+              </w:rPr>
+              <w:t>県及び圏域の研修、強度行動障害支援者養成研修</w:t>
+            </w:r>
+          </w:p>
+        </w:tc>
+        <w:tc>
+          <w:tcPr>
+            <w:tcW w:w="3344" w:type="dxa"/>
+          </w:tcPr>
+          <w:p>
+            <w:pPr>
+              <w:spacing w:after="0"/>
+            </w:pPr>
+            <w:r>
+              <w:rPr>
+                <w:sz w:val="19"/>
+              </w:rPr>
+              <w:t>受講者数、村職員の受講者数</w:t>
+            </w:r>
+          </w:p>
+        </w:tc>
+      </w:tr>
+      <w:tr>
+        <w:tc>
+          <w:tcPr>
+            <w:tcW w:w="2229" w:type="dxa"/>
+            <w:shd w:val="clear" w:color="auto" w:fill="EAF4EE"/>
+          </w:tcPr>
+          <w:p>
+            <w:pPr>
+              <w:spacing w:after="0"/>
+            </w:pPr>
+            <w:r>
+              <w:rPr>
+                <w:sz w:val="19"/>
+              </w:rPr>
+              <w:t>地域の体制づくり</w:t>
+            </w:r>
+          </w:p>
+        </w:tc>
+        <w:tc>
+          <w:tcPr>
+            <w:tcW w:w="3839" w:type="dxa"/>
+          </w:tcPr>
+          <w:p>
+            <w:pPr>
+              <w:spacing w:after="0"/>
+            </w:pPr>
+            <w:r>
+              <w:rPr>
+                <w:sz w:val="19"/>
+              </w:rPr>
+              <w:t>４町村による運用状況の検証・検討の場</w:t>
+            </w:r>
+          </w:p>
+        </w:tc>
+        <w:tc>
+          <w:tcPr>
+            <w:tcW w:w="3344" w:type="dxa"/>
+          </w:tcPr>
+          <w:p>
+            <w:pPr>
+              <w:spacing w:after="0"/>
+            </w:pPr>
+            <w:r>
+              <w:rPr>
+                <w:sz w:val="19"/>
+              </w:rPr>
+              <w:t>検証・検討の実施回数、取り上げた事例の件数</w:t>
+            </w:r>
+          </w:p>
+        </w:tc>
+      </w:tr>
+    </w:tbl>
+    <w:p>
+      <w:pPr>
+        <w:spacing w:after="0"/>
+      </w:pPr>
     </w:p>
     <w:p>
       <w:pPr>
@@ -43904,6 +44863,307 @@
         </w:rPr>
         <w:t>本村は冬季の積雪と火山・地震の災害リスクを併せ持ち、多くのサービスを村外の事業所に依存しています。避難そのものへの備え（個別避難計画。第３章３）とは別に、災害時にサービスの提供を止めないための備えを次のとおり進めます。</w:t>
       </w:r>
+    </w:p>
+    <w:p>
+      <w:pPr>
+        <w:ind w:firstLine="220"/>
+      </w:pPr>
+      <w:r>
+        <w:rPr>
+          <w:b w:val="0"/>
+        </w:rPr>
+        <w:t>本村では、本人の身に何か起きたときの備えが場面ごとに分かれています。どの場面にどの仕組みが働くのかを整理したうえで、障がいのある方に適用されているかを確かめます。</w:t>
+      </w:r>
+    </w:p>
+    <w:tbl>
+      <w:tblPr>
+        <w:tblLook w:firstColumn="1" w:firstRow="1" w:lastColumn="0" w:lastRow="0" w:noHBand="0" w:noVBand="1" w:val="04A0"/>
+        <w:tblBorders>
+          <w:top w:val="single" w:sz="8" w:space="0" w:color="4F8A6E"/>
+          <w:left w:val="single" w:sz="8" w:space="0" w:color="4F8A6E"/>
+          <w:bottom w:val="single" w:sz="8" w:space="0" w:color="4F8A6E"/>
+          <w:right w:val="single" w:sz="8" w:space="0" w:color="4F8A6E"/>
+          <w:insideH w:val="single" w:sz="8" w:space="0" w:color="4F8A6E"/>
+          <w:insideV w:val="single" w:sz="8" w:space="0" w:color="4F8A6E"/>
+        </w:tblBorders>
+        <w:tblW w:w="9412" w:type="dxa"/>
+      </w:tblPr>
+      <w:tblGrid>
+        <w:gridCol w:w="3137"/>
+        <w:gridCol w:w="3137"/>
+        <w:gridCol w:w="3137"/>
+      </w:tblGrid>
+      <w:tr>
+        <w:tc>
+          <w:tcPr>
+            <w:tcW w:w="1610" w:type="dxa"/>
+            <w:shd w:val="clear" w:color="auto" w:fill="2D7A57"/>
+          </w:tcPr>
+          <w:p>
+            <w:pPr>
+              <w:spacing w:after="0"/>
+              <w:jc w:val="center"/>
+            </w:pPr>
+            <w:r>
+              <w:rPr>
+                <w:b/>
+                <w:color w:val="FFFFFF"/>
+                <w:sz w:val="19"/>
+              </w:rPr>
+              <w:t>場面</w:t>
+            </w:r>
+          </w:p>
+        </w:tc>
+        <w:tc>
+          <w:tcPr>
+            <w:tcW w:w="3344" w:type="dxa"/>
+            <w:shd w:val="clear" w:color="auto" w:fill="2D7A57"/>
+          </w:tcPr>
+          <w:p>
+            <w:pPr>
+              <w:spacing w:after="0"/>
+              <w:jc w:val="center"/>
+            </w:pPr>
+            <w:r>
+              <w:rPr>
+                <w:b/>
+                <w:color w:val="FFFFFF"/>
+                <w:sz w:val="19"/>
+              </w:rPr>
+              <w:t>想定される事態</w:t>
+            </w:r>
+          </w:p>
+        </w:tc>
+        <w:tc>
+          <w:tcPr>
+            <w:tcW w:w="4458" w:type="dxa"/>
+            <w:shd w:val="clear" w:color="auto" w:fill="2D7A57"/>
+          </w:tcPr>
+          <w:p>
+            <w:pPr>
+              <w:spacing w:after="0"/>
+              <w:jc w:val="center"/>
+            </w:pPr>
+            <w:r>
+              <w:rPr>
+                <w:b/>
+                <w:color w:val="FFFFFF"/>
+                <w:sz w:val="19"/>
+              </w:rPr>
+              <w:t>働く仕組み</w:t>
+            </w:r>
+          </w:p>
+        </w:tc>
+      </w:tr>
+      <w:tr>
+        <w:tc>
+          <w:tcPr>
+            <w:tcW w:w="1610" w:type="dxa"/>
+            <w:shd w:val="clear" w:color="auto" w:fill="EAF4EE"/>
+          </w:tcPr>
+          <w:p>
+            <w:pPr>
+              <w:spacing w:after="0"/>
+            </w:pPr>
+            <w:r>
+              <w:rPr>
+                <w:sz w:val="19"/>
+              </w:rPr>
+              <w:t>平時</w:t>
+            </w:r>
+          </w:p>
+        </w:tc>
+        <w:tc>
+          <w:tcPr>
+            <w:tcW w:w="3344" w:type="dxa"/>
+          </w:tcPr>
+          <w:p>
+            <w:pPr>
+              <w:spacing w:after="0"/>
+            </w:pPr>
+            <w:r>
+              <w:rPr>
+                <w:sz w:val="19"/>
+              </w:rPr>
+              <w:t>見守り、安否の確認、生活の継続</w:t>
+            </w:r>
+          </w:p>
+        </w:tc>
+        <w:tc>
+          <w:tcPr>
+            <w:tcW w:w="4458" w:type="dxa"/>
+          </w:tcPr>
+          <w:p>
+            <w:pPr>
+              <w:spacing w:after="0"/>
+            </w:pPr>
+            <w:r>
+              <w:rPr>
+                <w:sz w:val="19"/>
+              </w:rPr>
+              <w:t>相談支援専門員によるモニタリング、民生委員児童委員による見守り、村の高齢者施策による見守りの仕組み（障がいのある方が対象となるかを確認する）</w:t>
+            </w:r>
+          </w:p>
+        </w:tc>
+      </w:tr>
+      <w:tr>
+        <w:tc>
+          <w:tcPr>
+            <w:tcW w:w="1610" w:type="dxa"/>
+            <w:shd w:val="clear" w:color="auto" w:fill="EAF4EE"/>
+          </w:tcPr>
+          <w:p>
+            <w:pPr>
+              <w:spacing w:after="0"/>
+            </w:pPr>
+            <w:r>
+              <w:rPr>
+                <w:sz w:val="19"/>
+              </w:rPr>
+              <w:t>急病時</w:t>
+            </w:r>
+          </w:p>
+        </w:tc>
+        <w:tc>
+          <w:tcPr>
+            <w:tcW w:w="3344" w:type="dxa"/>
+          </w:tcPr>
+          <w:p>
+            <w:pPr>
+              <w:spacing w:after="0"/>
+            </w:pPr>
+            <w:r>
+              <w:rPr>
+                <w:sz w:val="19"/>
+              </w:rPr>
+              <w:t>救急搬送の際に持病、常用薬及びかかりつけ医が伝わらないこと</w:t>
+            </w:r>
+          </w:p>
+        </w:tc>
+        <w:tc>
+          <w:tcPr>
+            <w:tcW w:w="4458" w:type="dxa"/>
+          </w:tcPr>
+          <w:p>
+            <w:pPr>
+              <w:spacing w:after="0"/>
+            </w:pPr>
+            <w:r>
+              <w:rPr>
+                <w:sz w:val="19"/>
+              </w:rPr>
+              <w:t>救急時に必要な情報を本人の居宅に備える仕組み（障がいのある方、医療的ケアが必要な方及びひとり暮らしの方への活用の状況を確認する）</w:t>
+            </w:r>
+          </w:p>
+        </w:tc>
+      </w:tr>
+      <w:tr>
+        <w:tc>
+          <w:tcPr>
+            <w:tcW w:w="1610" w:type="dxa"/>
+            <w:shd w:val="clear" w:color="auto" w:fill="EAF4EE"/>
+          </w:tcPr>
+          <w:p>
+            <w:pPr>
+              <w:spacing w:after="0"/>
+            </w:pPr>
+            <w:r>
+              <w:rPr>
+                <w:sz w:val="19"/>
+              </w:rPr>
+              <w:t>介護者の不在時</w:t>
+            </w:r>
+          </w:p>
+        </w:tc>
+        <w:tc>
+          <w:tcPr>
+            <w:tcW w:w="3344" w:type="dxa"/>
+          </w:tcPr>
+          <w:p>
+            <w:pPr>
+              <w:spacing w:after="0"/>
+            </w:pPr>
+            <w:r>
+              <w:rPr>
+                <w:sz w:val="19"/>
+              </w:rPr>
+              <w:t>家族の入院、急用又は死亡により支援が途切れること</w:t>
+            </w:r>
+          </w:p>
+        </w:tc>
+        <w:tc>
+          <w:tcPr>
+            <w:tcW w:w="4458" w:type="dxa"/>
+          </w:tcPr>
+          <w:p>
+            <w:pPr>
+              <w:spacing w:after="0"/>
+            </w:pPr>
+            <w:r>
+              <w:rPr>
+                <w:sz w:val="19"/>
+              </w:rPr>
+              <w:t>会津北部地域生活支援拠点の緊急時の受入れ、短期入所、日中一時支援（第４章２（５））</w:t>
+            </w:r>
+          </w:p>
+        </w:tc>
+      </w:tr>
+      <w:tr>
+        <w:tc>
+          <w:tcPr>
+            <w:tcW w:w="1610" w:type="dxa"/>
+            <w:shd w:val="clear" w:color="auto" w:fill="EAF4EE"/>
+          </w:tcPr>
+          <w:p>
+            <w:pPr>
+              <w:spacing w:after="0"/>
+            </w:pPr>
+            <w:r>
+              <w:rPr>
+                <w:sz w:val="19"/>
+              </w:rPr>
+              <w:t>災害時</w:t>
+            </w:r>
+          </w:p>
+        </w:tc>
+        <w:tc>
+          <w:tcPr>
+            <w:tcW w:w="3344" w:type="dxa"/>
+          </w:tcPr>
+          <w:p>
+            <w:pPr>
+              <w:spacing w:after="0"/>
+            </w:pPr>
+            <w:r>
+              <w:rPr>
+                <w:sz w:val="19"/>
+              </w:rPr>
+              <w:t>避難、避難所での生活、サービスの中断</w:t>
+            </w:r>
+          </w:p>
+        </w:tc>
+        <w:tc>
+          <w:tcPr>
+            <w:tcW w:w="4458" w:type="dxa"/>
+          </w:tcPr>
+          <w:p>
+            <w:pPr>
+              <w:spacing w:after="0"/>
+            </w:pPr>
+            <w:r>
+              <w:rPr>
+                <w:sz w:val="19"/>
+              </w:rPr>
+              <w:t>個別避難計画（第３章３）、福祉避難所、事業所の業務継続計画。村の地域防災計画と連動させる</w:t>
+            </w:r>
+          </w:p>
+        </w:tc>
+      </w:tr>
+    </w:tbl>
+    <w:p>
+      <w:pPr>
+        <w:spacing w:after="0"/>
+      </w:pPr>
     </w:p>
     <w:tbl>
       <w:tblPr>
@@ -49267,6 +50527,460 @@
         <w:rPr>
           <w:b w:val="0"/>
         </w:rPr>
+        <w:t>移動支援事業の実績がないことについては、本村には村民向けの路線バスの無料化（令和６年度に創設した村民向け路線バスＩＣカード事業により、喜多方・裏磐梯間及び猪苗代・裏磐梯間の路線バスを無料としているもの）があり、外出の手段が一般の施策で足りている場合があります。一方で、自立支援協議会では、同行するだけの支援ではニーズを満たせず、介助者が車に乗せて一緒に行く形の支援（乗降の介助や車椅子での移送を含むもの）を求める声が多いという意見があり、村は移動支援の対象となる事業所の把握ができていなかったと回答しています。このため本計画では、実績がないことをニーズがないことと同じに扱わず、次のとおり切り分けて評価します。</w:t>
+      </w:r>
+    </w:p>
+    <w:tbl>
+      <w:tblPr>
+        <w:tblLook w:firstColumn="1" w:firstRow="1" w:lastColumn="0" w:lastRow="0" w:noHBand="0" w:noVBand="1" w:val="04A0"/>
+        <w:tblBorders>
+          <w:top w:val="single" w:sz="8" w:space="0" w:color="4F8A6E"/>
+          <w:left w:val="single" w:sz="8" w:space="0" w:color="4F8A6E"/>
+          <w:bottom w:val="single" w:sz="8" w:space="0" w:color="4F8A6E"/>
+          <w:right w:val="single" w:sz="8" w:space="0" w:color="4F8A6E"/>
+          <w:insideH w:val="single" w:sz="8" w:space="0" w:color="4F8A6E"/>
+          <w:insideV w:val="single" w:sz="8" w:space="0" w:color="4F8A6E"/>
+        </w:tblBorders>
+        <w:tblW w:w="9412" w:type="dxa"/>
+      </w:tblPr>
+      <w:tblGrid>
+        <w:gridCol w:w="3137"/>
+        <w:gridCol w:w="3137"/>
+        <w:gridCol w:w="3137"/>
+      </w:tblGrid>
+      <w:tr>
+        <w:tc>
+          <w:tcPr>
+            <w:tcW w:w="2601" w:type="dxa"/>
+            <w:shd w:val="clear" w:color="auto" w:fill="2D7A57"/>
+          </w:tcPr>
+          <w:p>
+            <w:pPr>
+              <w:spacing w:after="0"/>
+              <w:jc w:val="center"/>
+            </w:pPr>
+            <w:r>
+              <w:rPr>
+                <w:b/>
+                <w:color w:val="FFFFFF"/>
+                <w:sz w:val="19"/>
+              </w:rPr>
+              <w:t>実績がない理由</w:t>
+            </w:r>
+          </w:p>
+        </w:tc>
+        <w:tc>
+          <w:tcPr>
+            <w:tcW w:w="3591" w:type="dxa"/>
+            <w:shd w:val="clear" w:color="auto" w:fill="2D7A57"/>
+          </w:tcPr>
+          <w:p>
+            <w:pPr>
+              <w:spacing w:after="0"/>
+              <w:jc w:val="center"/>
+            </w:pPr>
+            <w:r>
+              <w:rPr>
+                <w:b/>
+                <w:color w:val="FFFFFF"/>
+                <w:sz w:val="19"/>
+              </w:rPr>
+              <w:t>確かめ方</w:t>
+            </w:r>
+          </w:p>
+        </w:tc>
+        <w:tc>
+          <w:tcPr>
+            <w:tcW w:w="3220" w:type="dxa"/>
+            <w:shd w:val="clear" w:color="auto" w:fill="2D7A57"/>
+          </w:tcPr>
+          <w:p>
+            <w:pPr>
+              <w:spacing w:after="0"/>
+              <w:jc w:val="center"/>
+            </w:pPr>
+            <w:r>
+              <w:rPr>
+                <w:b/>
+                <w:color w:val="FFFFFF"/>
+                <w:sz w:val="19"/>
+              </w:rPr>
+              <w:t>確かめた後の扱い</w:t>
+            </w:r>
+          </w:p>
+        </w:tc>
+      </w:tr>
+      <w:tr>
+        <w:tc>
+          <w:tcPr>
+            <w:tcW w:w="2601" w:type="dxa"/>
+            <w:shd w:val="clear" w:color="auto" w:fill="EAF4EE"/>
+          </w:tcPr>
+          <w:p>
+            <w:pPr>
+              <w:spacing w:after="0"/>
+            </w:pPr>
+            <w:r>
+              <w:rPr>
+                <w:sz w:val="19"/>
+              </w:rPr>
+              <w:t>ニーズそのものがない</w:t>
+            </w:r>
+          </w:p>
+        </w:tc>
+        <w:tc>
+          <w:tcPr>
+            <w:tcW w:w="3591" w:type="dxa"/>
+          </w:tcPr>
+          <w:p>
+            <w:pPr>
+              <w:spacing w:after="0"/>
+            </w:pPr>
+            <w:r>
+              <w:rPr>
+                <w:sz w:val="19"/>
+              </w:rPr>
+              <w:t>支給決定者及び相談記録に外出に関する相談がないことを確認する</w:t>
+            </w:r>
+          </w:p>
+        </w:tc>
+        <w:tc>
+          <w:tcPr>
+            <w:tcW w:w="3220" w:type="dxa"/>
+          </w:tcPr>
+          <w:p>
+            <w:pPr>
+              <w:spacing w:after="0"/>
+            </w:pPr>
+            <w:r>
+              <w:rPr>
+                <w:sz w:val="19"/>
+              </w:rPr>
+              <w:t>見込量を立てない</w:t>
+            </w:r>
+          </w:p>
+        </w:tc>
+      </w:tr>
+      <w:tr>
+        <w:tc>
+          <w:tcPr>
+            <w:tcW w:w="2601" w:type="dxa"/>
+            <w:shd w:val="clear" w:color="auto" w:fill="EAF4EE"/>
+          </w:tcPr>
+          <w:p>
+            <w:pPr>
+              <w:spacing w:after="0"/>
+            </w:pPr>
+            <w:r>
+              <w:rPr>
+                <w:sz w:val="19"/>
+              </w:rPr>
+              <w:t>一般の公共交通で足りている</w:t>
+            </w:r>
+          </w:p>
+        </w:tc>
+        <w:tc>
+          <w:tcPr>
+            <w:tcW w:w="3591" w:type="dxa"/>
+          </w:tcPr>
+          <w:p>
+            <w:pPr>
+              <w:spacing w:after="0"/>
+            </w:pPr>
+            <w:r>
+              <w:rPr>
+                <w:sz w:val="19"/>
+              </w:rPr>
+              <w:t>村民向け路線バスＩＣカード事業の対象路線と障がいのある方の利用実績を確認する</w:t>
+            </w:r>
+          </w:p>
+        </w:tc>
+        <w:tc>
+          <w:tcPr>
+            <w:tcW w:w="3220" w:type="dxa"/>
+          </w:tcPr>
+          <w:p>
+            <w:pPr>
+              <w:spacing w:after="0"/>
+            </w:pPr>
+            <w:r>
+              <w:rPr>
+                <w:sz w:val="19"/>
+              </w:rPr>
+              <w:t>一般の施策で対応しているものとして記録する</w:t>
+            </w:r>
+          </w:p>
+        </w:tc>
+      </w:tr>
+      <w:tr>
+        <w:tc>
+          <w:tcPr>
+            <w:tcW w:w="2601" w:type="dxa"/>
+            <w:shd w:val="clear" w:color="auto" w:fill="EAF4EE"/>
+          </w:tcPr>
+          <w:p>
+            <w:pPr>
+              <w:spacing w:after="0"/>
+            </w:pPr>
+            <w:r>
+              <w:rPr>
+                <w:sz w:val="19"/>
+              </w:rPr>
+              <w:t>事業所の送迎で足りている</w:t>
+            </w:r>
+          </w:p>
+        </w:tc>
+        <w:tc>
+          <w:tcPr>
+            <w:tcW w:w="3591" w:type="dxa"/>
+          </w:tcPr>
+          <w:p>
+            <w:pPr>
+              <w:spacing w:after="0"/>
+            </w:pPr>
+            <w:r>
+              <w:rPr>
+                <w:sz w:val="19"/>
+              </w:rPr>
+              <w:t>生活介護、就労継続支援及び放課後等デイサービスの送迎の実績を確認する</w:t>
+            </w:r>
+          </w:p>
+        </w:tc>
+        <w:tc>
+          <w:tcPr>
+            <w:tcW w:w="3220" w:type="dxa"/>
+          </w:tcPr>
+          <w:p>
+            <w:pPr>
+              <w:spacing w:after="0"/>
+            </w:pPr>
+            <w:r>
+              <w:rPr>
+                <w:sz w:val="19"/>
+              </w:rPr>
+              <w:t>送迎として記録し、移動支援とは分ける</w:t>
+            </w:r>
+          </w:p>
+        </w:tc>
+      </w:tr>
+      <w:tr>
+        <w:tc>
+          <w:tcPr>
+            <w:tcW w:w="2601" w:type="dxa"/>
+            <w:shd w:val="clear" w:color="auto" w:fill="EAF4EE"/>
+          </w:tcPr>
+          <w:p>
+            <w:pPr>
+              <w:spacing w:after="0"/>
+            </w:pPr>
+            <w:r>
+              <w:rPr>
+                <w:sz w:val="19"/>
+              </w:rPr>
+              <w:t>家族の送迎により表に出ていない</w:t>
+            </w:r>
+          </w:p>
+        </w:tc>
+        <w:tc>
+          <w:tcPr>
+            <w:tcW w:w="3591" w:type="dxa"/>
+          </w:tcPr>
+          <w:p>
+            <w:pPr>
+              <w:spacing w:after="0"/>
+            </w:pPr>
+            <w:r>
+              <w:rPr>
+                <w:sz w:val="19"/>
+              </w:rPr>
+              <w:t>アンケートの外出時の支援者の回答と、村外の特別支援学校への送迎の負担を確認する</w:t>
+            </w:r>
+          </w:p>
+        </w:tc>
+        <w:tc>
+          <w:tcPr>
+            <w:tcW w:w="3220" w:type="dxa"/>
+          </w:tcPr>
+          <w:p>
+            <w:pPr>
+              <w:spacing w:after="0"/>
+            </w:pPr>
+            <w:r>
+              <w:rPr>
+                <w:sz w:val="19"/>
+              </w:rPr>
+              <w:t>家族の負担の軽減を要する量として見込む</w:t>
+            </w:r>
+          </w:p>
+        </w:tc>
+      </w:tr>
+      <w:tr>
+        <w:tc>
+          <w:tcPr>
+            <w:tcW w:w="2601" w:type="dxa"/>
+            <w:shd w:val="clear" w:color="auto" w:fill="EAF4EE"/>
+          </w:tcPr>
+          <w:p>
+            <w:pPr>
+              <w:spacing w:after="0"/>
+            </w:pPr>
+            <w:r>
+              <w:rPr>
+                <w:sz w:val="19"/>
+              </w:rPr>
+              <w:t>制度が知られていない</w:t>
+            </w:r>
+          </w:p>
+        </w:tc>
+        <w:tc>
+          <w:tcPr>
+            <w:tcW w:w="3591" w:type="dxa"/>
+          </w:tcPr>
+          <w:p>
+            <w:pPr>
+              <w:spacing w:after="0"/>
+            </w:pPr>
+            <w:r>
+              <w:rPr>
+                <w:sz w:val="19"/>
+              </w:rPr>
+              <w:t>移動支援の周知の方法と、相談時の案内の有無を確認する</w:t>
+            </w:r>
+          </w:p>
+        </w:tc>
+        <w:tc>
+          <w:tcPr>
+            <w:tcW w:w="3220" w:type="dxa"/>
+          </w:tcPr>
+          <w:p>
+            <w:pPr>
+              <w:spacing w:after="0"/>
+            </w:pPr>
+            <w:r>
+              <w:rPr>
+                <w:sz w:val="19"/>
+              </w:rPr>
+              <w:t>周知の方法を改め、利用の見込みを立て直す</w:t>
+            </w:r>
+          </w:p>
+        </w:tc>
+      </w:tr>
+      <w:tr>
+        <w:tc>
+          <w:tcPr>
+            <w:tcW w:w="2601" w:type="dxa"/>
+            <w:shd w:val="clear" w:color="auto" w:fill="EAF4EE"/>
+          </w:tcPr>
+          <w:p>
+            <w:pPr>
+              <w:spacing w:after="0"/>
+            </w:pPr>
+            <w:r>
+              <w:rPr>
+                <w:sz w:val="19"/>
+              </w:rPr>
+              <w:t>提供できる事業所がない</w:t>
+            </w:r>
+          </w:p>
+        </w:tc>
+        <w:tc>
+          <w:tcPr>
+            <w:tcW w:w="3591" w:type="dxa"/>
+          </w:tcPr>
+          <w:p>
+            <w:pPr>
+              <w:spacing w:after="0"/>
+            </w:pPr>
+            <w:r>
+              <w:rPr>
+                <w:sz w:val="19"/>
+              </w:rPr>
+              <w:t>圏域で移動支援を実施している事業所の有無を確認する</w:t>
+            </w:r>
+          </w:p>
+        </w:tc>
+        <w:tc>
+          <w:tcPr>
+            <w:tcW w:w="3220" w:type="dxa"/>
+          </w:tcPr>
+          <w:p>
+            <w:pPr>
+              <w:spacing w:after="0"/>
+            </w:pPr>
+            <w:r>
+              <w:rPr>
+                <w:sz w:val="19"/>
+              </w:rPr>
+              <w:t>確保のための方策（第５章２）で扱う</w:t>
+            </w:r>
+          </w:p>
+        </w:tc>
+      </w:tr>
+      <w:tr>
+        <w:tc>
+          <w:tcPr>
+            <w:tcW w:w="2601" w:type="dxa"/>
+            <w:shd w:val="clear" w:color="auto" w:fill="EAF4EE"/>
+          </w:tcPr>
+          <w:p>
+            <w:pPr>
+              <w:spacing w:after="0"/>
+            </w:pPr>
+            <w:r>
+              <w:rPr>
+                <w:sz w:val="19"/>
+              </w:rPr>
+              <w:t>身体の介助や同行を要し公共交通では対応できない</w:t>
+            </w:r>
+          </w:p>
+        </w:tc>
+        <w:tc>
+          <w:tcPr>
+            <w:tcW w:w="3591" w:type="dxa"/>
+          </w:tcPr>
+          <w:p>
+            <w:pPr>
+              <w:spacing w:after="0"/>
+            </w:pPr>
+            <w:r>
+              <w:rPr>
+                <w:sz w:val="19"/>
+              </w:rPr>
+              <w:t>乗降の介助や車椅子での移送を要する方の人数を確認する</w:t>
+            </w:r>
+          </w:p>
+        </w:tc>
+        <w:tc>
+          <w:tcPr>
+            <w:tcW w:w="3220" w:type="dxa"/>
+          </w:tcPr>
+          <w:p>
+            <w:pPr>
+              <w:spacing w:after="0"/>
+            </w:pPr>
+            <w:r>
+              <w:rPr>
+                <w:sz w:val="19"/>
+              </w:rPr>
+              <w:t>必要量として見込み、受け入れられる事業所を確保する</w:t>
+            </w:r>
+          </w:p>
+        </w:tc>
+      </w:tr>
+    </w:tbl>
+    <w:p>
+      <w:pPr>
+        <w:spacing w:after="0"/>
+      </w:pPr>
+    </w:p>
+    <w:p>
+      <w:pPr>
+        <w:ind w:firstLine="220"/>
+      </w:pPr>
+      <w:r>
+        <w:rPr>
+          <w:b w:val="0"/>
+        </w:rPr>
         <w:t>理解促進研修・啓発事業は、これまで実績がありません。実施の方法としては、毎年12月３日から９日までの障害者週間（障害者基本法第９条）に合わせて、村の施設における展示、広報誌の特集、福祉ボランティアの活動の紹介を行うことを想定しています。</w:t>
       </w:r>
     </w:p>
@@ -50766,6 +52480,292 @@
         </w:tc>
       </w:tr>
     </w:tbl>
+    <w:p>
+      <w:pPr>
+        <w:ind w:firstLine="220"/>
+      </w:pPr>
+      <w:r>
+        <w:rPr>
+          <w:b w:val="0"/>
+        </w:rPr>
+        <w:t>なお、65歳に達した後の生活を支える仕組みは、介護保険の給付だけではありません。村の高齢者福祉施策、村単独の在宅福祉事業及び介護保険の地域支援事業にも、見守り、外出、住まい、家族介護者の支援にかかわるものがあります。このため本村では、65歳到達者について、障がい福祉サービスからの移行先を介護保険に限らず、次の事項を一人ずつ確認します。</w:t>
+      </w:r>
+    </w:p>
+    <w:tbl>
+      <w:tblPr>
+        <w:tblLook w:firstColumn="1" w:firstRow="1" w:lastColumn="0" w:lastRow="0" w:noHBand="0" w:noVBand="1" w:val="04A0"/>
+        <w:tblBorders>
+          <w:top w:val="single" w:sz="8" w:space="0" w:color="4F8A6E"/>
+          <w:left w:val="single" w:sz="8" w:space="0" w:color="4F8A6E"/>
+          <w:bottom w:val="single" w:sz="8" w:space="0" w:color="4F8A6E"/>
+          <w:right w:val="single" w:sz="8" w:space="0" w:color="4F8A6E"/>
+          <w:insideH w:val="single" w:sz="8" w:space="0" w:color="4F8A6E"/>
+          <w:insideV w:val="single" w:sz="8" w:space="0" w:color="4F8A6E"/>
+        </w:tblBorders>
+        <w:tblW w:w="9412" w:type="dxa"/>
+      </w:tblPr>
+      <w:tblGrid>
+        <w:gridCol w:w="4706"/>
+        <w:gridCol w:w="4706"/>
+      </w:tblGrid>
+      <w:tr>
+        <w:tc>
+          <w:tcPr>
+            <w:tcW w:w="2848" w:type="dxa"/>
+            <w:shd w:val="clear" w:color="auto" w:fill="2D7A57"/>
+          </w:tcPr>
+          <w:p>
+            <w:pPr>
+              <w:spacing w:after="0"/>
+              <w:jc w:val="center"/>
+            </w:pPr>
+            <w:r>
+              <w:rPr>
+                <w:b/>
+                <w:color w:val="FFFFFF"/>
+                <w:sz w:val="19"/>
+              </w:rPr>
+              <w:t>確認する事項</w:t>
+            </w:r>
+          </w:p>
+        </w:tc>
+        <w:tc>
+          <w:tcPr>
+            <w:tcW w:w="6564" w:type="dxa"/>
+            <w:shd w:val="clear" w:color="auto" w:fill="2D7A57"/>
+          </w:tcPr>
+          <w:p>
+            <w:pPr>
+              <w:spacing w:after="0"/>
+              <w:jc w:val="center"/>
+            </w:pPr>
+            <w:r>
+              <w:rPr>
+                <w:b/>
+                <w:color w:val="FFFFFF"/>
+                <w:sz w:val="19"/>
+              </w:rPr>
+              <w:t>確認の内容</w:t>
+            </w:r>
+          </w:p>
+        </w:tc>
+      </w:tr>
+      <w:tr>
+        <w:tc>
+          <w:tcPr>
+            <w:tcW w:w="2848" w:type="dxa"/>
+            <w:shd w:val="clear" w:color="auto" w:fill="EAF4EE"/>
+          </w:tcPr>
+          <w:p>
+            <w:pPr>
+              <w:spacing w:after="0"/>
+            </w:pPr>
+            <w:r>
+              <w:rPr>
+                <w:sz w:val="19"/>
+              </w:rPr>
+              <w:t>介護保険認定の有無</w:t>
+            </w:r>
+          </w:p>
+        </w:tc>
+        <w:tc>
+          <w:tcPr>
+            <w:tcW w:w="6564" w:type="dxa"/>
+          </w:tcPr>
+          <w:p>
+            <w:pPr>
+              <w:spacing w:after="0"/>
+            </w:pPr>
+            <w:r>
+              <w:rPr>
+                <w:sz w:val="19"/>
+              </w:rPr>
+              <w:t>要介護・要支援の認定を受けているか、申請中か。認定がないまま介護保険優先原則を当てはめることはしない</w:t>
+            </w:r>
+          </w:p>
+        </w:tc>
+      </w:tr>
+      <w:tr>
+        <w:tc>
+          <w:tcPr>
+            <w:tcW w:w="2848" w:type="dxa"/>
+            <w:shd w:val="clear" w:color="auto" w:fill="EAF4EE"/>
+          </w:tcPr>
+          <w:p>
+            <w:pPr>
+              <w:spacing w:after="0"/>
+            </w:pPr>
+            <w:r>
+              <w:rPr>
+                <w:sz w:val="19"/>
+              </w:rPr>
+              <w:t>介護保険へ移行したサービス</w:t>
+            </w:r>
+          </w:p>
+        </w:tc>
+        <w:tc>
+          <w:tcPr>
+            <w:tcW w:w="6564" w:type="dxa"/>
+          </w:tcPr>
+          <w:p>
+            <w:pPr>
+              <w:spacing w:after="0"/>
+            </w:pPr>
+            <w:r>
+              <w:rPr>
+                <w:sz w:val="19"/>
+              </w:rPr>
+              <w:t>居宅介護から訪問介護、生活介護から通所介護、短期入所から短期入所生活介護等のうち、どれが移ったか</w:t>
+            </w:r>
+          </w:p>
+        </w:tc>
+      </w:tr>
+      <w:tr>
+        <w:tc>
+          <w:tcPr>
+            <w:tcW w:w="2848" w:type="dxa"/>
+            <w:shd w:val="clear" w:color="auto" w:fill="EAF4EE"/>
+          </w:tcPr>
+          <w:p>
+            <w:pPr>
+              <w:spacing w:after="0"/>
+            </w:pPr>
+            <w:r>
+              <w:rPr>
+                <w:sz w:val="19"/>
+              </w:rPr>
+              <w:t>障がい福祉で継続したサービス</w:t>
+            </w:r>
+          </w:p>
+        </w:tc>
+        <w:tc>
+          <w:tcPr>
+            <w:tcW w:w="6564" w:type="dxa"/>
+          </w:tcPr>
+          <w:p>
+            <w:pPr>
+              <w:spacing w:after="0"/>
+            </w:pPr>
+            <w:r>
+              <w:rPr>
+                <w:sz w:val="19"/>
+              </w:rPr>
+              <w:t>介護保険に相当するサービスがないもの（共同生活援助、施設入所支援、就労系のサービス、同行援護、行動援護等）</w:t>
+            </w:r>
+          </w:p>
+        </w:tc>
+      </w:tr>
+      <w:tr>
+        <w:tc>
+          <w:tcPr>
+            <w:tcW w:w="2848" w:type="dxa"/>
+            <w:shd w:val="clear" w:color="auto" w:fill="EAF4EE"/>
+          </w:tcPr>
+          <w:p>
+            <w:pPr>
+              <w:spacing w:after="0"/>
+            </w:pPr>
+            <w:r>
+              <w:rPr>
+                <w:sz w:val="19"/>
+              </w:rPr>
+              <w:t>高齢者福祉施策へ接続したサービス</w:t>
+            </w:r>
+          </w:p>
+        </w:tc>
+        <w:tc>
+          <w:tcPr>
+            <w:tcW w:w="6564" w:type="dxa"/>
+          </w:tcPr>
+          <w:p>
+            <w:pPr>
+              <w:spacing w:after="0"/>
+            </w:pPr>
+            <w:r>
+              <w:rPr>
+                <w:sz w:val="19"/>
+              </w:rPr>
+              <w:t>村の高齢者福祉施策・村単独事業・地域支援事業のうち、どれに接続したか。障がいのある方が対象となるかを事業ごとに確かめる</w:t>
+            </w:r>
+          </w:p>
+        </w:tc>
+      </w:tr>
+      <w:tr>
+        <w:tc>
+          <w:tcPr>
+            <w:tcW w:w="2848" w:type="dxa"/>
+            <w:shd w:val="clear" w:color="auto" w:fill="EAF4EE"/>
+          </w:tcPr>
+          <w:p>
+            <w:pPr>
+              <w:spacing w:after="0"/>
+            </w:pPr>
+            <w:r>
+              <w:rPr>
+                <w:sz w:val="19"/>
+              </w:rPr>
+              <w:t>未充足のニーズ</w:t>
+            </w:r>
+          </w:p>
+        </w:tc>
+        <w:tc>
+          <w:tcPr>
+            <w:tcW w:w="6564" w:type="dxa"/>
+          </w:tcPr>
+          <w:p>
+            <w:pPr>
+              <w:spacing w:after="0"/>
+            </w:pPr>
+            <w:r>
+              <w:rPr>
+                <w:sz w:val="19"/>
+              </w:rPr>
+              <w:t>移行後に受けられなくなった支援。介護保険の支給限度基準額を超える必要量や、介護保険に相当するものがない支援を含む</w:t>
+            </w:r>
+          </w:p>
+        </w:tc>
+      </w:tr>
+      <w:tr>
+        <w:tc>
+          <w:tcPr>
+            <w:tcW w:w="2848" w:type="dxa"/>
+            <w:shd w:val="clear" w:color="auto" w:fill="EAF4EE"/>
+          </w:tcPr>
+          <w:p>
+            <w:pPr>
+              <w:spacing w:after="0"/>
+            </w:pPr>
+            <w:r>
+              <w:rPr>
+                <w:sz w:val="19"/>
+              </w:rPr>
+              <w:t>移行時の利用の中断</w:t>
+            </w:r>
+          </w:p>
+        </w:tc>
+        <w:tc>
+          <w:tcPr>
+            <w:tcW w:w="6564" w:type="dxa"/>
+          </w:tcPr>
+          <w:p>
+            <w:pPr>
+              <w:spacing w:after="0"/>
+            </w:pPr>
+            <w:r>
+              <w:rPr>
+                <w:sz w:val="19"/>
+              </w:rPr>
+              <w:t>移行の前後でサービスが途切れた期間。途切れを生じさせないため、障がい福祉と介護保険の担当が同時に動く</w:t>
+            </w:r>
+          </w:p>
+        </w:tc>
+      </w:tr>
+    </w:tbl>
+    <w:p>
+      <w:pPr>
+        <w:spacing w:after="0"/>
+      </w:pPr>
+    </w:p>
     <w:p>
       <w:pPr>
         <w:spacing w:after="0"/>
@@ -54960,6 +56960,303 @@
       <w:r>
         <w:t>家庭裁判所、専門職団体、医療・福祉関係者等との連携による地域連携ネットワークの充実に努めます。</w:t>
       </w:r>
+    </w:p>
+    <w:p>
+      <w:pPr>
+        <w:ind w:firstLine="220"/>
+      </w:pPr>
+      <w:r>
+        <w:rPr>
+          <w:b w:val="0"/>
+        </w:rPr>
+        <w:t>⑦住まい・緊急時の支援との一体の取組み</w:t>
+      </w:r>
+    </w:p>
+    <w:p>
+      <w:pPr>
+        <w:ind w:firstLine="220"/>
+      </w:pPr>
+      <w:r>
+        <w:rPr>
+          <w:b w:val="0"/>
+        </w:rPr>
+        <w:t>成年後見制度は、住まい、緊急時の受入れ、家族介護者の高齢化、財産と契約の支援及び単身生活と切り離して考えることができません。親族による支援が受けられなくなったときに住まいと意思決定の支援の両方が同時に必要になるため、本計画では、第５章１（３）の居住系サービス、第４章２（５）の地域生活支援拠点等の緊急時の受入れ及び本章の取組みを一体のものとして進めます。進み具合は次の指標により確かめます。</w:t>
+      </w:r>
+    </w:p>
+    <w:tbl>
+      <w:tblPr>
+        <w:tblLook w:firstColumn="1" w:firstRow="1" w:lastColumn="0" w:lastRow="0" w:noHBand="0" w:noVBand="1" w:val="04A0"/>
+        <w:tblBorders>
+          <w:top w:val="single" w:sz="8" w:space="0" w:color="4F8A6E"/>
+          <w:left w:val="single" w:sz="8" w:space="0" w:color="4F8A6E"/>
+          <w:bottom w:val="single" w:sz="8" w:space="0" w:color="4F8A6E"/>
+          <w:right w:val="single" w:sz="8" w:space="0" w:color="4F8A6E"/>
+          <w:insideH w:val="single" w:sz="8" w:space="0" w:color="4F8A6E"/>
+          <w:insideV w:val="single" w:sz="8" w:space="0" w:color="4F8A6E"/>
+        </w:tblBorders>
+        <w:tblW w:w="9412" w:type="dxa"/>
+      </w:tblPr>
+      <w:tblGrid>
+        <w:gridCol w:w="4706"/>
+        <w:gridCol w:w="4706"/>
+      </w:tblGrid>
+      <w:tr>
+        <w:tc>
+          <w:tcPr>
+            <w:tcW w:w="2848" w:type="dxa"/>
+            <w:shd w:val="clear" w:color="auto" w:fill="2D7A57"/>
+          </w:tcPr>
+          <w:p>
+            <w:pPr>
+              <w:spacing w:after="0"/>
+              <w:jc w:val="center"/>
+            </w:pPr>
+            <w:r>
+              <w:rPr>
+                <w:b/>
+                <w:color w:val="FFFFFF"/>
+                <w:sz w:val="19"/>
+              </w:rPr>
+              <w:t>指標</w:t>
+            </w:r>
+          </w:p>
+        </w:tc>
+        <w:tc>
+          <w:tcPr>
+            <w:tcW w:w="6564" w:type="dxa"/>
+            <w:shd w:val="clear" w:color="auto" w:fill="2D7A57"/>
+          </w:tcPr>
+          <w:p>
+            <w:pPr>
+              <w:spacing w:after="0"/>
+              <w:jc w:val="center"/>
+            </w:pPr>
+            <w:r>
+              <w:rPr>
+                <w:b/>
+                <w:color w:val="FFFFFF"/>
+                <w:sz w:val="19"/>
+              </w:rPr>
+              <w:t>何を数えるか</w:t>
+            </w:r>
+          </w:p>
+        </w:tc>
+      </w:tr>
+      <w:tr>
+        <w:tc>
+          <w:tcPr>
+            <w:tcW w:w="2848" w:type="dxa"/>
+            <w:shd w:val="clear" w:color="auto" w:fill="EAF4EE"/>
+          </w:tcPr>
+          <w:p>
+            <w:pPr>
+              <w:spacing w:after="0"/>
+            </w:pPr>
+            <w:r>
+              <w:rPr>
+                <w:sz w:val="19"/>
+              </w:rPr>
+              <w:t>相談件数</w:t>
+            </w:r>
+          </w:p>
+        </w:tc>
+        <w:tc>
+          <w:tcPr>
+            <w:tcW w:w="6564" w:type="dxa"/>
+          </w:tcPr>
+          <w:p>
+            <w:pPr>
+              <w:spacing w:after="0"/>
+            </w:pPr>
+            <w:r>
+              <w:rPr>
+                <w:sz w:val="19"/>
+              </w:rPr>
+              <w:t>権利擁護・成年後見に関する相談の件数</w:t>
+            </w:r>
+          </w:p>
+        </w:tc>
+      </w:tr>
+      <w:tr>
+        <w:tc>
+          <w:tcPr>
+            <w:tcW w:w="2848" w:type="dxa"/>
+            <w:shd w:val="clear" w:color="auto" w:fill="EAF4EE"/>
+          </w:tcPr>
+          <w:p>
+            <w:pPr>
+              <w:spacing w:after="0"/>
+            </w:pPr>
+            <w:r>
+              <w:rPr>
+                <w:sz w:val="19"/>
+              </w:rPr>
+              <w:t>中核機関への接続件数</w:t>
+            </w:r>
+          </w:p>
+        </w:tc>
+        <w:tc>
+          <w:tcPr>
+            <w:tcW w:w="6564" w:type="dxa"/>
+          </w:tcPr>
+          <w:p>
+            <w:pPr>
+              <w:spacing w:after="0"/>
+            </w:pPr>
+            <w:r>
+              <w:rPr>
+                <w:sz w:val="19"/>
+              </w:rPr>
+              <w:t>村から会津権利擁護・成年後見センターへつないだ件数</w:t>
+            </w:r>
+          </w:p>
+        </w:tc>
+      </w:tr>
+      <w:tr>
+        <w:tc>
+          <w:tcPr>
+            <w:tcW w:w="2848" w:type="dxa"/>
+            <w:shd w:val="clear" w:color="auto" w:fill="EAF4EE"/>
+          </w:tcPr>
+          <w:p>
+            <w:pPr>
+              <w:spacing w:after="0"/>
+            </w:pPr>
+            <w:r>
+              <w:rPr>
+                <w:sz w:val="19"/>
+              </w:rPr>
+              <w:t>申立ての支援件数</w:t>
+            </w:r>
+          </w:p>
+        </w:tc>
+        <w:tc>
+          <w:tcPr>
+            <w:tcW w:w="6564" w:type="dxa"/>
+          </w:tcPr>
+          <w:p>
+            <w:pPr>
+              <w:spacing w:after="0"/>
+            </w:pPr>
+            <w:r>
+              <w:rPr>
+                <w:sz w:val="19"/>
+              </w:rPr>
+              <w:t>成年後見の申立てを支援した件数（村長申立てを含む）</w:t>
+            </w:r>
+          </w:p>
+        </w:tc>
+      </w:tr>
+      <w:tr>
+        <w:tc>
+          <w:tcPr>
+            <w:tcW w:w="2848" w:type="dxa"/>
+            <w:shd w:val="clear" w:color="auto" w:fill="EAF4EE"/>
+          </w:tcPr>
+          <w:p>
+            <w:pPr>
+              <w:spacing w:after="0"/>
+            </w:pPr>
+            <w:r>
+              <w:rPr>
+                <w:sz w:val="19"/>
+              </w:rPr>
+              <w:t>報酬の助成件数</w:t>
+            </w:r>
+          </w:p>
+        </w:tc>
+        <w:tc>
+          <w:tcPr>
+            <w:tcW w:w="6564" w:type="dxa"/>
+          </w:tcPr>
+          <w:p>
+            <w:pPr>
+              <w:spacing w:after="0"/>
+            </w:pPr>
+            <w:r>
+              <w:rPr>
+                <w:sz w:val="19"/>
+              </w:rPr>
+              <w:t>成年後見制度利用支援事業により申立てに要する費用又は後見人等の報酬を助成した件数</w:t>
+            </w:r>
+          </w:p>
+        </w:tc>
+      </w:tr>
+      <w:tr>
+        <w:tc>
+          <w:tcPr>
+            <w:tcW w:w="2848" w:type="dxa"/>
+            <w:shd w:val="clear" w:color="auto" w:fill="EAF4EE"/>
+          </w:tcPr>
+          <w:p>
+            <w:pPr>
+              <w:spacing w:after="0"/>
+            </w:pPr>
+            <w:r>
+              <w:rPr>
+                <w:sz w:val="19"/>
+              </w:rPr>
+              <w:t>親亡き後に関する相談件数</w:t>
+            </w:r>
+          </w:p>
+        </w:tc>
+        <w:tc>
+          <w:tcPr>
+            <w:tcW w:w="6564" w:type="dxa"/>
+          </w:tcPr>
+          <w:p>
+            <w:pPr>
+              <w:spacing w:after="0"/>
+            </w:pPr>
+            <w:r>
+              <w:rPr>
+                <w:sz w:val="19"/>
+              </w:rPr>
+              <w:t>家族の高齢化又は死亡に備えた相談の件数</w:t>
+            </w:r>
+          </w:p>
+        </w:tc>
+      </w:tr>
+      <w:tr>
+        <w:tc>
+          <w:tcPr>
+            <w:tcW w:w="2848" w:type="dxa"/>
+            <w:shd w:val="clear" w:color="auto" w:fill="EAF4EE"/>
+          </w:tcPr>
+          <w:p>
+            <w:pPr>
+              <w:spacing w:after="0"/>
+            </w:pPr>
+            <w:r>
+              <w:rPr>
+                <w:sz w:val="19"/>
+              </w:rPr>
+              <w:t>住まいへの接続件数</w:t>
+            </w:r>
+          </w:p>
+        </w:tc>
+        <w:tc>
+          <w:tcPr>
+            <w:tcW w:w="6564" w:type="dxa"/>
+          </w:tcPr>
+          <w:p>
+            <w:pPr>
+              <w:spacing w:after="0"/>
+            </w:pPr>
+            <w:r>
+              <w:rPr>
+                <w:sz w:val="19"/>
+              </w:rPr>
+              <w:t>共同生活援助又は単身生活へ移った件数</w:t>
+            </w:r>
+          </w:p>
+        </w:tc>
+      </w:tr>
+    </w:tbl>
+    <w:p>
+      <w:pPr>
+        <w:spacing w:after="0"/>
+      </w:pPr>
     </w:p>
     <w:p>
       <w:pPr>

--- a/output/北塩原村_計画素案_正本_移植後.docx
+++ b/output/北塩原村_計画素案_正本_移植後.docx
@@ -39028,6 +39028,22 @@
         <w:t>なお、国の基本指針は、生活介護、就労継続支援Ｂ型及び施設入所支援の必要な量の見込みについて、継続入所者（計画期間の開始前から引き続き施設に入所している方）の数を除いて設定するものとしています。本村の施設入所支援の利用者４人は、いずれも継続して入所している方であるため、上表の見込量は現に入所している方の数を示したものであり、新たに必要となる量ではありません。生活介護及び就労継続支援Ｂ型（第５章１（２））についても同様に、継続して利用している方と新たに利用が見込まれる方を分けて把握します。</w:t>
       </w:r>
     </w:p>
+    <w:p>
+      <w:pPr>
+        <w:ind w:firstLine="220"/>
+      </w:pPr>
+      <w:r>
+        <w:rPr>
+          <w:b w:val="0"/>
+        </w:rPr>
+        <w:t>親が亡くなった後の住まいを考えるときには、共同生活援助だけを前提とせず、本人の年齢と必要な支援に応じて選択肢を比べます。本村には、概ね60歳以上で自宅での独立した生活に不安のある方を対象とし、管理人が常駐する一人暮らし高齢者向けの住まい（生活支援ハウス）があります。知的障がい又は精神障がいのある方が60歳代に入り、親が亡くなって独居が難しくなる場合には、共同生活援助とこうした高齢者向けの住まいのどちらが本人に合うかを、介護保険の利用の可否とあわせて個別に検討します。なお、高齢者向けの事業は対象を高齢者世帯等としており、障がいのある方が対象となるかは事業ごとに確認します。</w:t>
+      </w:r>
+    </w:p>
+    <w:p>
+      <w:pPr>
+        <w:spacing w:after="0"/>
+      </w:pPr>
+    </w:p>
     <w:tbl>
       <w:tblPr>
         <w:tblLook w:firstColumn="1" w:firstRow="1" w:lastColumn="0" w:lastRow="0" w:noHBand="0" w:noVBand="1" w:val="04A0"/>
@@ -44299,6 +44315,22 @@
         <w:lastRenderedPageBreak/>
         <w:t>スの維持・確保」の視点を踏まえ、会津北部圏域の町村や会津圏域の市町村、福島県と連携し、通所に係る移動手段の確保も含めたサービス提供体制の維持・確保に努めます。</w:t>
       </w:r>
+    </w:p>
+    <w:p>
+      <w:pPr>
+        <w:ind w:firstLine="220"/>
+      </w:pPr>
+      <w:r>
+        <w:rPr>
+          <w:b w:val="0"/>
+        </w:rPr>
+        <w:t>本村には障がい福祉サービスの事業所が３カ所しかありませんが、介護保険の事業所は７カ所あります（居宅介護支援、介護予防支援、訪問介護、通所介護２カ所、認知症対応型共同生活介護２カ所）。このうち訪問介護及び通所介護の事業所は、共生型サービスの指定を受けることにより、介護保険の指定を受けたまま障がい福祉サービスを提供できます。共生型サービスの対象となるのは訪問介護、通所介護及び短期入所生活介護であり、村内では訪問介護１カ所と通所介護２カ所がこれに当たります。本計画期間においては、この３カ所に対して、村から共生型サービス又は基準該当サービスの指定を受けることを働きかけます。村内で居宅介護又は生活介護を受けられるようになれば、冬季の通所と送迎の制約が小さくなります。</w:t>
+      </w:r>
+    </w:p>
+    <w:p>
+      <w:pPr>
+        <w:spacing w:after="0"/>
+      </w:pPr>
     </w:p>
     <w:p>
       <w:pPr>
@@ -45162,6 +45194,22 @@
     </w:tbl>
     <w:p>
       <w:pPr>
+        <w:ind w:firstLine="220"/>
+      </w:pPr>
+      <w:r>
+        <w:rPr>
+          <w:b w:val="0"/>
+        </w:rPr>
+        <w:t>このうち急病時については、村に、住所、氏名、生年月日、持病と常用している薬、かかりつけ医及び緊急連絡先を記入し、本人の同意のうえで電話機や冷蔵庫の近くに備え付けて救急隊に伝える様式があります。この様式には障がいの特性、意思疎通の方法及び医療的ケアの内容を書く欄がないため、備考の欄にこれらを書き加えられるようにすることを検討します。医療的ケアが必要な方、重度の障がいのある方及びひとり暮らしの方について、この様式がどの程度使われているかを確かめたうえで、必要に応じて対象の拡大と周知を図ります。</w:t>
+      </w:r>
+    </w:p>
+    <w:p>
+      <w:pPr>
+        <w:spacing w:after="0"/>
+      </w:pPr>
+    </w:p>
+    <w:p>
+      <w:pPr>
         <w:spacing w:after="0"/>
       </w:pPr>
     </w:p>
@@ -55103,6 +55151,22 @@
       <w:r>
         <w:t>このような状況の中、本村における高齢化の進展や精神障がい者、知的障がい者の人数の推移から、本制度の必要性はますます高まっていくことが考えられます。</w:t>
       </w:r>
+    </w:p>
+    <w:p>
+      <w:pPr>
+        <w:ind w:firstLine="220"/>
+      </w:pPr>
+      <w:r>
+        <w:rPr>
+          <w:b w:val="0"/>
+        </w:rPr>
+        <w:t>本村の成年後見制度の利用支援は、障がいや認知症などにより自身で決めることに不安のある方を対象とし、申立てに要する経費及び後見人等の報酬を助成するものです（一定の要件があります）。高齢の方だけでなく、障がいのある方も対象です。また令和８年度には、会津圏域の11市町村と会津権利擁護・成年後見センターの共催により、住民向けの成年後見講座を開催しています。本村はその主催者の一員であり、障がいのある方とその家族にも参加を呼びかけます。</w:t>
+      </w:r>
+    </w:p>
+    <w:p>
+      <w:pPr>
+        <w:spacing w:after="0"/>
+      </w:pPr>
     </w:p>
     <w:p>
       <w:pPr>

--- a/output/北塩原村_計画素案_正本_移植後.docx
+++ b/output/北塩原村_計画素案_正本_移植後.docx
@@ -46185,6 +46185,297 @@
         </w:tc>
       </w:tr>
     </w:tbl>
+    <w:p>
+      <w:pPr>
+        <w:pStyle w:val="ac"/>
+      </w:pPr>
+      <w:r>
+        <w:t>（14）冬季の地域生活の継続</w:t>
+      </w:r>
+    </w:p>
+    <w:p>
+      <w:pPr>
+        <w:ind w:firstLine="220"/>
+      </w:pPr>
+      <w:r>
+        <w:rPr>
+          <w:b w:val="0"/>
+        </w:rPr>
+        <w:t>本村は積雪寒冷地であり、冬期間の積雪は通院、通所、買物及び福祉サービスの利用に影響します。単身の世帯や家族介護者が高齢になった世帯では、居宅の周りの除雪そのものが、地域生活を続けるうえでの課題になる場合があります。</w:t>
+      </w:r>
+    </w:p>
+    <w:p>
+      <w:pPr>
+        <w:ind w:firstLine="220"/>
+      </w:pPr>
+      <w:r>
+        <w:rPr>
+          <w:b w:val="0"/>
+        </w:rPr>
+        <w:t>本村には、除雪が困難な高齢者世帯等を対象として居宅の除雪経費の一部を助成する事業が既にあります。このため、障がいのある方の冬季の支援については、新たな事業を設けることから考えるのではなく、まず既存の事業の対象と利用の状況を確かめ、次の順序で進めます。</w:t>
+      </w:r>
+    </w:p>
+    <w:tbl>
+      <w:tblPr>
+        <w:tblLook w:firstColumn="1" w:firstRow="1" w:lastColumn="0" w:lastRow="0" w:noHBand="0" w:noVBand="1" w:val="04A0"/>
+        <w:tblBorders>
+          <w:top w:val="single" w:sz="8" w:space="0" w:color="4F8A6E"/>
+          <w:left w:val="single" w:sz="8" w:space="0" w:color="4F8A6E"/>
+          <w:bottom w:val="single" w:sz="8" w:space="0" w:color="4F8A6E"/>
+          <w:right w:val="single" w:sz="8" w:space="0" w:color="4F8A6E"/>
+          <w:insideH w:val="single" w:sz="8" w:space="0" w:color="4F8A6E"/>
+          <w:insideV w:val="single" w:sz="8" w:space="0" w:color="4F8A6E"/>
+        </w:tblBorders>
+        <w:tblW w:w="9412" w:type="dxa"/>
+      </w:tblPr>
+      <w:tblGrid>
+        <w:gridCol w:w="3137"/>
+        <w:gridCol w:w="3137"/>
+        <w:gridCol w:w="3137"/>
+      </w:tblGrid>
+      <w:tr>
+        <w:tc>
+          <w:tcPr>
+            <w:tcW w:w="867" w:type="dxa"/>
+            <w:shd w:val="clear" w:color="auto" w:fill="2D7A57"/>
+          </w:tcPr>
+          <w:p>
+            <w:pPr>
+              <w:spacing w:after="0"/>
+              <w:jc w:val="center"/>
+            </w:pPr>
+            <w:r>
+              <w:rPr>
+                <w:b/>
+                <w:color w:val="FFFFFF"/>
+                <w:sz w:val="19"/>
+              </w:rPr>
+              <w:t>段階</w:t>
+            </w:r>
+          </w:p>
+        </w:tc>
+        <w:tc>
+          <w:tcPr>
+            <w:tcW w:w="4087" w:type="dxa"/>
+            <w:shd w:val="clear" w:color="auto" w:fill="2D7A57"/>
+          </w:tcPr>
+          <w:p>
+            <w:pPr>
+              <w:spacing w:after="0"/>
+              <w:jc w:val="center"/>
+            </w:pPr>
+            <w:r>
+              <w:rPr>
+                <w:b/>
+                <w:color w:val="FFFFFF"/>
+                <w:sz w:val="19"/>
+              </w:rPr>
+              <w:t>確かめること</w:t>
+            </w:r>
+          </w:p>
+        </w:tc>
+        <w:tc>
+          <w:tcPr>
+            <w:tcW w:w="4458" w:type="dxa"/>
+            <w:shd w:val="clear" w:color="auto" w:fill="2D7A57"/>
+          </w:tcPr>
+          <w:p>
+            <w:pPr>
+              <w:spacing w:after="0"/>
+              <w:jc w:val="center"/>
+            </w:pPr>
+            <w:r>
+              <w:rPr>
+                <w:b/>
+                <w:color w:val="FFFFFF"/>
+                <w:sz w:val="19"/>
+              </w:rPr>
+              <w:t>確かめた後にすること</w:t>
+            </w:r>
+          </w:p>
+        </w:tc>
+      </w:tr>
+      <w:tr>
+        <w:tc>
+          <w:tcPr>
+            <w:tcW w:w="867" w:type="dxa"/>
+            <w:shd w:val="clear" w:color="auto" w:fill="EAF4EE"/>
+          </w:tcPr>
+          <w:p>
+            <w:pPr>
+              <w:spacing w:after="0"/>
+            </w:pPr>
+            <w:r>
+              <w:rPr>
+                <w:sz w:val="19"/>
+              </w:rPr>
+              <w:t>１</w:t>
+            </w:r>
+          </w:p>
+        </w:tc>
+        <w:tc>
+          <w:tcPr>
+            <w:tcW w:w="4087" w:type="dxa"/>
+          </w:tcPr>
+          <w:p>
+            <w:pPr>
+              <w:spacing w:after="0"/>
+            </w:pPr>
+            <w:r>
+              <w:rPr>
+                <w:sz w:val="19"/>
+              </w:rPr>
+              <w:t>障がいのある方の世帯も既存の事業の対象となるか</w:t>
+            </w:r>
+          </w:p>
+        </w:tc>
+        <w:tc>
+          <w:tcPr>
+            <w:tcW w:w="4458" w:type="dxa"/>
+          </w:tcPr>
+          <w:p>
+            <w:pPr>
+              <w:spacing w:after="0"/>
+            </w:pPr>
+            <w:r>
+              <w:rPr>
+                <w:sz w:val="19"/>
+              </w:rPr>
+              <w:t>新たな事業は設けず、障がい福祉の相談から既存の事業につなぐ流れを整え、周知を強める</w:t>
+            </w:r>
+          </w:p>
+        </w:tc>
+      </w:tr>
+      <w:tr>
+        <w:tc>
+          <w:tcPr>
+            <w:tcW w:w="867" w:type="dxa"/>
+            <w:shd w:val="clear" w:color="auto" w:fill="EAF4EE"/>
+          </w:tcPr>
+          <w:p>
+            <w:pPr>
+              <w:spacing w:after="0"/>
+            </w:pPr>
+            <w:r>
+              <w:rPr>
+                <w:sz w:val="19"/>
+              </w:rPr>
+              <w:t>２</w:t>
+            </w:r>
+          </w:p>
+        </w:tc>
+        <w:tc>
+          <w:tcPr>
+            <w:tcW w:w="4087" w:type="dxa"/>
+          </w:tcPr>
+          <w:p>
+            <w:pPr>
+              <w:spacing w:after="0"/>
+            </w:pPr>
+            <w:r>
+              <w:rPr>
+                <w:sz w:val="19"/>
+              </w:rPr>
+              <w:t>一部の世帯のみ対象となるか（年齢、世帯構成、所得、除雪が困難であることの判定のどれで外れるか）</w:t>
+            </w:r>
+          </w:p>
+        </w:tc>
+        <w:tc>
+          <w:tcPr>
+            <w:tcW w:w="4458" w:type="dxa"/>
+          </w:tcPr>
+          <w:p>
+            <w:pPr>
+              <w:spacing w:after="0"/>
+            </w:pPr>
+            <w:r>
+              <w:rPr>
+                <w:sz w:val="19"/>
+              </w:rPr>
+              <w:t>対象要件と運用の整理を高齢福祉の担当と協議する</w:t>
+            </w:r>
+          </w:p>
+        </w:tc>
+      </w:tr>
+      <w:tr>
+        <w:tc>
+          <w:tcPr>
+            <w:tcW w:w="867" w:type="dxa"/>
+            <w:shd w:val="clear" w:color="auto" w:fill="EAF4EE"/>
+          </w:tcPr>
+          <w:p>
+            <w:pPr>
+              <w:spacing w:after="0"/>
+            </w:pPr>
+            <w:r>
+              <w:rPr>
+                <w:sz w:val="19"/>
+              </w:rPr>
+              <w:t>３</w:t>
+            </w:r>
+          </w:p>
+        </w:tc>
+        <w:tc>
+          <w:tcPr>
+            <w:tcW w:w="4087" w:type="dxa"/>
+          </w:tcPr>
+          <w:p>
+            <w:pPr>
+              <w:spacing w:after="0"/>
+            </w:pPr>
+            <w:r>
+              <w:rPr>
+                <w:sz w:val="19"/>
+              </w:rPr>
+              <w:t>対象とならず、かつ必要とする方がいるか</w:t>
+            </w:r>
+          </w:p>
+        </w:tc>
+        <w:tc>
+          <w:tcPr>
+            <w:tcW w:w="4458" w:type="dxa"/>
+          </w:tcPr>
+          <w:p>
+            <w:pPr>
+              <w:spacing w:after="0"/>
+            </w:pPr>
+            <w:r>
+              <w:rPr>
+                <w:sz w:val="19"/>
+              </w:rPr>
+              <w:t>対象の拡大、又は障がい分野での補完を検討する</w:t>
+            </w:r>
+          </w:p>
+        </w:tc>
+      </w:tr>
+    </w:tbl>
+    <w:p>
+      <w:pPr>
+        <w:ind w:firstLine="220"/>
+      </w:pPr>
+      <w:r>
+        <w:rPr>
+          <w:b w:val="0"/>
+        </w:rPr>
+        <w:t>確かめる事項は、対象要件、利用の実績、助成の内容（助成の上限、自己負担、除雪の範囲）、地区ごとに対応できる業者の有無、及び相談支援専門員や民生委員児童委員から既存の事業につなぐ運用の有無です。豪雪時の孤立、救急の搬送路の確保及び医療的ケアが必要な方の居宅への経路については、（11）の災害時の備え及び村の地域防災計画とあわせて整理します。</w:t>
+      </w:r>
+    </w:p>
+    <w:p>
+      <w:pPr>
+        <w:ind w:firstLine="220"/>
+      </w:pPr>
+      <w:r>
+        <w:rPr>
+          <w:b w:val="0"/>
+        </w:rPr>
+        <w:t>なお、冬季に支援が届かないことは、サービスの必要量が少ないことを意味しません。支給決定を受けていても、冬季に訪問の車両が自宅まで入れないために実際の利用量が減っている場合は、需要が少ないのではなく供給とアクセスの制約として扱い、（７）の事業所の受入余力の把握とあわせて記録します。</w:t>
+      </w:r>
+    </w:p>
+    <w:p>
+      <w:pPr>
+        <w:spacing w:after="0"/>
+      </w:pPr>
+    </w:p>
     <w:p>
       <w:pPr>
         <w:spacing w:after="0"/>

--- a/output/北塩原村_計画素案_正本_移植後.docx
+++ b/output/北塩原村_計画素案_正本_移植後.docx
@@ -2917,21 +2917,13 @@
     </w:p>
     <w:p>
       <w:pPr>
-        <w:pStyle w:val="ac"/>
-      </w:pPr>
-      <w:r>
-        <w:t>（１）福島県の計画との整合</w:t>
-      </w:r>
-    </w:p>
-    <w:p>
-      <w:pPr>
         <w:ind w:firstLine="220"/>
       </w:pPr>
       <w:r>
         <w:rPr>
           <w:b w:val="0"/>
         </w:rPr>
-        <w:t>国の基本指針 第三の一の７（他の計画等との関係）は、障害福祉計画等を、障害者基本法第11条第２項に規定する都道府県障害者計画その他の法律の規定による計画等であって障害者等の福祉に関する事項を定めるものと調和が保たれたものとすることが必要であるとしています。福島県の計画の状況は次のとおりです。</w:t>
+        <w:t>また、本村には、本計画と計画期間が重なる次の計画があります。いずれも障がいのある方の生活に直に関わるため、本計画の推進にあたって整合を図ります。</w:t>
       </w:r>
     </w:p>
     <w:tbl>
@@ -2955,7 +2947,7 @@
       <w:tr>
         <w:tc>
           <w:tcPr>
-            <w:tcW w:w="1858" w:type="dxa"/>
+            <w:tcW w:w="2725" w:type="dxa"/>
             <w:shd w:val="clear" w:color="auto" w:fill="2D7A57"/>
           </w:tcPr>
           <w:p>
@@ -2969,13 +2961,13 @@
                 <w:color w:val="FFFFFF"/>
                 <w:sz w:val="19"/>
               </w:rPr>
-              <w:t>県の計画</w:t>
-            </w:r>
-          </w:p>
-        </w:tc>
-        <w:tc>
-          <w:tcPr>
-            <w:tcW w:w="4334" w:type="dxa"/>
+              <w:t>計画</w:t>
+            </w:r>
+          </w:p>
+        </w:tc>
+        <w:tc>
+          <w:tcPr>
+            <w:tcW w:w="1734" w:type="dxa"/>
             <w:shd w:val="clear" w:color="auto" w:fill="2D7A57"/>
           </w:tcPr>
           <w:p>
@@ -2995,7 +2987,7 @@
         </w:tc>
         <w:tc>
           <w:tcPr>
-            <w:tcW w:w="3220" w:type="dxa"/>
+            <w:tcW w:w="4953" w:type="dxa"/>
             <w:shd w:val="clear" w:color="auto" w:fill="2D7A57"/>
           </w:tcPr>
           <w:p>
@@ -3009,7 +3001,7 @@
                 <w:color w:val="FFFFFF"/>
                 <w:sz w:val="19"/>
               </w:rPr>
-              <w:t>本計画との関係</w:t>
+              <w:t>本計画との関わり</w:t>
             </w:r>
           </w:p>
         </w:tc>
@@ -3017,7 +3009,7 @@
       <w:tr>
         <w:tc>
           <w:tcPr>
-            <w:tcW w:w="1858" w:type="dxa"/>
+            <w:tcW w:w="2725" w:type="dxa"/>
             <w:shd w:val="clear" w:color="auto" w:fill="EAF4EE"/>
           </w:tcPr>
           <w:p>
@@ -3028,13 +3020,13 @@
               <w:rPr>
                 <w:sz w:val="19"/>
               </w:rPr>
-              <w:t>第５次福島県障がい者計画</w:t>
-            </w:r>
-          </w:p>
-        </w:tc>
-        <w:tc>
-          <w:tcPr>
-            <w:tcW w:w="4334" w:type="dxa"/>
+              <w:t>北塩原村障がい者活躍推進計画（第２期）</w:t>
+            </w:r>
+          </w:p>
+        </w:tc>
+        <w:tc>
+          <w:tcPr>
+            <w:tcW w:w="1734" w:type="dxa"/>
           </w:tcPr>
           <w:p>
             <w:pPr>
@@ -3044,13 +3036,13 @@
               <w:rPr>
                 <w:sz w:val="19"/>
               </w:rPr>
-              <w:t>令和４年度～令和12年度（９年間）</w:t>
-            </w:r>
-          </w:p>
-        </w:tc>
-        <w:tc>
-          <w:tcPr>
-            <w:tcW w:w="3220" w:type="dxa"/>
+              <w:t>令和７年度～令和11年度</w:t>
+            </w:r>
+          </w:p>
+        </w:tc>
+        <w:tc>
+          <w:tcPr>
+            <w:tcW w:w="4953" w:type="dxa"/>
           </w:tcPr>
           <w:p>
             <w:pPr>
@@ -3060,7 +3052,7 @@
               <w:rPr>
                 <w:sz w:val="19"/>
               </w:rPr>
-              <w:t>障害者基本法第11条第２項の都道府県障害者計画。本計画期間（令和９～11年度）は同計画の期間内に収まる。本計画の障がい者計画部分（第４次北塩原村障がい者計画の継続）は、同計画の基本目標・重点施策と対応させる（令和４年３月策定。原典で確認）</w:t>
+              <w:t>障害者の雇用の促進等に関する法律に基づく計画。村における障がいのある方の雇用に関する取組みを定める。第４章２（３）の一般就労への移行等と対応させる</w:t>
             </w:r>
           </w:p>
         </w:tc>
@@ -3068,7 +3060,7 @@
       <w:tr>
         <w:tc>
           <w:tcPr>
-            <w:tcW w:w="1858" w:type="dxa"/>
+            <w:tcW w:w="2725" w:type="dxa"/>
             <w:shd w:val="clear" w:color="auto" w:fill="EAF4EE"/>
           </w:tcPr>
           <w:p>
@@ -3079,13 +3071,13 @@
               <w:rPr>
                 <w:sz w:val="19"/>
               </w:rPr>
-              <w:t>第７期福島県障がい福祉計画・第３期福島県障がい児福祉計画</w:t>
-            </w:r>
-          </w:p>
-        </w:tc>
-        <w:tc>
-          <w:tcPr>
-            <w:tcW w:w="4334" w:type="dxa"/>
+              <w:t>北塩原村地域公共交通計画</w:t>
+            </w:r>
+          </w:p>
+        </w:tc>
+        <w:tc>
+          <w:tcPr>
+            <w:tcW w:w="1734" w:type="dxa"/>
           </w:tcPr>
           <w:p>
             <w:pPr>
@@ -3095,13 +3087,13 @@
               <w:rPr>
                 <w:sz w:val="19"/>
               </w:rPr>
-              <w:t>令和６年度～令和８年度（３年間）</w:t>
-            </w:r>
-          </w:p>
-        </w:tc>
-        <w:tc>
-          <w:tcPr>
-            <w:tcW w:w="3220" w:type="dxa"/>
+              <w:t>令和７年度～令和11年度</w:t>
+            </w:r>
+          </w:p>
+        </w:tc>
+        <w:tc>
+          <w:tcPr>
+            <w:tcW w:w="4953" w:type="dxa"/>
           </w:tcPr>
           <w:p>
             <w:pPr>
@@ -3111,63 +3103,25 @@
               <w:rPr>
                 <w:sz w:val="19"/>
               </w:rPr>
-              <w:t>現行の県計画。令和８年度で満了する。本計画の第４章１（第７期計画の成果目標の達成状況）は、同計画の成果目標と対照して組む（令和６年３月策定・206頁。原典で確認）</w:t>
-            </w:r>
-          </w:p>
-        </w:tc>
-      </w:tr>
-      <w:tr>
-        <w:tc>
-          <w:tcPr>
-            <w:tcW w:w="1858" w:type="dxa"/>
-            <w:shd w:val="clear" w:color="auto" w:fill="EAF4EE"/>
-          </w:tcPr>
-          <w:p>
-            <w:pPr>
-              <w:spacing w:after="0"/>
-            </w:pPr>
-            <w:r>
-              <w:rPr>
-                <w:sz w:val="19"/>
-              </w:rPr>
-              <w:t>第８期福島県障がい福祉計画・第４期福島県障がい児福祉計画</w:t>
-            </w:r>
-          </w:p>
-        </w:tc>
-        <w:tc>
-          <w:tcPr>
-            <w:tcW w:w="4334" w:type="dxa"/>
-          </w:tcPr>
-          <w:p>
-            <w:pPr>
-              <w:spacing w:after="0"/>
-            </w:pPr>
-            <w:r>
-              <w:rPr>
-                <w:sz w:val="19"/>
-              </w:rPr>
-              <w:t>令和９年度～令和11年度（本計画と同一期間）</w:t>
-            </w:r>
-          </w:p>
-        </w:tc>
-        <w:tc>
-          <w:tcPr>
-            <w:tcW w:w="3220" w:type="dxa"/>
-          </w:tcPr>
-          <w:p>
-            <w:pPr>
-              <w:spacing w:after="0"/>
-            </w:pPr>
-            <w:r>
-              <w:rPr>
-                <w:sz w:val="19"/>
-              </w:rPr>
-              <w:t>本計画と同じ期間を対象とする。国の基本指針 別表第二 三㈠⑤の基盤整備量（利用者数）は、県の算定値を勘案して定める（令和８年10月時点で未公表）</w:t>
+              <w:t>村民生活を支える移動利便性の向上等を検討する計画。第５章３（２）の移動支援及び通院に係る支援と対応させる</w:t>
             </w:r>
           </w:p>
         </w:tc>
       </w:tr>
     </w:tbl>
+    <w:p>
+      <w:pPr>
+        <w:spacing w:after="0"/>
+      </w:pPr>
+    </w:p>
+    <w:p>
+      <w:pPr>
+        <w:pStyle w:val="ac"/>
+      </w:pPr>
+      <w:r>
+        <w:t>（１）福島県の計画との整合</w:t>
+      </w:r>
+    </w:p>
     <w:p>
       <w:pPr>
         <w:ind w:firstLine="220"/>
@@ -3176,74 +3130,7 @@
         <w:rPr>
           <w:b w:val="0"/>
         </w:rPr>
-        <w:t>県の障がい者計画は令和12年度までを計画期間としており、本計画期間はその期間内に収まります。これに対して県の障がい福祉計画・障がい児福祉計画は現行の第７期・第３期が令和８年度で満了し、本計画と同じ期間を対象とする第８期・第４期は令和８年10月時点で公表されていません。このため、本計画の成果目標及び見込量は国の基本指針に即して設定し、県計画の公表後に整合を点検することとします。点検の結果、県計画との調和を欠く事項があれば、第１章６の推進体制に定める年次の点検評価において修正を検討します。</w:t>
-      </w:r>
-    </w:p>
-    <w:tbl>
-      <w:tblPr>
-        <w:tblLook w:firstColumn="1" w:firstRow="1" w:lastColumn="0" w:lastRow="0" w:noHBand="0" w:noVBand="1" w:val="04A0"/>
-        <w:tblBorders>
-          <w:top w:val="single" w:sz="8" w:space="0" w:color="3D86C6"/>
-          <w:left w:val="single" w:sz="8" w:space="0" w:color="3D86C6"/>
-          <w:bottom w:val="single" w:sz="8" w:space="0" w:color="3D86C6"/>
-          <w:right w:val="single" w:sz="8" w:space="0" w:color="3D86C6"/>
-          <w:insideH w:val="single" w:sz="8" w:space="0" w:color="3D86C6"/>
-          <w:insideV w:val="single" w:sz="8" w:space="0" w:color="3D86C6"/>
-        </w:tblBorders>
-        <w:tblW w:w="9412" w:type="dxa"/>
-      </w:tblPr>
-      <w:tblGrid>
-        <w:gridCol w:w="9412"/>
-      </w:tblGrid>
-      <w:tr>
-        <w:tc>
-          <w:tcPr>
-            <w:tcW w:type="dxa" w:w="9412"/>
-            <w:tcW w:w="9412" w:type="dxa"/>
-            <w:shd w:val="clear" w:color="auto" w:fill="EEF5FB"/>
-          </w:tcPr>
-          <w:p>
-            <w:pPr>
-              <w:spacing w:after="0"/>
-            </w:pPr>
-            <w:r>
-              <w:rPr>
-                <w:sz w:val="20"/>
-              </w:rPr>
-              <w:t>【県へ確認（Ｑ-５）】第８期福島県障がい福祉計画・第４期福島県障がい児福祉計画の策定時期と公表の予定を、村を通じて県障がい福祉課に確認してください。基盤整備量（別表第二 三㈠⑤）は定めなければならない事項であることから、本村の計画確定（令和９年３月予定）までに県の算定値が得られない場合の取扱いもあわせて確認が必要です。</w:t>
-            </w:r>
-          </w:p>
-        </w:tc>
-      </w:tr>
-    </w:tbl>
-    <w:p>
-      <w:pPr>
-        <w:pStyle w:val="ac"/>
-      </w:pPr>
-      <w:r>
-        <w:t>（２）県が定める区域と本計画でいう圏域</w:t>
-      </w:r>
-    </w:p>
-    <w:p>
-      <w:pPr>
-        <w:ind w:firstLine="220"/>
-      </w:pPr>
-      <w:r>
-        <w:rPr>
-          <w:b w:val="0"/>
-        </w:rPr>
-        <w:t>国の基本指針 第三の一の５は、サービスの種類ごとの量の見込みを定める単位となる区域を都道府県が定めるものとしています。第７期福島県障がい福祉計画 第１の５（区域の設定）は、この区域を７つの障がい保健福祉圏域とし、本村は会津障がい保健福祉圏域（会津若松市、喜多方市、本村、西会津町、磐梯町、猪苗代町、会津坂下町、湯川村、柳津町、三島町、金山町、昭和村、会津美里町の２市８町３村）に属します。また施設への入所については、その利用が圏域内で完結せず圏域を超えた利用が多数を占めることから、全県で広域的に行うこととされています。</w:t>
-      </w:r>
-    </w:p>
-    <w:p>
-      <w:pPr>
-        <w:ind w:firstLine="220"/>
-      </w:pPr>
-      <w:r>
-        <w:rPr>
-          <w:b w:val="0"/>
-        </w:rPr>
-        <w:t>本計画で「会津北部圏域」と呼ぶのは、地域生活支援拠点等の共同整備や事業所の相互利用を進める単位としての猪苗代町・磐梯町・湯川村及び本村の４町村であり、県が定める会津障がい保健福祉圏域とは範囲が異なります。計画上の区域は会津障がい保健福祉圏域であり、県との計画協議や見込量の進行管理は同圏域を単位として行われます。なお県計画の会津障がい保健福祉圏域計画も「会津北部」を地域生活支援拠点の単位として挙げており、本計画が会津北部圏域での共同整備を前提とすることは県計画と整合します。</w:t>
+        <w:t>国の基本指針 第三の一の７（他の計画等との関係）は、障害福祉計画等を、障害者基本法第11条第２項に規定する都道府県障害者計画その他の法律の規定による計画等であって障害者等の福祉に関する事項を定めるものと調和が保たれたものとすることが必要であるとしています。福島県の計画の状況は次のとおりです。</w:t>
       </w:r>
     </w:p>
     <w:tbl>
@@ -3281,6 +3168,318 @@
                 <w:color w:val="FFFFFF"/>
                 <w:sz w:val="19"/>
               </w:rPr>
+              <w:t>県の計画</w:t>
+            </w:r>
+          </w:p>
+        </w:tc>
+        <w:tc>
+          <w:tcPr>
+            <w:tcW w:w="4334" w:type="dxa"/>
+            <w:shd w:val="clear" w:color="auto" w:fill="2D7A57"/>
+          </w:tcPr>
+          <w:p>
+            <w:pPr>
+              <w:spacing w:after="0"/>
+              <w:jc w:val="center"/>
+            </w:pPr>
+            <w:r>
+              <w:rPr>
+                <w:b/>
+                <w:color w:val="FFFFFF"/>
+                <w:sz w:val="19"/>
+              </w:rPr>
+              <w:t>計画期間</w:t>
+            </w:r>
+          </w:p>
+        </w:tc>
+        <w:tc>
+          <w:tcPr>
+            <w:tcW w:w="3220" w:type="dxa"/>
+            <w:shd w:val="clear" w:color="auto" w:fill="2D7A57"/>
+          </w:tcPr>
+          <w:p>
+            <w:pPr>
+              <w:spacing w:after="0"/>
+              <w:jc w:val="center"/>
+            </w:pPr>
+            <w:r>
+              <w:rPr>
+                <w:b/>
+                <w:color w:val="FFFFFF"/>
+                <w:sz w:val="19"/>
+              </w:rPr>
+              <w:t>本計画との関係</w:t>
+            </w:r>
+          </w:p>
+        </w:tc>
+      </w:tr>
+      <w:tr>
+        <w:tc>
+          <w:tcPr>
+            <w:tcW w:w="1858" w:type="dxa"/>
+            <w:shd w:val="clear" w:color="auto" w:fill="EAF4EE"/>
+          </w:tcPr>
+          <w:p>
+            <w:pPr>
+              <w:spacing w:after="0"/>
+            </w:pPr>
+            <w:r>
+              <w:rPr>
+                <w:sz w:val="19"/>
+              </w:rPr>
+              <w:t>第５次福島県障がい者計画</w:t>
+            </w:r>
+          </w:p>
+        </w:tc>
+        <w:tc>
+          <w:tcPr>
+            <w:tcW w:w="4334" w:type="dxa"/>
+          </w:tcPr>
+          <w:p>
+            <w:pPr>
+              <w:spacing w:after="0"/>
+            </w:pPr>
+            <w:r>
+              <w:rPr>
+                <w:sz w:val="19"/>
+              </w:rPr>
+              <w:t>令和４年度～令和12年度（９年間）</w:t>
+            </w:r>
+          </w:p>
+        </w:tc>
+        <w:tc>
+          <w:tcPr>
+            <w:tcW w:w="3220" w:type="dxa"/>
+          </w:tcPr>
+          <w:p>
+            <w:pPr>
+              <w:spacing w:after="0"/>
+            </w:pPr>
+            <w:r>
+              <w:rPr>
+                <w:sz w:val="19"/>
+              </w:rPr>
+              <w:t>障害者基本法第11条第２項の都道府県障害者計画。本計画期間（令和９～11年度）は同計画の期間内に収まる。本計画の障がい者計画部分（第４次北塩原村障がい者計画の継続）は、同計画の基本目標・重点施策と対応させる（令和４年３月策定。原典で確認）</w:t>
+            </w:r>
+          </w:p>
+        </w:tc>
+      </w:tr>
+      <w:tr>
+        <w:tc>
+          <w:tcPr>
+            <w:tcW w:w="1858" w:type="dxa"/>
+            <w:shd w:val="clear" w:color="auto" w:fill="EAF4EE"/>
+          </w:tcPr>
+          <w:p>
+            <w:pPr>
+              <w:spacing w:after="0"/>
+            </w:pPr>
+            <w:r>
+              <w:rPr>
+                <w:sz w:val="19"/>
+              </w:rPr>
+              <w:t>第７期福島県障がい福祉計画・第３期福島県障がい児福祉計画</w:t>
+            </w:r>
+          </w:p>
+        </w:tc>
+        <w:tc>
+          <w:tcPr>
+            <w:tcW w:w="4334" w:type="dxa"/>
+          </w:tcPr>
+          <w:p>
+            <w:pPr>
+              <w:spacing w:after="0"/>
+            </w:pPr>
+            <w:r>
+              <w:rPr>
+                <w:sz w:val="19"/>
+              </w:rPr>
+              <w:t>令和６年度～令和８年度（３年間）</w:t>
+            </w:r>
+          </w:p>
+        </w:tc>
+        <w:tc>
+          <w:tcPr>
+            <w:tcW w:w="3220" w:type="dxa"/>
+          </w:tcPr>
+          <w:p>
+            <w:pPr>
+              <w:spacing w:after="0"/>
+            </w:pPr>
+            <w:r>
+              <w:rPr>
+                <w:sz w:val="19"/>
+              </w:rPr>
+              <w:t>現行の県計画。令和８年度で満了する。本計画の第４章１（第７期計画の成果目標の達成状況）は、同計画の成果目標と対照して組む（令和６年３月策定・206頁。原典で確認）</w:t>
+            </w:r>
+          </w:p>
+        </w:tc>
+      </w:tr>
+      <w:tr>
+        <w:tc>
+          <w:tcPr>
+            <w:tcW w:w="1858" w:type="dxa"/>
+            <w:shd w:val="clear" w:color="auto" w:fill="EAF4EE"/>
+          </w:tcPr>
+          <w:p>
+            <w:pPr>
+              <w:spacing w:after="0"/>
+            </w:pPr>
+            <w:r>
+              <w:rPr>
+                <w:sz w:val="19"/>
+              </w:rPr>
+              <w:t>第８期福島県障がい福祉計画・第４期福島県障がい児福祉計画</w:t>
+            </w:r>
+          </w:p>
+        </w:tc>
+        <w:tc>
+          <w:tcPr>
+            <w:tcW w:w="4334" w:type="dxa"/>
+          </w:tcPr>
+          <w:p>
+            <w:pPr>
+              <w:spacing w:after="0"/>
+            </w:pPr>
+            <w:r>
+              <w:rPr>
+                <w:sz w:val="19"/>
+              </w:rPr>
+              <w:t>令和９年度～令和11年度（本計画と同一期間）</w:t>
+            </w:r>
+          </w:p>
+        </w:tc>
+        <w:tc>
+          <w:tcPr>
+            <w:tcW w:w="3220" w:type="dxa"/>
+          </w:tcPr>
+          <w:p>
+            <w:pPr>
+              <w:spacing w:after="0"/>
+            </w:pPr>
+            <w:r>
+              <w:rPr>
+                <w:sz w:val="19"/>
+              </w:rPr>
+              <w:t>本計画と同じ期間を対象とする。国の基本指針 別表第二 三㈠⑤の基盤整備量（利用者数）は、県の算定値を勘案して定める（令和８年10月時点で未公表）</w:t>
+            </w:r>
+          </w:p>
+        </w:tc>
+      </w:tr>
+    </w:tbl>
+    <w:p>
+      <w:pPr>
+        <w:ind w:firstLine="220"/>
+      </w:pPr>
+      <w:r>
+        <w:rPr>
+          <w:b w:val="0"/>
+        </w:rPr>
+        <w:t>県の障がい者計画は令和12年度までを計画期間としており、本計画期間はその期間内に収まります。これに対して県の障がい福祉計画・障がい児福祉計画は現行の第７期・第３期が令和８年度で満了し、本計画と同じ期間を対象とする第８期・第４期は令和８年10月時点で公表されていません。このため、本計画の成果目標及び見込量は国の基本指針に即して設定し、県計画の公表後に整合を点検することとします。点検の結果、県計画との調和を欠く事項があれば、第１章６の推進体制に定める年次の点検評価において修正を検討します。</w:t>
+      </w:r>
+    </w:p>
+    <w:tbl>
+      <w:tblPr>
+        <w:tblLook w:firstColumn="1" w:firstRow="1" w:lastColumn="0" w:lastRow="0" w:noHBand="0" w:noVBand="1" w:val="04A0"/>
+        <w:tblBorders>
+          <w:top w:val="single" w:sz="8" w:space="0" w:color="3D86C6"/>
+          <w:left w:val="single" w:sz="8" w:space="0" w:color="3D86C6"/>
+          <w:bottom w:val="single" w:sz="8" w:space="0" w:color="3D86C6"/>
+          <w:right w:val="single" w:sz="8" w:space="0" w:color="3D86C6"/>
+          <w:insideH w:val="single" w:sz="8" w:space="0" w:color="3D86C6"/>
+          <w:insideV w:val="single" w:sz="8" w:space="0" w:color="3D86C6"/>
+        </w:tblBorders>
+        <w:tblW w:w="9412" w:type="dxa"/>
+      </w:tblPr>
+      <w:tblGrid>
+        <w:gridCol w:w="9412"/>
+      </w:tblGrid>
+      <w:tr>
+        <w:tc>
+          <w:tcPr>
+            <w:tcW w:type="dxa" w:w="9412"/>
+            <w:tcW w:w="9412" w:type="dxa"/>
+            <w:shd w:val="clear" w:color="auto" w:fill="EEF5FB"/>
+          </w:tcPr>
+          <w:p>
+            <w:pPr>
+              <w:spacing w:after="0"/>
+            </w:pPr>
+            <w:r>
+              <w:rPr>
+                <w:sz w:val="20"/>
+              </w:rPr>
+              <w:t>【県へ確認（Ｑ-５）】第８期福島県障がい福祉計画・第４期福島県障がい児福祉計画の策定時期と公表の予定を、村を通じて県障がい福祉課に確認してください。基盤整備量（別表第二 三㈠⑤）は定めなければならない事項であることから、本村の計画確定（令和９年３月予定）までに県の算定値が得られない場合の取扱いもあわせて確認が必要です。</w:t>
+            </w:r>
+          </w:p>
+        </w:tc>
+      </w:tr>
+    </w:tbl>
+    <w:p>
+      <w:pPr>
+        <w:pStyle w:val="ac"/>
+      </w:pPr>
+      <w:r>
+        <w:t>（２）県が定める区域と本計画でいう圏域</w:t>
+      </w:r>
+    </w:p>
+    <w:p>
+      <w:pPr>
+        <w:ind w:firstLine="220"/>
+      </w:pPr>
+      <w:r>
+        <w:rPr>
+          <w:b w:val="0"/>
+        </w:rPr>
+        <w:t>国の基本指針 第三の一の５は、サービスの種類ごとの量の見込みを定める単位となる区域を都道府県が定めるものとしています。第７期福島県障がい福祉計画 第１の５（区域の設定）は、この区域を７つの障がい保健福祉圏域とし、本村は会津障がい保健福祉圏域（会津若松市、喜多方市、本村、西会津町、磐梯町、猪苗代町、会津坂下町、湯川村、柳津町、三島町、金山町、昭和村、会津美里町の２市８町３村）に属します。また施設への入所については、その利用が圏域内で完結せず圏域を超えた利用が多数を占めることから、全県で広域的に行うこととされています。</w:t>
+      </w:r>
+    </w:p>
+    <w:p>
+      <w:pPr>
+        <w:ind w:firstLine="220"/>
+      </w:pPr>
+      <w:r>
+        <w:rPr>
+          <w:b w:val="0"/>
+        </w:rPr>
+        <w:t>本計画で「会津北部圏域」と呼ぶのは、地域生活支援拠点等の共同整備や事業所の相互利用を進める単位としての猪苗代町・磐梯町・湯川村及び本村の４町村であり、県が定める会津障がい保健福祉圏域とは範囲が異なります。計画上の区域は会津障がい保健福祉圏域であり、県との計画協議や見込量の進行管理は同圏域を単位として行われます。なお県計画の会津障がい保健福祉圏域計画も「会津北部」を地域生活支援拠点の単位として挙げており、本計画が会津北部圏域での共同整備を前提とすることは県計画と整合します。</w:t>
+      </w:r>
+    </w:p>
+    <w:tbl>
+      <w:tblPr>
+        <w:tblLook w:firstColumn="1" w:firstRow="1" w:lastColumn="0" w:lastRow="0" w:noHBand="0" w:noVBand="1" w:val="04A0"/>
+        <w:tblBorders>
+          <w:top w:val="single" w:sz="8" w:space="0" w:color="4F8A6E"/>
+          <w:left w:val="single" w:sz="8" w:space="0" w:color="4F8A6E"/>
+          <w:bottom w:val="single" w:sz="8" w:space="0" w:color="4F8A6E"/>
+          <w:right w:val="single" w:sz="8" w:space="0" w:color="4F8A6E"/>
+          <w:insideH w:val="single" w:sz="8" w:space="0" w:color="4F8A6E"/>
+          <w:insideV w:val="single" w:sz="8" w:space="0" w:color="4F8A6E"/>
+        </w:tblBorders>
+        <w:tblW w:w="9412" w:type="dxa"/>
+      </w:tblPr>
+      <w:tblGrid>
+        <w:gridCol w:w="3137"/>
+        <w:gridCol w:w="3137"/>
+        <w:gridCol w:w="3137"/>
+      </w:tblGrid>
+      <w:tr>
+        <w:tc>
+          <w:tcPr>
+            <w:tcW w:w="1858" w:type="dxa"/>
+            <w:shd w:val="clear" w:color="auto" w:fill="2D7A57"/>
+          </w:tcPr>
+          <w:p>
+            <w:pPr>
+              <w:spacing w:after="0"/>
+              <w:jc w:val="center"/>
+            </w:pPr>
+            <w:r>
+              <w:rPr>
+                <w:b/>
+                <w:color w:val="FFFFFF"/>
+                <w:sz w:val="19"/>
+              </w:rPr>
               <w:t>本計画での呼び方</w:t>
             </w:r>
           </w:p>
@@ -3849,6 +4048,22 @@
         </w:rPr>
         <w:t>県の重点施策のうちアクセシビリティの向上に正面から対応する基本施策は置かれていません。本村の地域生活支援事業には意思疎通支援事業、日常生活用具給付等事業及び手話奉仕員養成研修事業（障害者総合支援法第77条第１項第６号から第８号まで）があり、その見込量は第５章３に定めています。ただし窓口対応、会議資料、ホームページ等における配慮の定着については記述がないため、基本施策⑥（生活環境）の中に情報アクセシビリティと意思疎通支援の位置づけを明示するか、基本施策を１つ加えるかを、自立支援協議会で整理します。</w:t>
       </w:r>
+    </w:p>
+    <w:p>
+      <w:pPr>
+        <w:ind w:firstLine="220"/>
+      </w:pPr>
+      <w:r>
+        <w:rPr>
+          <w:b w:val="0"/>
+        </w:rPr>
+        <w:t>なお、施策体系に現れていないことと、施策がないことは別です。本村は令和７年４月に「北塩原村手話言語条例」を制定し、公式動画による手話の紹介、指文字の紹介及び手話出前講座を行っているほか、ヘルプマーク、ヘルプカード、耳マーク及び電話お願い手帳の周知と配布を行っています。基本施策の整理にあたっては、これらの既に動いている取組みをどの施策の下に置くかという形で検討します。</w:t>
+      </w:r>
+    </w:p>
+    <w:p>
+      <w:pPr>
+        <w:spacing w:after="0"/>
+      </w:pPr>
     </w:p>
     <w:p>
       <w:pPr>
@@ -46457,6 +46672,59 @@
         <w:rPr>
           <w:b w:val="0"/>
         </w:rPr>
+        <w:t>このうち、村民税非課税世帯であって重度心身障害者医療費の受給の対象となる方のみで構成される世帯は、既に対象に含まれています。したがって本村の状況は第２段階に当たり、まずは対象となる世帯の利用の実績を確かめ、次に、受給の対象とならない障がいのある方の世帯に必要とする方がいないかを確かめます。</w:t>
+      </w:r>
+    </w:p>
+    <w:tbl>
+      <w:tblPr>
+        <w:tblLook w:firstColumn="1" w:firstRow="1" w:lastColumn="0" w:lastRow="0" w:noHBand="0" w:noVBand="1" w:val="04A0"/>
+        <w:tblBorders>
+          <w:top w:val="single" w:sz="8" w:space="0" w:color="3D86C6"/>
+          <w:left w:val="single" w:sz="8" w:space="0" w:color="3D86C6"/>
+          <w:bottom w:val="single" w:sz="8" w:space="0" w:color="3D86C6"/>
+          <w:right w:val="single" w:sz="8" w:space="0" w:color="3D86C6"/>
+          <w:insideH w:val="single" w:sz="8" w:space="0" w:color="3D86C6"/>
+          <w:insideV w:val="single" w:sz="8" w:space="0" w:color="3D86C6"/>
+        </w:tblBorders>
+        <w:tblW w:w="9412" w:type="dxa"/>
+      </w:tblPr>
+      <w:tblGrid>
+        <w:gridCol w:w="9412"/>
+      </w:tblGrid>
+      <w:tr>
+        <w:tc>
+          <w:tcPr>
+            <w:tcW w:type="dxa" w:w="9412"/>
+            <w:tcW w:w="9412" w:type="dxa"/>
+            <w:shd w:val="clear" w:color="auto" w:fill="EEF5FB"/>
+          </w:tcPr>
+          <w:p>
+            <w:pPr>
+              <w:spacing w:after="0"/>
+            </w:pPr>
+            <w:r>
+              <w:rPr>
+                <w:sz w:val="20"/>
+              </w:rPr>
+              <w:t>【村へ確認（Ｍ-49・Ｍ-65）】重度心身障害者医療費の受給の対象となる方のみで構成される世帯の利用件数と、受給の対象とならない障がいのある方の世帯からの相談の有無を確認してください。あわせて、対象となる除雪の範囲（玄関から生活道路まで、灯油タンク・ガスボンベの周辺、屋根からの落雪、屋根の雪下ろし）と地区別の給付額を確認させてください。当方は村のホームページを直接確認できていないため、記載の内容を村にお確かめいただく必要があります。</w:t>
+            </w:r>
+          </w:p>
+        </w:tc>
+      </w:tr>
+    </w:tbl>
+    <w:p>
+      <w:pPr>
+        <w:spacing w:after="0"/>
+      </w:pPr>
+    </w:p>
+    <w:p>
+      <w:pPr>
+        <w:ind w:firstLine="220"/>
+      </w:pPr>
+      <w:r>
+        <w:rPr>
+          <w:b w:val="0"/>
+        </w:rPr>
         <w:t>確かめる事項は、対象要件、利用の実績、助成の内容（助成の上限、自己負担、除雪の範囲）、地区ごとに対応できる業者の有無、及び相談支援専門員や民生委員児童委員から既存の事業につなぐ運用の有無です。豪雪時の孤立、救急の搬送路の確保及び医療的ケアが必要な方の居宅への経路については、（11）の災害時の備え及び村の地域防災計画とあわせて整理します。</w:t>
       </w:r>
     </w:p>
@@ -50869,6 +51137,59 @@
         <w:t>移動支援事業の実績がないことについては、本村には村民向けの路線バスの無料化（令和６年度に創設した村民向け路線バスＩＣカード事業により、喜多方・裏磐梯間及び猪苗代・裏磐梯間の路線バスを無料としているもの）があり、外出の手段が一般の施策で足りている場合があります。一方で、自立支援協議会では、同行するだけの支援ではニーズを満たせず、介助者が車に乗せて一緒に行く形の支援（乗降の介助や車椅子での移送を含むもの）を求める声が多いという意見があり、村は移動支援の対象となる事業所の把握ができていなかったと回答しています。このため本計画では、実績がないことをニーズがないことと同じに扱わず、次のとおり切り分けて評価します。</w:t>
       </w:r>
     </w:p>
+    <w:p>
+      <w:pPr>
+        <w:ind w:firstLine="220"/>
+      </w:pPr>
+      <w:r>
+        <w:rPr>
+          <w:b w:val="0"/>
+        </w:rPr>
+        <w:t>意思疎通支援事業及び手話奉仕員養成研修事業については、本村が令和７年４月に「北塩原村手話言語条例」を制定していることを踏まえて見込みます。同条例は、手話が言語であるとの認識に基づき、村が手話の普及に関する施策を進めることを定めています。本村では、条例に基づき、村の公式動画による手話の紹介（令和７年４月から毎月）、指文字の紹介、及び村内の団体等へ出向く手話出前講座を行っています。手話出前講座は、保育園・幼稚園等、小中学校、医療機関・福祉施設、一般企業、行政機関及び行政区等の地域活動団体を対象とし、講師の派遣に要する費用は村が負担します。令和７年度は３回開催し、60人が参加しました。</w:t>
+      </w:r>
+    </w:p>
+    <w:tbl>
+      <w:tblPr>
+        <w:tblLook w:firstColumn="1" w:firstRow="1" w:lastColumn="0" w:lastRow="0" w:noHBand="0" w:noVBand="1" w:val="04A0"/>
+        <w:tblBorders>
+          <w:top w:val="single" w:sz="8" w:space="0" w:color="3D86C6"/>
+          <w:left w:val="single" w:sz="8" w:space="0" w:color="3D86C6"/>
+          <w:bottom w:val="single" w:sz="8" w:space="0" w:color="3D86C6"/>
+          <w:right w:val="single" w:sz="8" w:space="0" w:color="3D86C6"/>
+          <w:insideH w:val="single" w:sz="8" w:space="0" w:color="3D86C6"/>
+          <w:insideV w:val="single" w:sz="8" w:space="0" w:color="3D86C6"/>
+        </w:tblBorders>
+        <w:tblW w:w="9412" w:type="dxa"/>
+      </w:tblPr>
+      <w:tblGrid>
+        <w:gridCol w:w="9412"/>
+      </w:tblGrid>
+      <w:tr>
+        <w:tc>
+          <w:tcPr>
+            <w:tcW w:type="dxa" w:w="9412"/>
+            <w:tcW w:w="9412" w:type="dxa"/>
+            <w:shd w:val="clear" w:color="auto" w:fill="EEF5FB"/>
+          </w:tcPr>
+          <w:p>
+            <w:pPr>
+              <w:spacing w:after="0"/>
+            </w:pPr>
+            <w:r>
+              <w:rPr>
+                <w:sz w:val="20"/>
+              </w:rPr>
+              <w:t>【村へ確認（Ｍ-59・Ｍ-60）】公式動画の年度別の公開本数と再生回数、手話出前講座の年度別の開催団体数・参加者数・団体の属性を確認してください。手話奉仕員養成研修事業の見込量を令和９年度から令和11年度まで０人としていますが、条例に基づく施策がこれだけ動いていることを踏まえ、０人のままでよいかをあわせてご相談させてください。</w:t>
+            </w:r>
+          </w:p>
+        </w:tc>
+      </w:tr>
+    </w:tbl>
+    <w:p>
+      <w:pPr>
+        <w:spacing w:after="0"/>
+      </w:pPr>
+    </w:p>
     <w:tbl>
       <w:tblPr>
         <w:tblLook w:firstColumn="1" w:firstRow="1" w:lastColumn="0" w:lastRow="0" w:noHBand="0" w:noVBand="1" w:val="04A0"/>
@@ -51676,6 +51997,59 @@
         <w:lastRenderedPageBreak/>
         <w:t>進めることで、福祉サービスに対する理解や啓発に努めます。</w:t>
       </w:r>
+    </w:p>
+    <w:p>
+      <w:pPr>
+        <w:ind w:firstLine="220"/>
+      </w:pPr>
+      <w:r>
+        <w:rPr>
+          <w:b w:val="0"/>
+        </w:rPr>
+        <w:t>あわせて、外見から分かりにくい障がいや意思疎通の困難を周囲に伝えるための手段として、ヘルプマーク、ヘルプカード及び耳マークの周知と配布、並びに電話お願い手帳の配布を続けます。ヘルプカードには、障がいや病気の内容、緊急連絡先及び必要な支援を記載でき、災害時や体調を崩したときにも使えます。救急のときに持病や常用している薬を伝える様式（（11）に記載）とは記載する内容が重なるため、両者の使い分けを整理したうえで案内します。また、障がいを理由とする差別に関する相談の窓口（つなぐ窓口）についても、相談できる場所として周知します。</w:t>
+      </w:r>
+    </w:p>
+    <w:tbl>
+      <w:tblPr>
+        <w:tblLook w:firstColumn="1" w:firstRow="1" w:lastColumn="0" w:lastRow="0" w:noHBand="0" w:noVBand="1" w:val="04A0"/>
+        <w:tblBorders>
+          <w:top w:val="single" w:sz="8" w:space="0" w:color="3D86C6"/>
+          <w:left w:val="single" w:sz="8" w:space="0" w:color="3D86C6"/>
+          <w:bottom w:val="single" w:sz="8" w:space="0" w:color="3D86C6"/>
+          <w:right w:val="single" w:sz="8" w:space="0" w:color="3D86C6"/>
+          <w:insideH w:val="single" w:sz="8" w:space="0" w:color="3D86C6"/>
+          <w:insideV w:val="single" w:sz="8" w:space="0" w:color="3D86C6"/>
+        </w:tblBorders>
+        <w:tblW w:w="9412" w:type="dxa"/>
+      </w:tblPr>
+      <w:tblGrid>
+        <w:gridCol w:w="9412"/>
+      </w:tblGrid>
+      <w:tr>
+        <w:tc>
+          <w:tcPr>
+            <w:tcW w:type="dxa" w:w="9412"/>
+            <w:tcW w:w="9412" w:type="dxa"/>
+            <w:shd w:val="clear" w:color="auto" w:fill="EEF5FB"/>
+          </w:tcPr>
+          <w:p>
+            <w:pPr>
+              <w:spacing w:after="0"/>
+            </w:pPr>
+            <w:r>
+              <w:rPr>
+                <w:sz w:val="20"/>
+              </w:rPr>
+              <w:t>【村へ確認（Ｍ-61・Ｍ-62・Ｍ-63）】ヘルプマーク・ヘルプカード・耳マーク・電話お願い手帳の年度別の配布数と、障がいを理由とする差別に関する相談の件数・内容・対応の結果を確認してください。ヘルプカードと救急時の様式の使い分けについても整理が要ります。</w:t>
+            </w:r>
+          </w:p>
+        </w:tc>
+      </w:tr>
+    </w:tbl>
+    <w:p>
+      <w:pPr>
+        <w:spacing w:after="0"/>
+      </w:pPr>
     </w:p>
     <w:p>
       <w:pPr>

--- a/output/北塩原村_計画素案_正本_移植後.docx
+++ b/output/北塩原村_計画素案_正本_移植後.docx
@@ -54872,6 +54872,74 @@
     </w:tbl>
     <w:p>
       <w:pPr>
+        <w:spacing w:after="40"/>
+        <w:jc w:val="center"/>
+      </w:pPr>
+      <w:r>
+        <w:drawing>
+          <wp:inline xmlns:a="http://schemas.openxmlformats.org/drawingml/2006/main" xmlns:pic="http://schemas.openxmlformats.org/drawingml/2006/picture">
+            <wp:extent cx="5084064" cy="2807208"/>
+            <wp:docPr id="1992988452" name="Picture 1992988452"/>
+            <wp:cNvGraphicFramePr>
+              <a:graphicFrameLocks noChangeAspect="1"/>
+            </wp:cNvGraphicFramePr>
+            <a:graphic>
+              <a:graphicData uri="http://schemas.openxmlformats.org/drawingml/2006/picture">
+                <pic:pic>
+                  <pic:nvPicPr>
+                    <pic:cNvPr id="0" name="01_給付費の推移.png"/>
+                    <pic:cNvPicPr/>
+                  </pic:nvPicPr>
+                  <pic:blipFill>
+                    <a:blip r:embed="rId28"/>
+                    <a:stretch>
+                      <a:fillRect/>
+                    </a:stretch>
+                  </pic:blipFill>
+                  <pic:spPr>
+                    <a:xfrm>
+                      <a:off x="0" y="0"/>
+                      <a:ext cx="5084064" cy="2807208"/>
+                    </a:xfrm>
+                    <a:prstGeom prst="rect"/>
+                  </pic:spPr>
+                </pic:pic>
+              </a:graphicData>
+            </a:graphic>
+          </wp:inline>
+        </w:drawing>
+      </w:r>
+    </w:p>
+    <w:p>
+      <w:pPr>
+        <w:spacing w:after="0"/>
+        <w:jc w:val="center"/>
+      </w:pPr>
+      <w:r>
+        <w:rPr>
+          <w:sz w:val="19"/>
+        </w:rPr>
+        <w:t>障がい福祉サービス等に係る給付費の推移</w:t>
+      </w:r>
+    </w:p>
+    <w:p>
+      <w:pPr>
+        <w:spacing w:after="0"/>
+      </w:pPr>
+      <w:r>
+        <w:rPr>
+          <w:sz w:val="18"/>
+        </w:rPr>
+        <w:t>資料：村提供の障がいサービス給付実績</w:t>
+      </w:r>
+    </w:p>
+    <w:p>
+      <w:pPr>
+        <w:spacing w:after="0"/>
+      </w:pPr>
+    </w:p>
+    <w:p>
+      <w:pPr>
         <w:ind w:firstLine="220"/>
       </w:pPr>
       <w:r>
@@ -55682,6 +55750,74 @@
         </w:tc>
       </w:tr>
     </w:tbl>
+    <w:p>
+      <w:pPr>
+        <w:spacing w:after="40"/>
+        <w:jc w:val="center"/>
+      </w:pPr>
+      <w:r>
+        <w:drawing>
+          <wp:inline xmlns:a="http://schemas.openxmlformats.org/drawingml/2006/main" xmlns:pic="http://schemas.openxmlformats.org/drawingml/2006/picture">
+            <wp:extent cx="5532120" cy="2916936"/>
+            <wp:docPr id="1992988453" name="Picture 1992988453"/>
+            <wp:cNvGraphicFramePr>
+              <a:graphicFrameLocks noChangeAspect="1"/>
+            </wp:cNvGraphicFramePr>
+            <a:graphic>
+              <a:graphicData uri="http://schemas.openxmlformats.org/drawingml/2006/picture">
+                <pic:pic>
+                  <pic:nvPicPr>
+                    <pic:cNvPr id="0" name="02_サービス別の給付費.png"/>
+                    <pic:cNvPicPr/>
+                  </pic:nvPicPr>
+                  <pic:blipFill>
+                    <a:blip r:embed="rId29"/>
+                    <a:stretch>
+                      <a:fillRect/>
+                    </a:stretch>
+                  </pic:blipFill>
+                  <pic:spPr>
+                    <a:xfrm>
+                      <a:off x="0" y="0"/>
+                      <a:ext cx="5532120" cy="2916936"/>
+                    </a:xfrm>
+                    <a:prstGeom prst="rect"/>
+                  </pic:spPr>
+                </pic:pic>
+              </a:graphicData>
+            </a:graphic>
+          </wp:inline>
+        </w:drawing>
+      </w:r>
+    </w:p>
+    <w:p>
+      <w:pPr>
+        <w:spacing w:after="0"/>
+        <w:jc w:val="center"/>
+      </w:pPr>
+      <w:r>
+        <w:rPr>
+          <w:sz w:val="19"/>
+        </w:rPr>
+        <w:t>サービス別の給付費（令和７年度）</w:t>
+      </w:r>
+    </w:p>
+    <w:p>
+      <w:pPr>
+        <w:spacing w:after="0"/>
+      </w:pPr>
+      <w:r>
+        <w:rPr>
+          <w:sz w:val="18"/>
+        </w:rPr>
+        <w:t>資料：村提供の障がいサービス給付実績</w:t>
+      </w:r>
+    </w:p>
+    <w:p>
+      <w:pPr>
+        <w:spacing w:after="0"/>
+      </w:pPr>
+    </w:p>
     <w:p>
       <w:pPr>
         <w:pStyle w:val="ac"/>
@@ -56319,6 +56455,74 @@
         </w:tc>
       </w:tr>
     </w:tbl>
+    <w:p>
+      <w:pPr>
+        <w:spacing w:after="40"/>
+        <w:jc w:val="center"/>
+      </w:pPr>
+      <w:r>
+        <w:drawing>
+          <wp:inline xmlns:a="http://schemas.openxmlformats.org/drawingml/2006/main" xmlns:pic="http://schemas.openxmlformats.org/drawingml/2006/picture">
+            <wp:extent cx="4782312" cy="2702052"/>
+            <wp:docPr id="1992988454" name="Picture 1992988454"/>
+            <wp:cNvGraphicFramePr>
+              <a:graphicFrameLocks noChangeAspect="1"/>
+            </wp:cNvGraphicFramePr>
+            <a:graphic>
+              <a:graphicData uri="http://schemas.openxmlformats.org/drawingml/2006/picture">
+                <pic:pic>
+                  <pic:nvPicPr>
+                    <pic:cNvPr id="0" name="03_高齢化率の推移.png"/>
+                    <pic:cNvPicPr/>
+                  </pic:nvPicPr>
+                  <pic:blipFill>
+                    <a:blip r:embed="rId30"/>
+                    <a:stretch>
+                      <a:fillRect/>
+                    </a:stretch>
+                  </pic:blipFill>
+                  <pic:spPr>
+                    <a:xfrm>
+                      <a:off x="0" y="0"/>
+                      <a:ext cx="4782312" cy="2702052"/>
+                    </a:xfrm>
+                    <a:prstGeom prst="rect"/>
+                  </pic:spPr>
+                </pic:pic>
+              </a:graphicData>
+            </a:graphic>
+          </wp:inline>
+        </w:drawing>
+      </w:r>
+    </w:p>
+    <w:p>
+      <w:pPr>
+        <w:spacing w:after="0"/>
+        <w:jc w:val="center"/>
+      </w:pPr>
+      <w:r>
+        <w:rPr>
+          <w:sz w:val="19"/>
+        </w:rPr>
+        <w:t>高齢化率の推移</w:t>
+      </w:r>
+    </w:p>
+    <w:p>
+      <w:pPr>
+        <w:spacing w:after="0"/>
+      </w:pPr>
+      <w:r>
+        <w:rPr>
+          <w:sz w:val="18"/>
+        </w:rPr>
+        <w:t>資料：北塩原村（各年４月１日現在）</w:t>
+      </w:r>
+    </w:p>
+    <w:p>
+      <w:pPr>
+        <w:spacing w:after="0"/>
+      </w:pPr>
+    </w:p>
     <w:p>
       <w:pPr>
         <w:spacing w:before="20" w:after="120"/>
